--- a/Documentacion_Relojeria_IA.docx
+++ b/Documentacion_Relojeria_IA.docx
@@ -635,6 +635,102 @@
       </w:r>
     </w:p>
     <w:p>
+      <w:pPr>
+        <w:pStyle w:val="Heading3"/>
+      </w:pPr>
+      <w:r>
+        <w:t>3.6. Requerimientos de Seguridad (SEC)</w:t>
+      </w:r>
+    </w:p>
+    <w:p>
+      <w:pPr>
+        <w:pStyle w:val="NoSpacing"/>
+      </w:pPr>
+      <w:r>
+        <w:t>| ID | Nombre | Descripción | Actores | Prioridad | Criterios de Aceptación |</w:t>
+      </w:r>
+    </w:p>
+    <w:p>
+      <w:pPr>
+        <w:pStyle w:val="NoSpacing"/>
+      </w:pPr>
+      <w:r>
+        <w:t>| :--- | :--- | :--- | :--- | :---: | :--- |</w:t>
+      </w:r>
+    </w:p>
+    <w:p>
+      <w:pPr>
+        <w:pStyle w:val="NoSpacing"/>
+      </w:pPr>
+      <w:r>
+        <w:t>| **REQ-SEC-001** | Row Level Security (RLS) | Políticas en la DB para restringir acceso a nivel de fila según el `user_id` o `role`. | Sistema | Crítica | Ninguna consulta externa puede leer datos sin un JWT válido y permisos de rol asociados. |</w:t>
+      </w:r>
+    </w:p>
+    <w:p>
+      <w:pPr>
+        <w:pStyle w:val="NoSpacing"/>
+      </w:pPr>
+      <w:r>
+        <w:t>| **REQ-SEC-002** | Cifrado en Tránsito (SSL) | Garantía de que toda la comunicación entre cliente y servidor es vía HTTPS. | Sistema | Alta | Redirección automática de HTTP a HTTPS en todos los endpoints de la App y API. |</w:t>
+      </w:r>
+    </w:p>
+    <w:p>
+      <w:pPr>
+        <w:pStyle w:val="NoSpacing"/>
+      </w:pPr>
+      <w:r>
+        <w:t>| **REQ-SEC-003** | Gestión de Sesión | Expiración de tokens de acceso y renovación segura (JWT Refresh). | Sistema | Media | El usuario es redirigido al login tras un periodo de inactividad prolongado (config Supabase). |</w:t>
+      </w:r>
+    </w:p>
+    <w:p>
+      <w:pPr>
+        <w:pStyle w:val="NoSpacing"/>
+      </w:pPr>
+      <w:r>
+        <w:t>| **REQ-SEC-004** | Protección CSRF/XSS | Prevención de ataques mediante el uso de frames seguros y saneamiento de inputs. | Sistema | Alta | Uso de `cookies httpOnly` y políticas de seguridad de contenido (CSP) por defecto de Next.js. |</w:t>
+      </w:r>
+    </w:p>
+    <w:p>
+      <w:pPr>
+        <w:pStyle w:val="Heading3"/>
+      </w:pPr>
+      <w:r>
+        <w:t>3.7. Requerimientos de Fiabilidad y Mantenimiento (REL)</w:t>
+      </w:r>
+    </w:p>
+    <w:p>
+      <w:pPr>
+        <w:pStyle w:val="NoSpacing"/>
+      </w:pPr>
+      <w:r>
+        <w:t>| ID | Nombre | Descripción | Actores | Prioridad | Criterios de Aceptación |</w:t>
+      </w:r>
+    </w:p>
+    <w:p>
+      <w:pPr>
+        <w:pStyle w:val="NoSpacing"/>
+      </w:pPr>
+      <w:r>
+        <w:t>| :--- | :--- | :--- | :--- | :---: | :--- |</w:t>
+      </w:r>
+    </w:p>
+    <w:p>
+      <w:pPr>
+        <w:pStyle w:val="NoSpacing"/>
+      </w:pPr>
+      <w:r>
+        <w:t>| **REQ-REL-001** | Backup Automático | Copias de seguridad diarias de la base de datos PostgreSQL. | Sistema | Alta | Capacidad de restauración a un punto en el tiempo (PITR) de hasta 7 días. |</w:t>
+      </w:r>
+    </w:p>
+    <w:p>
+      <w:pPr>
+        <w:pStyle w:val="NoSpacing"/>
+      </w:pPr>
+      <w:r>
+        <w:t>| **REQ-REL-002** | Alta Disponibilidad | Garantía de tiempo en línea superior al 99.9%. | Sistema | Media | El sistema debe estar accesible sin interrupciones críticas durante el horario comercial. |</w:t>
+      </w:r>
+    </w:p>
+    <w:p>
       <w:r>
         <w:t>---</w:t>
       </w:r>
@@ -1858,6 +1954,54 @@
       </w:pPr>
       <w:r>
         <w:t>| **REQ-DOM-002** | `inventario/page.tsx` (Form Inputs) | ✅ | Validación de números positivos y decimales. |</w:t>
+      </w:r>
+    </w:p>
+    <w:p>
+      <w:pPr>
+        <w:pStyle w:val="NoSpacing"/>
+      </w:pPr>
+      <w:r>
+        <w:t>| **REQ-SEC-001** | `ARCHITECTURE.md` (WIP) / Supabase | 🏗️ | *En revision de politicas RLS.* |</w:t>
+      </w:r>
+    </w:p>
+    <w:p>
+      <w:pPr>
+        <w:pStyle w:val="NoSpacing"/>
+      </w:pPr>
+      <w:r>
+        <w:t>| **REQ-SEC-002** | Infraestructura (Vercel/Supabase) | ✅ | Forzado de SSL en todos los dominios. |</w:t>
+      </w:r>
+    </w:p>
+    <w:p>
+      <w:pPr>
+        <w:pStyle w:val="NoSpacing"/>
+      </w:pPr>
+      <w:r>
+        <w:t>| **REQ-SEC-003** | `AuthProvider.tsx` (JWT Config) | ✅ | Expiración de sesión gestionada por Supabase. |</w:t>
+      </w:r>
+    </w:p>
+    <w:p>
+      <w:pPr>
+        <w:pStyle w:val="NoSpacing"/>
+      </w:pPr>
+      <w:r>
+        <w:t>| **REQ-SEC-004** | `lib/supabase.ts` / Next.js | ✅ | Prevención nativa de Inyecciones y XSS. |</w:t>
+      </w:r>
+    </w:p>
+    <w:p>
+      <w:pPr>
+        <w:pStyle w:val="NoSpacing"/>
+      </w:pPr>
+      <w:r>
+        <w:t>| **REQ-REL-001** | Infraestructura (Supabase) | ✅ | Backups diarios automáticos habilitados. |</w:t>
+      </w:r>
+    </w:p>
+    <w:p>
+      <w:pPr>
+        <w:pStyle w:val="NoSpacing"/>
+      </w:pPr>
+      <w:r>
+        <w:t>| **REQ-REL-002** | Infraestructura (Supabase) | ✅ | SLA de disponibilidad del 99.9%. |</w:t>
       </w:r>
     </w:p>
     <w:p>

--- a/Documentacion_Relojeria_IA.docx
+++ b/Documentacion_Relojeria_IA.docx
@@ -5,17 +5,31 @@
     <w:p>
       <w:pPr>
         <w:pStyle w:val="Title"/>
+        <w:jc w:val="center"/>
       </w:pPr>
       <w:r>
-        <w:t>Documentación del Proyecto: RELOJERÍA IA</w:t>
+        <w:t>SISTEMA ADMINISTRATIVO - RELOJERÍA IA</w:t>
       </w:r>
     </w:p>
     <w:p>
       <w:pPr>
+        <w:jc w:val="center"/>
+      </w:pPr>
+      <w:r>
+        <w:t>Documentación Técnica Consolidada (v10.8 TITANIUM-STABLE)</w:t>
+      </w:r>
+    </w:p>
+    <w:p>
+      <w:r>
+        <w:br w:type="page"/>
+      </w:r>
+    </w:p>
+    <w:p>
+      <w:pPr>
         <w:pStyle w:val="Heading1"/>
       </w:pPr>
       <w:r>
-        <w:t>Readme</w:t>
+        <w:t>README</w:t>
       </w:r>
     </w:p>
     <w:p>
@@ -28,7 +42,7 @@
     </w:p>
     <w:p>
       <w:r>
-        <w:t>Sistema integral para la gestión de una relojería, diseñado para optimizar el inventario, seguimiento de reparaciones, control financiero y gestión de deudas.</w:t>
+        <w:t>**Estado Actual:** `v10.8 - TITANIUM-STABLE` (Estabilidad de Sesión y Hidratación garantizada)</w:t>
       </w:r>
     </w:p>
     <w:p>
@@ -287,11 +301,16 @@
       </w:r>
     </w:p>
     <w:p>
+      <w:r>
+        <w:br w:type="page"/>
+      </w:r>
+    </w:p>
+    <w:p>
       <w:pPr>
         <w:pStyle w:val="Heading1"/>
       </w:pPr>
       <w:r>
-        <w:t>Prd</w:t>
+        <w:t>PRD</w:t>
       </w:r>
     </w:p>
     <w:p>
@@ -304,7 +323,7 @@
     </w:p>
     <w:p>
       <w:r>
-        <w:t>**Estado:** Versión 1.1 (Modernizada)</w:t>
+        <w:t>**Estado:** Versión 1.2 (Estabilizada &amp; Profesionalizada)</w:t>
       </w:r>
     </w:p>
     <w:p>
@@ -338,54 +357,128 @@
         <w:t>📈 2. KPIs (Indicadores Clave de Desempeño)</w:t>
       </w:r>
     </w:p>
-    <w:p>
-      <w:pPr>
-        <w:pStyle w:val="NoSpacing"/>
-      </w:pPr>
-      <w:r>
-        <w:t>| KPI | Meta (6 meses) |</w:t>
-      </w:r>
-    </w:p>
-    <w:p>
-      <w:pPr>
-        <w:pStyle w:val="NoSpacing"/>
-      </w:pPr>
-      <w:r>
-        <w:t>| :--- | :--- |</w:t>
-      </w:r>
-    </w:p>
-    <w:p>
-      <w:pPr>
-        <w:pStyle w:val="NoSpacing"/>
-      </w:pPr>
-      <w:r>
-        <w:t>| **Búsqueda de Stock** | Reducción del 80% en tiempo de consulta. |</w:t>
-      </w:r>
-    </w:p>
-    <w:p>
-      <w:pPr>
-        <w:pStyle w:val="NoSpacing"/>
-      </w:pPr>
-      <w:r>
-        <w:t>| **Exactitud de Caja** | 100% de coincidencia entre sistema y efectivo. |</w:t>
-      </w:r>
-    </w:p>
-    <w:p>
-      <w:pPr>
-        <w:pStyle w:val="NoSpacing"/>
-      </w:pPr>
-      <w:r>
-        <w:t>| **Tiempo de Reparación** | Visibilidad del 100% en cuellos de botella del taller. |</w:t>
-      </w:r>
-    </w:p>
-    <w:p>
-      <w:pPr>
-        <w:pStyle w:val="NoSpacing"/>
-      </w:pPr>
-      <w:r>
-        <w:t>| **Retención de Clientes** | Trazabilidad total de garantías para soporte post-venta. |</w:t>
-      </w:r>
-    </w:p>
+    <w:tbl>
+      <w:tblPr>
+        <w:tblStyle w:val="TableGrid"/>
+        <w:tblW w:type="auto" w:w="0"/>
+        <w:tblLook w:firstColumn="1" w:firstRow="1" w:lastColumn="0" w:lastRow="0" w:noHBand="0" w:noVBand="1" w:val="04A0"/>
+      </w:tblPr>
+      <w:tblGrid>
+        <w:gridCol w:w="4320"/>
+        <w:gridCol w:w="4320"/>
+      </w:tblGrid>
+      <w:tr>
+        <w:tc>
+          <w:tcPr>
+            <w:tcW w:type="dxa" w:w="4320"/>
+          </w:tcPr>
+          <w:p>
+            <w:r>
+              <w:t>KPI</w:t>
+            </w:r>
+          </w:p>
+        </w:tc>
+        <w:tc>
+          <w:tcPr>
+            <w:tcW w:type="dxa" w:w="4320"/>
+          </w:tcPr>
+          <w:p>
+            <w:r>
+              <w:t>Meta (6 meses)</w:t>
+            </w:r>
+          </w:p>
+        </w:tc>
+      </w:tr>
+      <w:tr>
+        <w:tc>
+          <w:tcPr>
+            <w:tcW w:type="dxa" w:w="4320"/>
+          </w:tcPr>
+          <w:p>
+            <w:r>
+              <w:t>**Búsqueda de Stock**</w:t>
+            </w:r>
+          </w:p>
+        </w:tc>
+        <w:tc>
+          <w:tcPr>
+            <w:tcW w:type="dxa" w:w="4320"/>
+          </w:tcPr>
+          <w:p>
+            <w:r>
+              <w:t>Reducción del 80% en tiempo de consulta.</w:t>
+            </w:r>
+          </w:p>
+        </w:tc>
+      </w:tr>
+      <w:tr>
+        <w:tc>
+          <w:tcPr>
+            <w:tcW w:type="dxa" w:w="4320"/>
+          </w:tcPr>
+          <w:p>
+            <w:r>
+              <w:t>**Exactitud de Caja**</w:t>
+            </w:r>
+          </w:p>
+        </w:tc>
+        <w:tc>
+          <w:tcPr>
+            <w:tcW w:type="dxa" w:w="4320"/>
+          </w:tcPr>
+          <w:p>
+            <w:r>
+              <w:t>100% de coincidencia entre sistema y efectivo.</w:t>
+            </w:r>
+          </w:p>
+        </w:tc>
+      </w:tr>
+      <w:tr>
+        <w:tc>
+          <w:tcPr>
+            <w:tcW w:type="dxa" w:w="4320"/>
+          </w:tcPr>
+          <w:p>
+            <w:r>
+              <w:t>**Tiempo de Reparación**</w:t>
+            </w:r>
+          </w:p>
+        </w:tc>
+        <w:tc>
+          <w:tcPr>
+            <w:tcW w:type="dxa" w:w="4320"/>
+          </w:tcPr>
+          <w:p>
+            <w:r>
+              <w:t>Visibilidad del 100% en cuellos de botella del taller.</w:t>
+            </w:r>
+          </w:p>
+        </w:tc>
+      </w:tr>
+      <w:tr>
+        <w:tc>
+          <w:tcPr>
+            <w:tcW w:type="dxa" w:w="4320"/>
+          </w:tcPr>
+          <w:p>
+            <w:r>
+              <w:t>**Retención de Clientes**</w:t>
+            </w:r>
+          </w:p>
+        </w:tc>
+        <w:tc>
+          <w:tcPr>
+            <w:tcW w:type="dxa" w:w="4320"/>
+          </w:tcPr>
+          <w:p>
+            <w:r>
+              <w:t>Trazabilidad total de garantías para soporte post-venta.</w:t>
+            </w:r>
+          </w:p>
+        </w:tc>
+      </w:tr>
+    </w:tbl>
+    <w:p/>
     <w:p>
       <w:pPr>
         <w:pStyle w:val="Heading2"/>
@@ -402,62 +495,766 @@
         <w:t>3.1. Requerimientos Funcionales (FUN)</w:t>
       </w:r>
     </w:p>
-    <w:p>
-      <w:pPr>
-        <w:pStyle w:val="NoSpacing"/>
-      </w:pPr>
-      <w:r>
-        <w:t>| ID | Nombre | Descripción | Actores | Prioridad | Criterios de Aceptación |</w:t>
-      </w:r>
-    </w:p>
-    <w:p>
-      <w:pPr>
-        <w:pStyle w:val="NoSpacing"/>
-      </w:pPr>
-      <w:r>
-        <w:t>| :--- | :--- | :--- | :--- | :---: | :--- |</w:t>
-      </w:r>
-    </w:p>
-    <w:p>
-      <w:pPr>
-        <w:pStyle w:val="NoSpacing"/>
-      </w:pPr>
-      <w:r>
-        <w:t>| **REQ-FUN-001** | Autenticación | Inicio de sesión seguro vía Email y Password. | Todos | Crítica | Acceso concedido solo a usuarios registrados; redirección automática al dashboard. |</w:t>
-      </w:r>
-    </w:p>
-    <w:p>
-      <w:pPr>
-        <w:pStyle w:val="NoSpacing"/>
-      </w:pPr>
-      <w:r>
-        <w:t>| **REQ-FUN-002** | Gestión de Inventario | CRUD completo de productos (Relojes, Repuestos). | Admin, Recepción | Alta | Los cambios se reflejan en tiempo real; validación de campos obligatorios. |</w:t>
-      </w:r>
-    </w:p>
-    <w:p>
-      <w:pPr>
-        <w:pStyle w:val="NoSpacing"/>
-      </w:pPr>
-      <w:r>
-        <w:t>| **REQ-FUN-003** | Control de Stock | Alertas visuales automáticas cuando el stock es ≤ stock_minimo. | Todos | Alta | Badge "REABASTECER" visible; cálculo automático en el dashboard. |</w:t>
-      </w:r>
-    </w:p>
-    <w:p>
-      <w:pPr>
-        <w:pStyle w:val="NoSpacing"/>
-      </w:pPr>
-      <w:r>
-        <w:t>| **REQ-FUN-004** | Valoración de Activos | Cálculo automático del valor de compra y venta total del stock. | Admin | Media | Suma total visible en la cabecera del inventario y dashboard administrativo. |</w:t>
-      </w:r>
-    </w:p>
-    <w:p>
-      <w:pPr>
-        <w:pStyle w:val="NoSpacing"/>
-      </w:pPr>
-      <w:r>
-        <w:t>| **REQ-FUN-005** | Gestión de Equipo | Administración de perfiles de usuario y estados de cuenta. | Admin | Alta | El Admin puede activar/desactivar usuarios; no puede desactivarse a sí mismo. |</w:t>
-      </w:r>
-    </w:p>
+    <w:tbl>
+      <w:tblPr>
+        <w:tblStyle w:val="TableGrid"/>
+        <w:tblW w:type="auto" w:w="0"/>
+        <w:tblLook w:firstColumn="1" w:firstRow="1" w:lastColumn="0" w:lastRow="0" w:noHBand="0" w:noVBand="1" w:val="04A0"/>
+      </w:tblPr>
+      <w:tblGrid>
+        <w:gridCol w:w="1440"/>
+        <w:gridCol w:w="1440"/>
+        <w:gridCol w:w="1440"/>
+        <w:gridCol w:w="1440"/>
+        <w:gridCol w:w="1440"/>
+        <w:gridCol w:w="1440"/>
+      </w:tblGrid>
+      <w:tr>
+        <w:tc>
+          <w:tcPr>
+            <w:tcW w:type="dxa" w:w="1440"/>
+          </w:tcPr>
+          <w:p>
+            <w:r>
+              <w:t>ID</w:t>
+            </w:r>
+          </w:p>
+        </w:tc>
+        <w:tc>
+          <w:tcPr>
+            <w:tcW w:type="dxa" w:w="1440"/>
+          </w:tcPr>
+          <w:p>
+            <w:r>
+              <w:t>Nombre</w:t>
+            </w:r>
+          </w:p>
+        </w:tc>
+        <w:tc>
+          <w:tcPr>
+            <w:tcW w:type="dxa" w:w="1440"/>
+          </w:tcPr>
+          <w:p>
+            <w:r>
+              <w:t>Descripción</w:t>
+            </w:r>
+          </w:p>
+        </w:tc>
+        <w:tc>
+          <w:tcPr>
+            <w:tcW w:type="dxa" w:w="1440"/>
+          </w:tcPr>
+          <w:p>
+            <w:r>
+              <w:t>Actores</w:t>
+            </w:r>
+          </w:p>
+        </w:tc>
+        <w:tc>
+          <w:tcPr>
+            <w:tcW w:type="dxa" w:w="1440"/>
+          </w:tcPr>
+          <w:p>
+            <w:r>
+              <w:t>Prioridad</w:t>
+            </w:r>
+          </w:p>
+        </w:tc>
+        <w:tc>
+          <w:tcPr>
+            <w:tcW w:type="dxa" w:w="1440"/>
+          </w:tcPr>
+          <w:p>
+            <w:r>
+              <w:t>Criterios de Aceptación</w:t>
+            </w:r>
+          </w:p>
+        </w:tc>
+      </w:tr>
+      <w:tr>
+        <w:tc>
+          <w:tcPr>
+            <w:tcW w:type="dxa" w:w="1440"/>
+          </w:tcPr>
+          <w:p>
+            <w:r>
+              <w:t>**REQ-FUN-001**</w:t>
+            </w:r>
+          </w:p>
+        </w:tc>
+        <w:tc>
+          <w:tcPr>
+            <w:tcW w:type="dxa" w:w="1440"/>
+          </w:tcPr>
+          <w:p>
+            <w:r>
+              <w:t>Autenticación</w:t>
+            </w:r>
+          </w:p>
+        </w:tc>
+        <w:tc>
+          <w:tcPr>
+            <w:tcW w:type="dxa" w:w="1440"/>
+          </w:tcPr>
+          <w:p>
+            <w:r>
+              <w:t>Inicio de sesión seguro vía Email y Password.</w:t>
+            </w:r>
+          </w:p>
+        </w:tc>
+        <w:tc>
+          <w:tcPr>
+            <w:tcW w:type="dxa" w:w="1440"/>
+          </w:tcPr>
+          <w:p>
+            <w:r>
+              <w:t>Todos</w:t>
+            </w:r>
+          </w:p>
+        </w:tc>
+        <w:tc>
+          <w:tcPr>
+            <w:tcW w:type="dxa" w:w="1440"/>
+          </w:tcPr>
+          <w:p>
+            <w:r>
+              <w:t>Crítica</w:t>
+            </w:r>
+          </w:p>
+        </w:tc>
+        <w:tc>
+          <w:tcPr>
+            <w:tcW w:type="dxa" w:w="1440"/>
+          </w:tcPr>
+          <w:p>
+            <w:r>
+              <w:t>Acceso concedido solo a usuarios registrados; redirección automática al dashboard.</w:t>
+            </w:r>
+          </w:p>
+        </w:tc>
+      </w:tr>
+      <w:tr>
+        <w:tc>
+          <w:tcPr>
+            <w:tcW w:type="dxa" w:w="1440"/>
+          </w:tcPr>
+          <w:p>
+            <w:r>
+              <w:t>**REQ-FUN-002**</w:t>
+            </w:r>
+          </w:p>
+        </w:tc>
+        <w:tc>
+          <w:tcPr>
+            <w:tcW w:type="dxa" w:w="1440"/>
+          </w:tcPr>
+          <w:p>
+            <w:r>
+              <w:t>Gestión de Inventario</w:t>
+            </w:r>
+          </w:p>
+        </w:tc>
+        <w:tc>
+          <w:tcPr>
+            <w:tcW w:type="dxa" w:w="1440"/>
+          </w:tcPr>
+          <w:p>
+            <w:r>
+              <w:t>CRUD completo de productos (Relojes, Repuestos).</w:t>
+            </w:r>
+          </w:p>
+        </w:tc>
+        <w:tc>
+          <w:tcPr>
+            <w:tcW w:type="dxa" w:w="1440"/>
+          </w:tcPr>
+          <w:p>
+            <w:r>
+              <w:t>Admin, Recepción</w:t>
+            </w:r>
+          </w:p>
+        </w:tc>
+        <w:tc>
+          <w:tcPr>
+            <w:tcW w:type="dxa" w:w="1440"/>
+          </w:tcPr>
+          <w:p>
+            <w:r>
+              <w:t>Alta</w:t>
+            </w:r>
+          </w:p>
+        </w:tc>
+        <w:tc>
+          <w:tcPr>
+            <w:tcW w:type="dxa" w:w="1440"/>
+          </w:tcPr>
+          <w:p>
+            <w:r>
+              <w:t>Los cambios se reflejan en tiempo real; validación de campos obligatorios.</w:t>
+            </w:r>
+          </w:p>
+        </w:tc>
+      </w:tr>
+      <w:tr>
+        <w:tc>
+          <w:tcPr>
+            <w:tcW w:type="dxa" w:w="1440"/>
+          </w:tcPr>
+          <w:p>
+            <w:r>
+              <w:t>**REQ-FUN-003**</w:t>
+            </w:r>
+          </w:p>
+        </w:tc>
+        <w:tc>
+          <w:tcPr>
+            <w:tcW w:type="dxa" w:w="1440"/>
+          </w:tcPr>
+          <w:p>
+            <w:r>
+              <w:t>Control de Stock</w:t>
+            </w:r>
+          </w:p>
+        </w:tc>
+        <w:tc>
+          <w:tcPr>
+            <w:tcW w:type="dxa" w:w="1440"/>
+          </w:tcPr>
+          <w:p>
+            <w:r>
+              <w:t>Alertas visuales automáticas cuando el stock es ≤ stock_minimo.</w:t>
+            </w:r>
+          </w:p>
+        </w:tc>
+        <w:tc>
+          <w:tcPr>
+            <w:tcW w:type="dxa" w:w="1440"/>
+          </w:tcPr>
+          <w:p>
+            <w:r>
+              <w:t>Todos</w:t>
+            </w:r>
+          </w:p>
+        </w:tc>
+        <w:tc>
+          <w:tcPr>
+            <w:tcW w:type="dxa" w:w="1440"/>
+          </w:tcPr>
+          <w:p>
+            <w:r>
+              <w:t>Alta</w:t>
+            </w:r>
+          </w:p>
+        </w:tc>
+        <w:tc>
+          <w:tcPr>
+            <w:tcW w:type="dxa" w:w="1440"/>
+          </w:tcPr>
+          <w:p>
+            <w:r>
+              <w:t>Badge "REABASTECER" visible; cálculo automático en el dashboard.</w:t>
+            </w:r>
+          </w:p>
+        </w:tc>
+      </w:tr>
+      <w:tr>
+        <w:tc>
+          <w:tcPr>
+            <w:tcW w:type="dxa" w:w="1440"/>
+          </w:tcPr>
+          <w:p>
+            <w:r>
+              <w:t>**REQ-FUN-004**</w:t>
+            </w:r>
+          </w:p>
+        </w:tc>
+        <w:tc>
+          <w:tcPr>
+            <w:tcW w:type="dxa" w:w="1440"/>
+          </w:tcPr>
+          <w:p>
+            <w:r>
+              <w:t>Valoración de Activos</w:t>
+            </w:r>
+          </w:p>
+        </w:tc>
+        <w:tc>
+          <w:tcPr>
+            <w:tcW w:type="dxa" w:w="1440"/>
+          </w:tcPr>
+          <w:p>
+            <w:r>
+              <w:t>Cálculo automático del valor de compra y venta total del stock.</w:t>
+            </w:r>
+          </w:p>
+        </w:tc>
+        <w:tc>
+          <w:tcPr>
+            <w:tcW w:type="dxa" w:w="1440"/>
+          </w:tcPr>
+          <w:p>
+            <w:r>
+              <w:t>Admin</w:t>
+            </w:r>
+          </w:p>
+        </w:tc>
+        <w:tc>
+          <w:tcPr>
+            <w:tcW w:type="dxa" w:w="1440"/>
+          </w:tcPr>
+          <w:p>
+            <w:r>
+              <w:t>Media</w:t>
+            </w:r>
+          </w:p>
+        </w:tc>
+        <w:tc>
+          <w:tcPr>
+            <w:tcW w:type="dxa" w:w="1440"/>
+          </w:tcPr>
+          <w:p>
+            <w:r>
+              <w:t>Suma total visible en la cabecera del inventario y dashboard administrativo.</w:t>
+            </w:r>
+          </w:p>
+        </w:tc>
+      </w:tr>
+      <w:tr>
+        <w:tc>
+          <w:tcPr>
+            <w:tcW w:type="dxa" w:w="1440"/>
+          </w:tcPr>
+          <w:p>
+            <w:r>
+              <w:t>**REQ-FUN-005**</w:t>
+            </w:r>
+          </w:p>
+        </w:tc>
+        <w:tc>
+          <w:tcPr>
+            <w:tcW w:type="dxa" w:w="1440"/>
+          </w:tcPr>
+          <w:p>
+            <w:r>
+              <w:t>Gestión de Equipo</w:t>
+            </w:r>
+          </w:p>
+        </w:tc>
+        <w:tc>
+          <w:tcPr>
+            <w:tcW w:type="dxa" w:w="1440"/>
+          </w:tcPr>
+          <w:p>
+            <w:r>
+              <w:t>Administración de perfiles de usuario y estados de cuenta.</w:t>
+            </w:r>
+          </w:p>
+        </w:tc>
+        <w:tc>
+          <w:tcPr>
+            <w:tcW w:type="dxa" w:w="1440"/>
+          </w:tcPr>
+          <w:p>
+            <w:r>
+              <w:t>Admin</w:t>
+            </w:r>
+          </w:p>
+        </w:tc>
+        <w:tc>
+          <w:tcPr>
+            <w:tcW w:type="dxa" w:w="1440"/>
+          </w:tcPr>
+          <w:p>
+            <w:r>
+              <w:t>Alta</w:t>
+            </w:r>
+          </w:p>
+        </w:tc>
+        <w:tc>
+          <w:tcPr>
+            <w:tcW w:type="dxa" w:w="1440"/>
+          </w:tcPr>
+          <w:p>
+            <w:r>
+              <w:t>El Admin puede activar/desactivar usuarios; no puede desactivarse a sí mismo.</w:t>
+            </w:r>
+          </w:p>
+        </w:tc>
+      </w:tr>
+      <w:tr>
+        <w:tc>
+          <w:tcPr>
+            <w:tcW w:type="dxa" w:w="1440"/>
+          </w:tcPr>
+          <w:p>
+            <w:r>
+              <w:t>**REQ-FUN-006**</w:t>
+            </w:r>
+          </w:p>
+        </w:tc>
+        <w:tc>
+          <w:tcPr>
+            <w:tcW w:type="dxa" w:w="1440"/>
+          </w:tcPr>
+          <w:p>
+            <w:r>
+              <w:t>Monitoreo de Carga</w:t>
+            </w:r>
+          </w:p>
+        </w:tc>
+        <w:tc>
+          <w:tcPr>
+            <w:tcW w:type="dxa" w:w="1440"/>
+          </w:tcPr>
+          <w:p>
+            <w:r>
+              <w:t>Visualización de reparaciones pendientes por técnico para balance de taller.</w:t>
+            </w:r>
+          </w:p>
+        </w:tc>
+        <w:tc>
+          <w:tcPr>
+            <w:tcW w:type="dxa" w:w="1440"/>
+          </w:tcPr>
+          <w:p>
+            <w:r>
+              <w:t>Admin</w:t>
+            </w:r>
+          </w:p>
+        </w:tc>
+        <w:tc>
+          <w:tcPr>
+            <w:tcW w:type="dxa" w:w="1440"/>
+          </w:tcPr>
+          <w:p>
+            <w:r>
+              <w:t>Media</w:t>
+            </w:r>
+          </w:p>
+        </w:tc>
+        <w:tc>
+          <w:tcPr>
+            <w:tcW w:type="dxa" w:w="1440"/>
+          </w:tcPr>
+          <w:p>
+            <w:r>
+              <w:t>Dashboard de carga visible en el módulo de reparaciones con conteo dinámico.</w:t>
+            </w:r>
+          </w:p>
+        </w:tc>
+      </w:tr>
+      <w:tr>
+        <w:tc>
+          <w:tcPr>
+            <w:tcW w:type="dxa" w:w="1440"/>
+          </w:tcPr>
+          <w:p>
+            <w:r>
+              <w:t>**REQ-FUN-007**</w:t>
+            </w:r>
+          </w:p>
+        </w:tc>
+        <w:tc>
+          <w:tcPr>
+            <w:tcW w:type="dxa" w:w="1440"/>
+          </w:tcPr>
+          <w:p>
+            <w:r>
+              <w:t>Historial de Eventos</w:t>
+            </w:r>
+          </w:p>
+        </w:tc>
+        <w:tc>
+          <w:tcPr>
+            <w:tcW w:type="dxa" w:w="1440"/>
+          </w:tcPr>
+          <w:p>
+            <w:r>
+              <w:t>Registro de auditoría para cada cambio de estado o nota en una reparación.</w:t>
+            </w:r>
+          </w:p>
+        </w:tc>
+        <w:tc>
+          <w:tcPr>
+            <w:tcW w:type="dxa" w:w="1440"/>
+          </w:tcPr>
+          <w:p>
+            <w:r>
+              <w:t>Todos</w:t>
+            </w:r>
+          </w:p>
+        </w:tc>
+        <w:tc>
+          <w:tcPr>
+            <w:tcW w:type="dxa" w:w="1440"/>
+          </w:tcPr>
+          <w:p>
+            <w:r>
+              <w:t>Alta</w:t>
+            </w:r>
+          </w:p>
+        </w:tc>
+        <w:tc>
+          <w:tcPr>
+            <w:tcW w:type="dxa" w:w="1440"/>
+          </w:tcPr>
+          <w:p>
+            <w:r>
+              <w:t>Botón de "Historial" que despliega un modal con la traza de eventos y autor.</w:t>
+            </w:r>
+          </w:p>
+        </w:tc>
+      </w:tr>
+      <w:tr>
+        <w:tc>
+          <w:tcPr>
+            <w:tcW w:type="dxa" w:w="1440"/>
+          </w:tcPr>
+          <w:p>
+            <w:r>
+              <w:t>**REQ-FUN-008**</w:t>
+            </w:r>
+          </w:p>
+        </w:tc>
+        <w:tc>
+          <w:tcPr>
+            <w:tcW w:type="dxa" w:w="1440"/>
+          </w:tcPr>
+          <w:p>
+            <w:r>
+              <w:t>Integración de Insumos</w:t>
+            </w:r>
+          </w:p>
+        </w:tc>
+        <w:tc>
+          <w:tcPr>
+            <w:tcW w:type="dxa" w:w="1440"/>
+          </w:tcPr>
+          <w:p>
+            <w:r>
+              <w:t>Capacidad de descontar repuestos del inventario al aplicarlos a una reparación.</w:t>
+            </w:r>
+          </w:p>
+        </w:tc>
+        <w:tc>
+          <w:tcPr>
+            <w:tcW w:type="dxa" w:w="1440"/>
+          </w:tcPr>
+          <w:p>
+            <w:r>
+              <w:t>Técnico, Admin</w:t>
+            </w:r>
+          </w:p>
+        </w:tc>
+        <w:tc>
+          <w:tcPr>
+            <w:tcW w:type="dxa" w:w="1440"/>
+          </w:tcPr>
+          <w:p>
+            <w:r>
+              <w:t>Alta</w:t>
+            </w:r>
+          </w:p>
+        </w:tc>
+        <w:tc>
+          <w:tcPr>
+            <w:tcW w:type="dxa" w:w="1440"/>
+          </w:tcPr>
+          <w:p>
+            <w:r>
+              <w:t>Selección de insumos desde el inventario; actualización automática de stock al vincular.</w:t>
+            </w:r>
+          </w:p>
+        </w:tc>
+      </w:tr>
+      <w:tr>
+        <w:tc>
+          <w:tcPr>
+            <w:tcW w:type="dxa" w:w="1440"/>
+          </w:tcPr>
+          <w:p>
+            <w:r>
+              <w:t>**REQ-FUN-009**</w:t>
+            </w:r>
+          </w:p>
+        </w:tc>
+        <w:tc>
+          <w:tcPr>
+            <w:tcW w:type="dxa" w:w="1440"/>
+          </w:tcPr>
+          <w:p>
+            <w:r>
+              <w:t>Gestión de Garantías</w:t>
+            </w:r>
+          </w:p>
+        </w:tc>
+        <w:tc>
+          <w:tcPr>
+            <w:tcW w:type="dxa" w:w="1440"/>
+          </w:tcPr>
+          <w:p>
+            <w:r>
+              <w:t>Identificación automática de re-ingresos para control de calidad.</w:t>
+            </w:r>
+          </w:p>
+        </w:tc>
+        <w:tc>
+          <w:tcPr>
+            <w:tcW w:type="dxa" w:w="1440"/>
+          </w:tcPr>
+          <w:p>
+            <w:r>
+              <w:t>Todos</w:t>
+            </w:r>
+          </w:p>
+        </w:tc>
+        <w:tc>
+          <w:tcPr>
+            <w:tcW w:type="dxa" w:w="1440"/>
+          </w:tcPr>
+          <w:p>
+            <w:r>
+              <w:t>Alta</w:t>
+            </w:r>
+          </w:p>
+        </w:tc>
+        <w:tc>
+          <w:tcPr>
+            <w:tcW w:type="dxa" w:w="1440"/>
+          </w:tcPr>
+          <w:p>
+            <w:r>
+              <w:t>Campo "Veces en Garantía" visible; alertas si el ticket es reincidente.</w:t>
+            </w:r>
+          </w:p>
+        </w:tc>
+      </w:tr>
+      <w:tr>
+        <w:tc>
+          <w:tcPr>
+            <w:tcW w:type="dxa" w:w="1440"/>
+          </w:tcPr>
+          <w:p>
+            <w:r>
+              <w:t>**REQ-FUN-010**</w:t>
+            </w:r>
+          </w:p>
+        </w:tc>
+        <w:tc>
+          <w:tcPr>
+            <w:tcW w:type="dxa" w:w="1440"/>
+          </w:tcPr>
+          <w:p>
+            <w:r>
+              <w:t>Cierre de Caja Diario</w:t>
+            </w:r>
+          </w:p>
+        </w:tc>
+        <w:tc>
+          <w:tcPr>
+            <w:tcW w:type="dxa" w:w="1440"/>
+          </w:tcPr>
+          <w:p>
+            <w:r>
+              <w:t>Proceso mandatorio de arqueo y cierre al finalizar el día operativo.</w:t>
+            </w:r>
+          </w:p>
+        </w:tc>
+        <w:tc>
+          <w:tcPr>
+            <w:tcW w:type="dxa" w:w="1440"/>
+          </w:tcPr>
+          <w:p>
+            <w:r>
+              <w:t>Admin, Recepción</w:t>
+            </w:r>
+          </w:p>
+        </w:tc>
+        <w:tc>
+          <w:tcPr>
+            <w:tcW w:type="dxa" w:w="1440"/>
+          </w:tcPr>
+          <w:p>
+            <w:r>
+              <w:t>Crítica</w:t>
+            </w:r>
+          </w:p>
+        </w:tc>
+        <w:tc>
+          <w:tcPr>
+            <w:tcW w:type="dxa" w:w="1440"/>
+          </w:tcPr>
+          <w:p>
+            <w:r>
+              <w:t>El sistema no permite iniciar nueva jornada sin realizar el cierre anterior.</w:t>
+            </w:r>
+          </w:p>
+        </w:tc>
+      </w:tr>
+      <w:tr>
+        <w:tc>
+          <w:tcPr>
+            <w:tcW w:type="dxa" w:w="1440"/>
+          </w:tcPr>
+          <w:p>
+            <w:r>
+              <w:t>**REQ-FUN-011**</w:t>
+            </w:r>
+          </w:p>
+        </w:tc>
+        <w:tc>
+          <w:tcPr>
+            <w:tcW w:type="dxa" w:w="1440"/>
+          </w:tcPr>
+          <w:p>
+            <w:r>
+              <w:t>Registro Transaccional</w:t>
+            </w:r>
+          </w:p>
+        </w:tc>
+        <w:tc>
+          <w:tcPr>
+            <w:tcW w:type="dxa" w:w="1440"/>
+          </w:tcPr>
+          <w:p>
+            <w:r>
+              <w:t>Categorización de Ingresos y Egresos (Insumos, Gastos, Ventas).</w:t>
+            </w:r>
+          </w:p>
+        </w:tc>
+        <w:tc>
+          <w:tcPr>
+            <w:tcW w:type="dxa" w:w="1440"/>
+          </w:tcPr>
+          <w:p>
+            <w:r>
+              <w:t>Admin, Recepción</w:t>
+            </w:r>
+          </w:p>
+        </w:tc>
+        <w:tc>
+          <w:tcPr>
+            <w:tcW w:type="dxa" w:w="1440"/>
+          </w:tcPr>
+          <w:p>
+            <w:r>
+              <w:t>Alta</w:t>
+            </w:r>
+          </w:p>
+        </w:tc>
+        <w:tc>
+          <w:tcPr>
+            <w:tcW w:type="dxa" w:w="1440"/>
+          </w:tcPr>
+          <w:p>
+            <w:r>
+              <w:t>Trazabilidad de cada dólar que entra o sale con causa y usuario responsable.</w:t>
+            </w:r>
+          </w:p>
+        </w:tc>
+      </w:tr>
+    </w:tbl>
+    <w:p/>
     <w:p>
       <w:pPr>
         <w:pStyle w:val="Heading3"/>
@@ -466,54 +1263,394 @@
         <w:t>3.2. Requerimientos No Funcionales (NFC)</w:t>
       </w:r>
     </w:p>
-    <w:p>
-      <w:pPr>
-        <w:pStyle w:val="NoSpacing"/>
-      </w:pPr>
-      <w:r>
-        <w:t>| ID | Nombre | Descripción | Actores | Prioridad | Criterios de Aceptación |</w:t>
-      </w:r>
-    </w:p>
-    <w:p>
-      <w:pPr>
-        <w:pStyle w:val="NoSpacing"/>
-      </w:pPr>
-      <w:r>
-        <w:t>| :--- | :--- | :--- | :--- | :---: | :--- |</w:t>
-      </w:r>
-    </w:p>
-    <w:p>
-      <w:pPr>
-        <w:pStyle w:val="NoSpacing"/>
-      </w:pPr>
-      <w:r>
-        <w:t>| **REQ-NFC-001** | Diseño Responsivo | La interfaz debe adaptarse a móviles y tablets. | Todos | Alta | Sidebar se convierte en menú hamburguesa en pantallas &lt; 768px. |</w:t>
-      </w:r>
-    </w:p>
-    <w:p>
-      <w:pPr>
-        <w:pStyle w:val="NoSpacing"/>
-      </w:pPr>
-      <w:r>
-        <w:t>| **REQ-NFC-002** | Modo Oscuro Dinámico | Soporte automático para temas claros y oscuros (System Preference). | Todos | Media | Cambio de colores inmediato sin recarga de página; scrollbars personalizados. |</w:t>
-      </w:r>
-    </w:p>
-    <w:p>
-      <w:pPr>
-        <w:pStyle w:val="NoSpacing"/>
-      </w:pPr>
-      <w:r>
-        <w:t>| **REQ-NFC-003** | Estética Premium | Uso de micro-animaciones y efectos de "Glassmorphism". | Todos | Media | Transiciones suaves al navegar y hover en tarjetas de estadísticas. |</w:t>
-      </w:r>
-    </w:p>
-    <w:p>
-      <w:pPr>
-        <w:pStyle w:val="NoSpacing"/>
-      </w:pPr>
-      <w:r>
-        <w:t>| **REQ-NFC-004** | Tiempo de Respuesta | Carga inicial y navegación fluida. | Todos | Alta | Pantalla de carga (Splash) con branding; navegación interna &lt; 200ms. |</w:t>
-      </w:r>
-    </w:p>
+    <w:tbl>
+      <w:tblPr>
+        <w:tblStyle w:val="TableGrid"/>
+        <w:tblW w:type="auto" w:w="0"/>
+        <w:tblLook w:firstColumn="1" w:firstRow="1" w:lastColumn="0" w:lastRow="0" w:noHBand="0" w:noVBand="1" w:val="04A0"/>
+      </w:tblPr>
+      <w:tblGrid>
+        <w:gridCol w:w="1440"/>
+        <w:gridCol w:w="1440"/>
+        <w:gridCol w:w="1440"/>
+        <w:gridCol w:w="1440"/>
+        <w:gridCol w:w="1440"/>
+        <w:gridCol w:w="1440"/>
+      </w:tblGrid>
+      <w:tr>
+        <w:tc>
+          <w:tcPr>
+            <w:tcW w:type="dxa" w:w="1440"/>
+          </w:tcPr>
+          <w:p>
+            <w:r>
+              <w:t>ID</w:t>
+            </w:r>
+          </w:p>
+        </w:tc>
+        <w:tc>
+          <w:tcPr>
+            <w:tcW w:type="dxa" w:w="1440"/>
+          </w:tcPr>
+          <w:p>
+            <w:r>
+              <w:t>Nombre</w:t>
+            </w:r>
+          </w:p>
+        </w:tc>
+        <w:tc>
+          <w:tcPr>
+            <w:tcW w:type="dxa" w:w="1440"/>
+          </w:tcPr>
+          <w:p>
+            <w:r>
+              <w:t>Descripción</w:t>
+            </w:r>
+          </w:p>
+        </w:tc>
+        <w:tc>
+          <w:tcPr>
+            <w:tcW w:type="dxa" w:w="1440"/>
+          </w:tcPr>
+          <w:p>
+            <w:r>
+              <w:t>Actores</w:t>
+            </w:r>
+          </w:p>
+        </w:tc>
+        <w:tc>
+          <w:tcPr>
+            <w:tcW w:type="dxa" w:w="1440"/>
+          </w:tcPr>
+          <w:p>
+            <w:r>
+              <w:t>Prioridad</w:t>
+            </w:r>
+          </w:p>
+        </w:tc>
+        <w:tc>
+          <w:tcPr>
+            <w:tcW w:type="dxa" w:w="1440"/>
+          </w:tcPr>
+          <w:p>
+            <w:r>
+              <w:t>Criterios de Aceptación</w:t>
+            </w:r>
+          </w:p>
+        </w:tc>
+      </w:tr>
+      <w:tr>
+        <w:tc>
+          <w:tcPr>
+            <w:tcW w:type="dxa" w:w="1440"/>
+          </w:tcPr>
+          <w:p>
+            <w:r>
+              <w:t>**REQ-NFC-001**</w:t>
+            </w:r>
+          </w:p>
+        </w:tc>
+        <w:tc>
+          <w:tcPr>
+            <w:tcW w:type="dxa" w:w="1440"/>
+          </w:tcPr>
+          <w:p>
+            <w:r>
+              <w:t>Diseño Responsivo</w:t>
+            </w:r>
+          </w:p>
+        </w:tc>
+        <w:tc>
+          <w:tcPr>
+            <w:tcW w:type="dxa" w:w="1440"/>
+          </w:tcPr>
+          <w:p>
+            <w:r>
+              <w:t>La interfaz debe adaptarse a móviles y tablets.</w:t>
+            </w:r>
+          </w:p>
+        </w:tc>
+        <w:tc>
+          <w:tcPr>
+            <w:tcW w:type="dxa" w:w="1440"/>
+          </w:tcPr>
+          <w:p>
+            <w:r>
+              <w:t>Todos</w:t>
+            </w:r>
+          </w:p>
+        </w:tc>
+        <w:tc>
+          <w:tcPr>
+            <w:tcW w:type="dxa" w:w="1440"/>
+          </w:tcPr>
+          <w:p>
+            <w:r>
+              <w:t>Alta</w:t>
+            </w:r>
+          </w:p>
+        </w:tc>
+        <w:tc>
+          <w:tcPr>
+            <w:tcW w:type="dxa" w:w="1440"/>
+          </w:tcPr>
+          <w:p>
+            <w:r>
+              <w:t>Sidebar se convierte en menú hamburguesa en pantallas &lt; 768px.</w:t>
+            </w:r>
+          </w:p>
+        </w:tc>
+      </w:tr>
+      <w:tr>
+        <w:tc>
+          <w:tcPr>
+            <w:tcW w:type="dxa" w:w="1440"/>
+          </w:tcPr>
+          <w:p>
+            <w:r>
+              <w:t>**REQ-NFC-002**</w:t>
+            </w:r>
+          </w:p>
+        </w:tc>
+        <w:tc>
+          <w:tcPr>
+            <w:tcW w:type="dxa" w:w="1440"/>
+          </w:tcPr>
+          <w:p>
+            <w:r>
+              <w:t>Modo Oscuro Dinámico</w:t>
+            </w:r>
+          </w:p>
+        </w:tc>
+        <w:tc>
+          <w:tcPr>
+            <w:tcW w:type="dxa" w:w="1440"/>
+          </w:tcPr>
+          <w:p>
+            <w:r>
+              <w:t>Soporte automático para temas claros y oscuros (System Preference).</w:t>
+            </w:r>
+          </w:p>
+        </w:tc>
+        <w:tc>
+          <w:tcPr>
+            <w:tcW w:type="dxa" w:w="1440"/>
+          </w:tcPr>
+          <w:p>
+            <w:r>
+              <w:t>Todos</w:t>
+            </w:r>
+          </w:p>
+        </w:tc>
+        <w:tc>
+          <w:tcPr>
+            <w:tcW w:type="dxa" w:w="1440"/>
+          </w:tcPr>
+          <w:p>
+            <w:r>
+              <w:t>Media</w:t>
+            </w:r>
+          </w:p>
+        </w:tc>
+        <w:tc>
+          <w:tcPr>
+            <w:tcW w:type="dxa" w:w="1440"/>
+          </w:tcPr>
+          <w:p>
+            <w:r>
+              <w:t>Cambio de colores inmediato sin recarga de página; scrollbars personalizados.</w:t>
+            </w:r>
+          </w:p>
+        </w:tc>
+      </w:tr>
+      <w:tr>
+        <w:tc>
+          <w:tcPr>
+            <w:tcW w:type="dxa" w:w="1440"/>
+          </w:tcPr>
+          <w:p>
+            <w:r>
+              <w:t>**REQ-NFC-003**</w:t>
+            </w:r>
+          </w:p>
+        </w:tc>
+        <w:tc>
+          <w:tcPr>
+            <w:tcW w:type="dxa" w:w="1440"/>
+          </w:tcPr>
+          <w:p>
+            <w:r>
+              <w:t>Estética Premium</w:t>
+            </w:r>
+          </w:p>
+        </w:tc>
+        <w:tc>
+          <w:tcPr>
+            <w:tcW w:type="dxa" w:w="1440"/>
+          </w:tcPr>
+          <w:p>
+            <w:r>
+              <w:t>Uso de micro-animaciones y efectos de "Glassmorphism".</w:t>
+            </w:r>
+          </w:p>
+        </w:tc>
+        <w:tc>
+          <w:tcPr>
+            <w:tcW w:type="dxa" w:w="1440"/>
+          </w:tcPr>
+          <w:p>
+            <w:r>
+              <w:t>Todos</w:t>
+            </w:r>
+          </w:p>
+        </w:tc>
+        <w:tc>
+          <w:tcPr>
+            <w:tcW w:type="dxa" w:w="1440"/>
+          </w:tcPr>
+          <w:p>
+            <w:r>
+              <w:t>Media</w:t>
+            </w:r>
+          </w:p>
+        </w:tc>
+        <w:tc>
+          <w:tcPr>
+            <w:tcW w:type="dxa" w:w="1440"/>
+          </w:tcPr>
+          <w:p>
+            <w:r>
+              <w:t>Transiciones suaves al navegar y hover en tarjetas de estadísticas.</w:t>
+            </w:r>
+          </w:p>
+        </w:tc>
+      </w:tr>
+      <w:tr>
+        <w:tc>
+          <w:tcPr>
+            <w:tcW w:type="dxa" w:w="1440"/>
+          </w:tcPr>
+          <w:p>
+            <w:r>
+              <w:t>**REQ-NFC-004**</w:t>
+            </w:r>
+          </w:p>
+        </w:tc>
+        <w:tc>
+          <w:tcPr>
+            <w:tcW w:type="dxa" w:w="1440"/>
+          </w:tcPr>
+          <w:p>
+            <w:r>
+              <w:t>Tiempo de Respuesta</w:t>
+            </w:r>
+          </w:p>
+        </w:tc>
+        <w:tc>
+          <w:tcPr>
+            <w:tcW w:type="dxa" w:w="1440"/>
+          </w:tcPr>
+          <w:p>
+            <w:r>
+              <w:t>Carga inicial y navegación fluida.</w:t>
+            </w:r>
+          </w:p>
+        </w:tc>
+        <w:tc>
+          <w:tcPr>
+            <w:tcW w:type="dxa" w:w="1440"/>
+          </w:tcPr>
+          <w:p>
+            <w:r>
+              <w:t>Todos</w:t>
+            </w:r>
+          </w:p>
+        </w:tc>
+        <w:tc>
+          <w:tcPr>
+            <w:tcW w:type="dxa" w:w="1440"/>
+          </w:tcPr>
+          <w:p>
+            <w:r>
+              <w:t>Alta</w:t>
+            </w:r>
+          </w:p>
+        </w:tc>
+        <w:tc>
+          <w:tcPr>
+            <w:tcW w:type="dxa" w:w="1440"/>
+          </w:tcPr>
+          <w:p>
+            <w:r>
+              <w:t>Pantalla de carga (Splash) con branding; navegación interna &lt; 200ms.</w:t>
+            </w:r>
+          </w:p>
+        </w:tc>
+      </w:tr>
+      <w:tr>
+        <w:tc>
+          <w:tcPr>
+            <w:tcW w:type="dxa" w:w="1440"/>
+          </w:tcPr>
+          <w:p>
+            <w:r>
+              <w:t>**REQ-NFC-005**</w:t>
+            </w:r>
+          </w:p>
+        </w:tc>
+        <w:tc>
+          <w:tcPr>
+            <w:tcW w:type="dxa" w:w="1440"/>
+          </w:tcPr>
+          <w:p>
+            <w:r>
+              <w:t>Estabilidad de Hidratación</w:t>
+            </w:r>
+          </w:p>
+        </w:tc>
+        <w:tc>
+          <w:tcPr>
+            <w:tcW w:type="dxa" w:w="1440"/>
+          </w:tcPr>
+          <w:p>
+            <w:r>
+              <w:t>Prevención de errores de renderizado entre servidor y cliente (SSR/CSR).</w:t>
+            </w:r>
+          </w:p>
+        </w:tc>
+        <w:tc>
+          <w:tcPr>
+            <w:tcW w:type="dxa" w:w="1440"/>
+          </w:tcPr>
+          <w:p>
+            <w:r>
+              <w:t>Sistema</w:t>
+            </w:r>
+          </w:p>
+        </w:tc>
+        <w:tc>
+          <w:tcPr>
+            <w:tcW w:type="dxa" w:w="1440"/>
+          </w:tcPr>
+          <w:p>
+            <w:r>
+              <w:t>Crítica</w:t>
+            </w:r>
+          </w:p>
+        </w:tc>
+        <w:tc>
+          <w:tcPr>
+            <w:tcW w:type="dxa" w:w="1440"/>
+          </w:tcPr>
+          <w:p>
+            <w:r>
+              <w:t>Uso mandatorio de `mounted guards` en componentes interactivos complejos.</w:t>
+            </w:r>
+          </w:p>
+        </w:tc>
+      </w:tr>
+    </w:tbl>
+    <w:p/>
     <w:p>
       <w:pPr>
         <w:pStyle w:val="Heading3"/>
@@ -522,38 +1659,208 @@
         <w:t>3.3. Requerimientos de Sistema (SYS)</w:t>
       </w:r>
     </w:p>
-    <w:p>
-      <w:pPr>
-        <w:pStyle w:val="NoSpacing"/>
-      </w:pPr>
-      <w:r>
-        <w:t>| ID | Nombre | Descripción | Actores | Prioridad | Criterios de Aceptación |</w:t>
-      </w:r>
-    </w:p>
-    <w:p>
-      <w:pPr>
-        <w:pStyle w:val="NoSpacing"/>
-      </w:pPr>
-      <w:r>
-        <w:t>| :--- | :--- | :--- | :--- | :---: | :--- |</w:t>
-      </w:r>
-    </w:p>
-    <w:p>
-      <w:pPr>
-        <w:pStyle w:val="NoSpacing"/>
-      </w:pPr>
-      <w:r>
-        <w:t>| **REQ-SYS-001** | Persistencia Supabase | Sincronización bidireccional con PostgreSQL. | Sistema | Crítica | Datos persistentes tras cierre de sesión o refresco de navegador. |</w:t>
-      </w:r>
-    </w:p>
-    <w:p>
-      <w:pPr>
-        <w:pStyle w:val="NoSpacing"/>
-      </w:pPr>
-      <w:r>
-        <w:t>| **REQ-SYS-002** | App Router Next.js | Uso de la arquitectura App Router de Next.js 15. | Sistema | Alta | Rutas optimizadas y carga diferida (Lazy Loading) de módulos. |</w:t>
-      </w:r>
-    </w:p>
+    <w:tbl>
+      <w:tblPr>
+        <w:tblStyle w:val="TableGrid"/>
+        <w:tblW w:type="auto" w:w="0"/>
+        <w:tblLook w:firstColumn="1" w:firstRow="1" w:lastColumn="0" w:lastRow="0" w:noHBand="0" w:noVBand="1" w:val="04A0"/>
+      </w:tblPr>
+      <w:tblGrid>
+        <w:gridCol w:w="1440"/>
+        <w:gridCol w:w="1440"/>
+        <w:gridCol w:w="1440"/>
+        <w:gridCol w:w="1440"/>
+        <w:gridCol w:w="1440"/>
+        <w:gridCol w:w="1440"/>
+      </w:tblGrid>
+      <w:tr>
+        <w:tc>
+          <w:tcPr>
+            <w:tcW w:type="dxa" w:w="1440"/>
+          </w:tcPr>
+          <w:p>
+            <w:r>
+              <w:t>ID</w:t>
+            </w:r>
+          </w:p>
+        </w:tc>
+        <w:tc>
+          <w:tcPr>
+            <w:tcW w:type="dxa" w:w="1440"/>
+          </w:tcPr>
+          <w:p>
+            <w:r>
+              <w:t>Nombre</w:t>
+            </w:r>
+          </w:p>
+        </w:tc>
+        <w:tc>
+          <w:tcPr>
+            <w:tcW w:type="dxa" w:w="1440"/>
+          </w:tcPr>
+          <w:p>
+            <w:r>
+              <w:t>Descripción</w:t>
+            </w:r>
+          </w:p>
+        </w:tc>
+        <w:tc>
+          <w:tcPr>
+            <w:tcW w:type="dxa" w:w="1440"/>
+          </w:tcPr>
+          <w:p>
+            <w:r>
+              <w:t>Actores</w:t>
+            </w:r>
+          </w:p>
+        </w:tc>
+        <w:tc>
+          <w:tcPr>
+            <w:tcW w:type="dxa" w:w="1440"/>
+          </w:tcPr>
+          <w:p>
+            <w:r>
+              <w:t>Prioridad</w:t>
+            </w:r>
+          </w:p>
+        </w:tc>
+        <w:tc>
+          <w:tcPr>
+            <w:tcW w:type="dxa" w:w="1440"/>
+          </w:tcPr>
+          <w:p>
+            <w:r>
+              <w:t>Criterios de Aceptación</w:t>
+            </w:r>
+          </w:p>
+        </w:tc>
+      </w:tr>
+      <w:tr>
+        <w:tc>
+          <w:tcPr>
+            <w:tcW w:type="dxa" w:w="1440"/>
+          </w:tcPr>
+          <w:p>
+            <w:r>
+              <w:t>**REQ-SYS-001**</w:t>
+            </w:r>
+          </w:p>
+        </w:tc>
+        <w:tc>
+          <w:tcPr>
+            <w:tcW w:type="dxa" w:w="1440"/>
+          </w:tcPr>
+          <w:p>
+            <w:r>
+              <w:t>Persistencia Supabase</w:t>
+            </w:r>
+          </w:p>
+        </w:tc>
+        <w:tc>
+          <w:tcPr>
+            <w:tcW w:type="dxa" w:w="1440"/>
+          </w:tcPr>
+          <w:p>
+            <w:r>
+              <w:t>Sincronización bidireccional con PostgreSQL.</w:t>
+            </w:r>
+          </w:p>
+        </w:tc>
+        <w:tc>
+          <w:tcPr>
+            <w:tcW w:type="dxa" w:w="1440"/>
+          </w:tcPr>
+          <w:p>
+            <w:r>
+              <w:t>Sistema</w:t>
+            </w:r>
+          </w:p>
+        </w:tc>
+        <w:tc>
+          <w:tcPr>
+            <w:tcW w:type="dxa" w:w="1440"/>
+          </w:tcPr>
+          <w:p>
+            <w:r>
+              <w:t>Crítica</w:t>
+            </w:r>
+          </w:p>
+        </w:tc>
+        <w:tc>
+          <w:tcPr>
+            <w:tcW w:type="dxa" w:w="1440"/>
+          </w:tcPr>
+          <w:p>
+            <w:r>
+              <w:t>Datos persistentes tras cierre de sesión o refresco de navegador.</w:t>
+            </w:r>
+          </w:p>
+        </w:tc>
+      </w:tr>
+      <w:tr>
+        <w:tc>
+          <w:tcPr>
+            <w:tcW w:type="dxa" w:w="1440"/>
+          </w:tcPr>
+          <w:p>
+            <w:r>
+              <w:t>**REQ-SYS-002**</w:t>
+            </w:r>
+          </w:p>
+        </w:tc>
+        <w:tc>
+          <w:tcPr>
+            <w:tcW w:type="dxa" w:w="1440"/>
+          </w:tcPr>
+          <w:p>
+            <w:r>
+              <w:t>App Router Next.js</w:t>
+            </w:r>
+          </w:p>
+        </w:tc>
+        <w:tc>
+          <w:tcPr>
+            <w:tcW w:type="dxa" w:w="1440"/>
+          </w:tcPr>
+          <w:p>
+            <w:r>
+              <w:t>Uso de la arquitectura App Router de Next.js 15.</w:t>
+            </w:r>
+          </w:p>
+        </w:tc>
+        <w:tc>
+          <w:tcPr>
+            <w:tcW w:type="dxa" w:w="1440"/>
+          </w:tcPr>
+          <w:p>
+            <w:r>
+              <w:t>Sistema</w:t>
+            </w:r>
+          </w:p>
+        </w:tc>
+        <w:tc>
+          <w:tcPr>
+            <w:tcW w:type="dxa" w:w="1440"/>
+          </w:tcPr>
+          <w:p>
+            <w:r>
+              <w:t>Alta</w:t>
+            </w:r>
+          </w:p>
+        </w:tc>
+        <w:tc>
+          <w:tcPr>
+            <w:tcW w:type="dxa" w:w="1440"/>
+          </w:tcPr>
+          <w:p>
+            <w:r>
+              <w:t>Rutas optimizadas y carga diferida (Lazy Loading) de módulos.</w:t>
+            </w:r>
+          </w:p>
+        </w:tc>
+      </w:tr>
+    </w:tbl>
+    <w:p/>
     <w:p>
       <w:pPr>
         <w:pStyle w:val="Heading3"/>
@@ -562,38 +1869,332 @@
         <w:t>3.4. Requerimientos de Usuario (USR)</w:t>
       </w:r>
     </w:p>
-    <w:p>
-      <w:pPr>
-        <w:pStyle w:val="NoSpacing"/>
-      </w:pPr>
-      <w:r>
-        <w:t>| ID | Nombre | Descripción | Actores | Prioridad | Criterios de Aceptación |</w:t>
-      </w:r>
-    </w:p>
-    <w:p>
-      <w:pPr>
-        <w:pStyle w:val="NoSpacing"/>
-      </w:pPr>
-      <w:r>
-        <w:t>| :--- | :--- | :---: | :--- | :---: | :--- |</w:t>
-      </w:r>
-    </w:p>
-    <w:p>
-      <w:pPr>
-        <w:pStyle w:val="NoSpacing"/>
-      </w:pPr>
-      <w:r>
-        <w:t>| **REQ-USR-001** | Privacidad Financiera | Restricción de datos monetarios sensibles a no-admins. | Técnico, Recepcionista | Crítica | Gráficos de ingresos y deudas invisibles para roles operativos. |</w:t>
-      </w:r>
-    </w:p>
-    <w:p>
-      <w:pPr>
-        <w:pStyle w:val="NoSpacing"/>
-      </w:pPr>
-      <w:r>
-        <w:t>| **REQ-USR-002** | Panel Operativo | Interfaz simplificada para técnicos enfocada en taller. | Técnico | Media | Botones de creación/eliminación de productos ocultos para el técnico. |</w:t>
-      </w:r>
-    </w:p>
+    <w:tbl>
+      <w:tblPr>
+        <w:tblStyle w:val="TableGrid"/>
+        <w:tblW w:type="auto" w:w="0"/>
+        <w:tblLook w:firstColumn="1" w:firstRow="1" w:lastColumn="0" w:lastRow="0" w:noHBand="0" w:noVBand="1" w:val="04A0"/>
+      </w:tblPr>
+      <w:tblGrid>
+        <w:gridCol w:w="1440"/>
+        <w:gridCol w:w="1440"/>
+        <w:gridCol w:w="1440"/>
+        <w:gridCol w:w="1440"/>
+        <w:gridCol w:w="1440"/>
+        <w:gridCol w:w="1440"/>
+      </w:tblGrid>
+      <w:tr>
+        <w:tc>
+          <w:tcPr>
+            <w:tcW w:type="dxa" w:w="1440"/>
+          </w:tcPr>
+          <w:p>
+            <w:r>
+              <w:t>ID</w:t>
+            </w:r>
+          </w:p>
+        </w:tc>
+        <w:tc>
+          <w:tcPr>
+            <w:tcW w:type="dxa" w:w="1440"/>
+          </w:tcPr>
+          <w:p>
+            <w:r>
+              <w:t>Nombre</w:t>
+            </w:r>
+          </w:p>
+        </w:tc>
+        <w:tc>
+          <w:tcPr>
+            <w:tcW w:type="dxa" w:w="1440"/>
+          </w:tcPr>
+          <w:p>
+            <w:r>
+              <w:t>Descripción</w:t>
+            </w:r>
+          </w:p>
+        </w:tc>
+        <w:tc>
+          <w:tcPr>
+            <w:tcW w:type="dxa" w:w="1440"/>
+          </w:tcPr>
+          <w:p>
+            <w:r>
+              <w:t>Actores</w:t>
+            </w:r>
+          </w:p>
+        </w:tc>
+        <w:tc>
+          <w:tcPr>
+            <w:tcW w:type="dxa" w:w="1440"/>
+          </w:tcPr>
+          <w:p>
+            <w:r>
+              <w:t>Prioridad</w:t>
+            </w:r>
+          </w:p>
+        </w:tc>
+        <w:tc>
+          <w:tcPr>
+            <w:tcW w:type="dxa" w:w="1440"/>
+          </w:tcPr>
+          <w:p>
+            <w:r>
+              <w:t>Criterios de Aceptación</w:t>
+            </w:r>
+          </w:p>
+        </w:tc>
+      </w:tr>
+      <w:tr>
+        <w:tc>
+          <w:tcPr>
+            <w:tcW w:type="dxa" w:w="1440"/>
+          </w:tcPr>
+          <w:p>
+            <w:r>
+              <w:t>**REQ-USR-001**</w:t>
+            </w:r>
+          </w:p>
+        </w:tc>
+        <w:tc>
+          <w:tcPr>
+            <w:tcW w:type="dxa" w:w="1440"/>
+          </w:tcPr>
+          <w:p>
+            <w:r>
+              <w:t>Privacidad Financiera</w:t>
+            </w:r>
+          </w:p>
+        </w:tc>
+        <w:tc>
+          <w:tcPr>
+            <w:tcW w:type="dxa" w:w="1440"/>
+          </w:tcPr>
+          <w:p>
+            <w:r>
+              <w:t>Restricción de datos monetarios sensibles a no-admins.</w:t>
+            </w:r>
+          </w:p>
+        </w:tc>
+        <w:tc>
+          <w:tcPr>
+            <w:tcW w:type="dxa" w:w="1440"/>
+          </w:tcPr>
+          <w:p>
+            <w:r>
+              <w:t>Técnico, Recepcionista</w:t>
+            </w:r>
+          </w:p>
+        </w:tc>
+        <w:tc>
+          <w:tcPr>
+            <w:tcW w:type="dxa" w:w="1440"/>
+          </w:tcPr>
+          <w:p>
+            <w:r>
+              <w:t>Crítica</w:t>
+            </w:r>
+          </w:p>
+        </w:tc>
+        <w:tc>
+          <w:tcPr>
+            <w:tcW w:type="dxa" w:w="1440"/>
+          </w:tcPr>
+          <w:p>
+            <w:r>
+              <w:t>Gráficos de ingresos y deudas invisibles para roles operativos.</w:t>
+            </w:r>
+          </w:p>
+        </w:tc>
+      </w:tr>
+      <w:tr>
+        <w:tc>
+          <w:tcPr>
+            <w:tcW w:type="dxa" w:w="1440"/>
+          </w:tcPr>
+          <w:p>
+            <w:r>
+              <w:t>**REQ-USR-002**</w:t>
+            </w:r>
+          </w:p>
+        </w:tc>
+        <w:tc>
+          <w:tcPr>
+            <w:tcW w:type="dxa" w:w="1440"/>
+          </w:tcPr>
+          <w:p>
+            <w:r>
+              <w:t>Panel Operativo</w:t>
+            </w:r>
+          </w:p>
+        </w:tc>
+        <w:tc>
+          <w:tcPr>
+            <w:tcW w:type="dxa" w:w="1440"/>
+          </w:tcPr>
+          <w:p>
+            <w:r>
+              <w:t>Interfaz simplificada para técnicos enfocada en taller.</w:t>
+            </w:r>
+          </w:p>
+        </w:tc>
+        <w:tc>
+          <w:tcPr>
+            <w:tcW w:type="dxa" w:w="1440"/>
+          </w:tcPr>
+          <w:p>
+            <w:r>
+              <w:t>Técnico</w:t>
+            </w:r>
+          </w:p>
+        </w:tc>
+        <w:tc>
+          <w:tcPr>
+            <w:tcW w:type="dxa" w:w="1440"/>
+          </w:tcPr>
+          <w:p>
+            <w:r>
+              <w:t>Media</w:t>
+            </w:r>
+          </w:p>
+        </w:tc>
+        <w:tc>
+          <w:tcPr>
+            <w:tcW w:type="dxa" w:w="1440"/>
+          </w:tcPr>
+          <w:p>
+            <w:r>
+              <w:t>Botones de creación/eliminación de productos ocultos para el técnico.</w:t>
+            </w:r>
+          </w:p>
+        </w:tc>
+      </w:tr>
+      <w:tr>
+        <w:tc>
+          <w:tcPr>
+            <w:tcW w:type="dxa" w:w="1440"/>
+          </w:tcPr>
+          <w:p>
+            <w:r>
+              <w:t>**REQ-USR-003**</w:t>
+            </w:r>
+          </w:p>
+        </w:tc>
+        <w:tc>
+          <w:tcPr>
+            <w:tcW w:type="dxa" w:w="1440"/>
+          </w:tcPr>
+          <w:p>
+            <w:r>
+              <w:t>Acciones Masivas</w:t>
+            </w:r>
+          </w:p>
+        </w:tc>
+        <w:tc>
+          <w:tcPr>
+            <w:tcW w:type="dxa" w:w="1440"/>
+          </w:tcPr>
+          <w:p>
+            <w:r>
+              <w:t>Selección y procesamiento múltiple de registros en tablas.</w:t>
+            </w:r>
+          </w:p>
+        </w:tc>
+        <w:tc>
+          <w:tcPr>
+            <w:tcW w:type="dxa" w:w="1440"/>
+          </w:tcPr>
+          <w:p>
+            <w:r>
+              <w:t>Admin, Recepción</w:t>
+            </w:r>
+          </w:p>
+        </w:tc>
+        <w:tc>
+          <w:tcPr>
+            <w:tcW w:type="dxa" w:w="1440"/>
+          </w:tcPr>
+          <w:p>
+            <w:r>
+              <w:t>Media</w:t>
+            </w:r>
+          </w:p>
+        </w:tc>
+        <w:tc>
+          <w:tcPr>
+            <w:tcW w:type="dxa" w:w="1440"/>
+          </w:tcPr>
+          <w:p>
+            <w:r>
+              <w:t>Capacidad de eliminar o cambiar estados a múltiples reparaciones simultáneamente.</w:t>
+            </w:r>
+          </w:p>
+        </w:tc>
+      </w:tr>
+      <w:tr>
+        <w:tc>
+          <w:tcPr>
+            <w:tcW w:type="dxa" w:w="1440"/>
+          </w:tcPr>
+          <w:p>
+            <w:r>
+              <w:t>**REQ-USR-004**</w:t>
+            </w:r>
+          </w:p>
+        </w:tc>
+        <w:tc>
+          <w:tcPr>
+            <w:tcW w:type="dxa" w:w="1440"/>
+          </w:tcPr>
+          <w:p>
+            <w:r>
+              <w:t>Ficha de Perfil de Cliente</w:t>
+            </w:r>
+          </w:p>
+        </w:tc>
+        <w:tc>
+          <w:tcPr>
+            <w:tcW w:type="dxa" w:w="1440"/>
+          </w:tcPr>
+          <w:p>
+            <w:r>
+              <w:t>Vista consolidada de historial y balance desde el directorio.</w:t>
+            </w:r>
+          </w:p>
+        </w:tc>
+        <w:tc>
+          <w:tcPr>
+            <w:tcW w:type="dxa" w:w="1440"/>
+          </w:tcPr>
+          <w:p>
+            <w:r>
+              <w:t>Todos</w:t>
+            </w:r>
+          </w:p>
+        </w:tc>
+        <w:tc>
+          <w:tcPr>
+            <w:tcW w:type="dxa" w:w="1440"/>
+          </w:tcPr>
+          <w:p>
+            <w:r>
+              <w:t>Alta</w:t>
+            </w:r>
+          </w:p>
+        </w:tc>
+        <w:tc>
+          <w:tcPr>
+            <w:tcW w:type="dxa" w:w="1440"/>
+          </w:tcPr>
+          <w:p>
+            <w:r>
+              <w:t>Modal detalle con todas las reparaciones pasadas y saldo total adeudado.</w:t>
+            </w:r>
+          </w:p>
+        </w:tc>
+      </w:tr>
+    </w:tbl>
+    <w:p/>
     <w:p>
       <w:pPr>
         <w:pStyle w:val="Heading3"/>
@@ -602,38 +2203,208 @@
         <w:t>3.5. Requerimientos de Dominio (DOM)</w:t>
       </w:r>
     </w:p>
-    <w:p>
-      <w:pPr>
-        <w:pStyle w:val="NoSpacing"/>
-      </w:pPr>
-      <w:r>
-        <w:t>| ID | Nombre | Descripción | Actores | Prioridad | Criterios de Aceptación |</w:t>
-      </w:r>
-    </w:p>
-    <w:p>
-      <w:pPr>
-        <w:pStyle w:val="NoSpacing"/>
-      </w:pPr>
-      <w:r>
-        <w:t>| :--- | :--- | :--- | :--- | :---: | :--- |</w:t>
-      </w:r>
-    </w:p>
-    <w:p>
-      <w:pPr>
-        <w:pStyle w:val="NoSpacing"/>
-      </w:pPr>
-      <w:r>
-        <w:t>| **REQ-DOM-001** | Unicidad de SKU | El código de producto no puede repetirse en el inventario. | Sistema | Alta | Alerta de error si se intenta registrar un SKU ya existente en la DB. |</w:t>
-      </w:r>
-    </w:p>
-    <w:p>
-      <w:pPr>
-        <w:pStyle w:val="NoSpacing"/>
-      </w:pPr>
-      <w:r>
-        <w:t>| **REQ-DOM-002** | Integridad de Precios | Los precios deben ser positivos (≥ 0) y admitir dos decimales. | Sistema | Alta | Validación en el formulario de ingreso; soporte para moneda local. |</w:t>
-      </w:r>
-    </w:p>
+    <w:tbl>
+      <w:tblPr>
+        <w:tblStyle w:val="TableGrid"/>
+        <w:tblW w:type="auto" w:w="0"/>
+        <w:tblLook w:firstColumn="1" w:firstRow="1" w:lastColumn="0" w:lastRow="0" w:noHBand="0" w:noVBand="1" w:val="04A0"/>
+      </w:tblPr>
+      <w:tblGrid>
+        <w:gridCol w:w="1440"/>
+        <w:gridCol w:w="1440"/>
+        <w:gridCol w:w="1440"/>
+        <w:gridCol w:w="1440"/>
+        <w:gridCol w:w="1440"/>
+        <w:gridCol w:w="1440"/>
+      </w:tblGrid>
+      <w:tr>
+        <w:tc>
+          <w:tcPr>
+            <w:tcW w:type="dxa" w:w="1440"/>
+          </w:tcPr>
+          <w:p>
+            <w:r>
+              <w:t>ID</w:t>
+            </w:r>
+          </w:p>
+        </w:tc>
+        <w:tc>
+          <w:tcPr>
+            <w:tcW w:type="dxa" w:w="1440"/>
+          </w:tcPr>
+          <w:p>
+            <w:r>
+              <w:t>Nombre</w:t>
+            </w:r>
+          </w:p>
+        </w:tc>
+        <w:tc>
+          <w:tcPr>
+            <w:tcW w:type="dxa" w:w="1440"/>
+          </w:tcPr>
+          <w:p>
+            <w:r>
+              <w:t>Descripción</w:t>
+            </w:r>
+          </w:p>
+        </w:tc>
+        <w:tc>
+          <w:tcPr>
+            <w:tcW w:type="dxa" w:w="1440"/>
+          </w:tcPr>
+          <w:p>
+            <w:r>
+              <w:t>Actores</w:t>
+            </w:r>
+          </w:p>
+        </w:tc>
+        <w:tc>
+          <w:tcPr>
+            <w:tcW w:type="dxa" w:w="1440"/>
+          </w:tcPr>
+          <w:p>
+            <w:r>
+              <w:t>Prioridad</w:t>
+            </w:r>
+          </w:p>
+        </w:tc>
+        <w:tc>
+          <w:tcPr>
+            <w:tcW w:type="dxa" w:w="1440"/>
+          </w:tcPr>
+          <w:p>
+            <w:r>
+              <w:t>Criterios de Aceptación</w:t>
+            </w:r>
+          </w:p>
+        </w:tc>
+      </w:tr>
+      <w:tr>
+        <w:tc>
+          <w:tcPr>
+            <w:tcW w:type="dxa" w:w="1440"/>
+          </w:tcPr>
+          <w:p>
+            <w:r>
+              <w:t>**REQ-DOM-001**</w:t>
+            </w:r>
+          </w:p>
+        </w:tc>
+        <w:tc>
+          <w:tcPr>
+            <w:tcW w:type="dxa" w:w="1440"/>
+          </w:tcPr>
+          <w:p>
+            <w:r>
+              <w:t>Unicidad de SKU</w:t>
+            </w:r>
+          </w:p>
+        </w:tc>
+        <w:tc>
+          <w:tcPr>
+            <w:tcW w:type="dxa" w:w="1440"/>
+          </w:tcPr>
+          <w:p>
+            <w:r>
+              <w:t>El código de producto no puede repetirse en el inventario.</w:t>
+            </w:r>
+          </w:p>
+        </w:tc>
+        <w:tc>
+          <w:tcPr>
+            <w:tcW w:type="dxa" w:w="1440"/>
+          </w:tcPr>
+          <w:p>
+            <w:r>
+              <w:t>Sistema</w:t>
+            </w:r>
+          </w:p>
+        </w:tc>
+        <w:tc>
+          <w:tcPr>
+            <w:tcW w:type="dxa" w:w="1440"/>
+          </w:tcPr>
+          <w:p>
+            <w:r>
+              <w:t>Alta</w:t>
+            </w:r>
+          </w:p>
+        </w:tc>
+        <w:tc>
+          <w:tcPr>
+            <w:tcW w:type="dxa" w:w="1440"/>
+          </w:tcPr>
+          <w:p>
+            <w:r>
+              <w:t>Alerta de error si se intenta registrar un SKU ya existente en la DB.</w:t>
+            </w:r>
+          </w:p>
+        </w:tc>
+      </w:tr>
+      <w:tr>
+        <w:tc>
+          <w:tcPr>
+            <w:tcW w:type="dxa" w:w="1440"/>
+          </w:tcPr>
+          <w:p>
+            <w:r>
+              <w:t>**REQ-DOM-002**</w:t>
+            </w:r>
+          </w:p>
+        </w:tc>
+        <w:tc>
+          <w:tcPr>
+            <w:tcW w:type="dxa" w:w="1440"/>
+          </w:tcPr>
+          <w:p>
+            <w:r>
+              <w:t>Integridad de Precios</w:t>
+            </w:r>
+          </w:p>
+        </w:tc>
+        <w:tc>
+          <w:tcPr>
+            <w:tcW w:type="dxa" w:w="1440"/>
+          </w:tcPr>
+          <w:p>
+            <w:r>
+              <w:t>Los precios deben ser positivos (≥ 0) y admitir dos decimales.</w:t>
+            </w:r>
+          </w:p>
+        </w:tc>
+        <w:tc>
+          <w:tcPr>
+            <w:tcW w:type="dxa" w:w="1440"/>
+          </w:tcPr>
+          <w:p>
+            <w:r>
+              <w:t>Sistema</w:t>
+            </w:r>
+          </w:p>
+        </w:tc>
+        <w:tc>
+          <w:tcPr>
+            <w:tcW w:type="dxa" w:w="1440"/>
+          </w:tcPr>
+          <w:p>
+            <w:r>
+              <w:t>Alta</w:t>
+            </w:r>
+          </w:p>
+        </w:tc>
+        <w:tc>
+          <w:tcPr>
+            <w:tcW w:type="dxa" w:w="1440"/>
+          </w:tcPr>
+          <w:p>
+            <w:r>
+              <w:t>Validación en el formulario de ingreso; soporte para moneda local.</w:t>
+            </w:r>
+          </w:p>
+        </w:tc>
+      </w:tr>
+    </w:tbl>
+    <w:p/>
     <w:p>
       <w:pPr>
         <w:pStyle w:val="Heading3"/>
@@ -642,54 +2413,332 @@
         <w:t>3.6. Requerimientos de Seguridad (SEC)</w:t>
       </w:r>
     </w:p>
-    <w:p>
-      <w:pPr>
-        <w:pStyle w:val="NoSpacing"/>
-      </w:pPr>
-      <w:r>
-        <w:t>| ID | Nombre | Descripción | Actores | Prioridad | Criterios de Aceptación |</w:t>
-      </w:r>
-    </w:p>
-    <w:p>
-      <w:pPr>
-        <w:pStyle w:val="NoSpacing"/>
-      </w:pPr>
-      <w:r>
-        <w:t>| :--- | :--- | :--- | :--- | :---: | :--- |</w:t>
-      </w:r>
-    </w:p>
-    <w:p>
-      <w:pPr>
-        <w:pStyle w:val="NoSpacing"/>
-      </w:pPr>
-      <w:r>
-        <w:t>| **REQ-SEC-001** | Row Level Security (RLS) | Políticas en la DB para restringir acceso a nivel de fila según el `user_id` o `role`. | Sistema | Crítica | Ninguna consulta externa puede leer datos sin un JWT válido y permisos de rol asociados. |</w:t>
-      </w:r>
-    </w:p>
-    <w:p>
-      <w:pPr>
-        <w:pStyle w:val="NoSpacing"/>
-      </w:pPr>
-      <w:r>
-        <w:t>| **REQ-SEC-002** | Cifrado en Tránsito (SSL) | Garantía de que toda la comunicación entre cliente y servidor es vía HTTPS. | Sistema | Alta | Redirección automática de HTTP a HTTPS en todos los endpoints de la App y API. |</w:t>
-      </w:r>
-    </w:p>
-    <w:p>
-      <w:pPr>
-        <w:pStyle w:val="NoSpacing"/>
-      </w:pPr>
-      <w:r>
-        <w:t>| **REQ-SEC-003** | Gestión de Sesión | Expiración de tokens de acceso y renovación segura (JWT Refresh). | Sistema | Media | El usuario es redirigido al login tras un periodo de inactividad prolongado (config Supabase). |</w:t>
-      </w:r>
-    </w:p>
-    <w:p>
-      <w:pPr>
-        <w:pStyle w:val="NoSpacing"/>
-      </w:pPr>
-      <w:r>
-        <w:t>| **REQ-SEC-004** | Protección CSRF/XSS | Prevención de ataques mediante el uso de frames seguros y saneamiento de inputs. | Sistema | Alta | Uso de `cookies httpOnly` y políticas de seguridad de contenido (CSP) por defecto de Next.js. |</w:t>
-      </w:r>
-    </w:p>
+    <w:tbl>
+      <w:tblPr>
+        <w:tblStyle w:val="TableGrid"/>
+        <w:tblW w:type="auto" w:w="0"/>
+        <w:tblLook w:firstColumn="1" w:firstRow="1" w:lastColumn="0" w:lastRow="0" w:noHBand="0" w:noVBand="1" w:val="04A0"/>
+      </w:tblPr>
+      <w:tblGrid>
+        <w:gridCol w:w="1440"/>
+        <w:gridCol w:w="1440"/>
+        <w:gridCol w:w="1440"/>
+        <w:gridCol w:w="1440"/>
+        <w:gridCol w:w="1440"/>
+        <w:gridCol w:w="1440"/>
+      </w:tblGrid>
+      <w:tr>
+        <w:tc>
+          <w:tcPr>
+            <w:tcW w:type="dxa" w:w="1440"/>
+          </w:tcPr>
+          <w:p>
+            <w:r>
+              <w:t>ID</w:t>
+            </w:r>
+          </w:p>
+        </w:tc>
+        <w:tc>
+          <w:tcPr>
+            <w:tcW w:type="dxa" w:w="1440"/>
+          </w:tcPr>
+          <w:p>
+            <w:r>
+              <w:t>Nombre</w:t>
+            </w:r>
+          </w:p>
+        </w:tc>
+        <w:tc>
+          <w:tcPr>
+            <w:tcW w:type="dxa" w:w="1440"/>
+          </w:tcPr>
+          <w:p>
+            <w:r>
+              <w:t>Descripción</w:t>
+            </w:r>
+          </w:p>
+        </w:tc>
+        <w:tc>
+          <w:tcPr>
+            <w:tcW w:type="dxa" w:w="1440"/>
+          </w:tcPr>
+          <w:p>
+            <w:r>
+              <w:t>Actores</w:t>
+            </w:r>
+          </w:p>
+        </w:tc>
+        <w:tc>
+          <w:tcPr>
+            <w:tcW w:type="dxa" w:w="1440"/>
+          </w:tcPr>
+          <w:p>
+            <w:r>
+              <w:t>Prioridad</w:t>
+            </w:r>
+          </w:p>
+        </w:tc>
+        <w:tc>
+          <w:tcPr>
+            <w:tcW w:type="dxa" w:w="1440"/>
+          </w:tcPr>
+          <w:p>
+            <w:r>
+              <w:t>Criterios de Aceptación</w:t>
+            </w:r>
+          </w:p>
+        </w:tc>
+      </w:tr>
+      <w:tr>
+        <w:tc>
+          <w:tcPr>
+            <w:tcW w:type="dxa" w:w="1440"/>
+          </w:tcPr>
+          <w:p>
+            <w:r>
+              <w:t>**REQ-SEC-001**</w:t>
+            </w:r>
+          </w:p>
+        </w:tc>
+        <w:tc>
+          <w:tcPr>
+            <w:tcW w:type="dxa" w:w="1440"/>
+          </w:tcPr>
+          <w:p>
+            <w:r>
+              <w:t>Row Level Security (RLS)</w:t>
+            </w:r>
+          </w:p>
+        </w:tc>
+        <w:tc>
+          <w:tcPr>
+            <w:tcW w:type="dxa" w:w="1440"/>
+          </w:tcPr>
+          <w:p>
+            <w:r>
+              <w:t>Políticas en la DB para restringir acceso a nivel de fila según el `user_id` o `role`.</w:t>
+            </w:r>
+          </w:p>
+        </w:tc>
+        <w:tc>
+          <w:tcPr>
+            <w:tcW w:type="dxa" w:w="1440"/>
+          </w:tcPr>
+          <w:p>
+            <w:r>
+              <w:t>Sistema</w:t>
+            </w:r>
+          </w:p>
+        </w:tc>
+        <w:tc>
+          <w:tcPr>
+            <w:tcW w:type="dxa" w:w="1440"/>
+          </w:tcPr>
+          <w:p>
+            <w:r>
+              <w:t>Crítica</w:t>
+            </w:r>
+          </w:p>
+        </w:tc>
+        <w:tc>
+          <w:tcPr>
+            <w:tcW w:type="dxa" w:w="1440"/>
+          </w:tcPr>
+          <w:p>
+            <w:r>
+              <w:t>Ninguna consulta externa puede leer datos sin un JWT válido y permisos de rol asociados.</w:t>
+            </w:r>
+          </w:p>
+        </w:tc>
+      </w:tr>
+      <w:tr>
+        <w:tc>
+          <w:tcPr>
+            <w:tcW w:type="dxa" w:w="1440"/>
+          </w:tcPr>
+          <w:p>
+            <w:r>
+              <w:t>**REQ-SEC-002**</w:t>
+            </w:r>
+          </w:p>
+        </w:tc>
+        <w:tc>
+          <w:tcPr>
+            <w:tcW w:type="dxa" w:w="1440"/>
+          </w:tcPr>
+          <w:p>
+            <w:r>
+              <w:t>Cifrado en Tránsito (SSL)</w:t>
+            </w:r>
+          </w:p>
+        </w:tc>
+        <w:tc>
+          <w:tcPr>
+            <w:tcW w:type="dxa" w:w="1440"/>
+          </w:tcPr>
+          <w:p>
+            <w:r>
+              <w:t>Garantía de que toda la comunicación entre cliente y servidor es vía HTTPS.</w:t>
+            </w:r>
+          </w:p>
+        </w:tc>
+        <w:tc>
+          <w:tcPr>
+            <w:tcW w:type="dxa" w:w="1440"/>
+          </w:tcPr>
+          <w:p>
+            <w:r>
+              <w:t>Sistema</w:t>
+            </w:r>
+          </w:p>
+        </w:tc>
+        <w:tc>
+          <w:tcPr>
+            <w:tcW w:type="dxa" w:w="1440"/>
+          </w:tcPr>
+          <w:p>
+            <w:r>
+              <w:t>Alta</w:t>
+            </w:r>
+          </w:p>
+        </w:tc>
+        <w:tc>
+          <w:tcPr>
+            <w:tcW w:type="dxa" w:w="1440"/>
+          </w:tcPr>
+          <w:p>
+            <w:r>
+              <w:t>Redirección automática de HTTP a HTTPS en todos los endpoints de la App y API.</w:t>
+            </w:r>
+          </w:p>
+        </w:tc>
+      </w:tr>
+      <w:tr>
+        <w:tc>
+          <w:tcPr>
+            <w:tcW w:type="dxa" w:w="1440"/>
+          </w:tcPr>
+          <w:p>
+            <w:r>
+              <w:t>**REQ-SEC-003**</w:t>
+            </w:r>
+          </w:p>
+        </w:tc>
+        <w:tc>
+          <w:tcPr>
+            <w:tcW w:type="dxa" w:w="1440"/>
+          </w:tcPr>
+          <w:p>
+            <w:r>
+              <w:t>Gestión de Sesión</w:t>
+            </w:r>
+          </w:p>
+        </w:tc>
+        <w:tc>
+          <w:tcPr>
+            <w:tcW w:type="dxa" w:w="1440"/>
+          </w:tcPr>
+          <w:p>
+            <w:r>
+              <w:t>Expiración de tokens de acceso y renovación segura (JWT Refresh).</w:t>
+            </w:r>
+          </w:p>
+        </w:tc>
+        <w:tc>
+          <w:tcPr>
+            <w:tcW w:type="dxa" w:w="1440"/>
+          </w:tcPr>
+          <w:p>
+            <w:r>
+              <w:t>Sistema</w:t>
+            </w:r>
+          </w:p>
+        </w:tc>
+        <w:tc>
+          <w:tcPr>
+            <w:tcW w:type="dxa" w:w="1440"/>
+          </w:tcPr>
+          <w:p>
+            <w:r>
+              <w:t>Media</w:t>
+            </w:r>
+          </w:p>
+        </w:tc>
+        <w:tc>
+          <w:tcPr>
+            <w:tcW w:type="dxa" w:w="1440"/>
+          </w:tcPr>
+          <w:p>
+            <w:r>
+              <w:t>El usuario es redirigido al login tras un periodo de inactividad prolongado (config Supabase).</w:t>
+            </w:r>
+          </w:p>
+        </w:tc>
+      </w:tr>
+      <w:tr>
+        <w:tc>
+          <w:tcPr>
+            <w:tcW w:type="dxa" w:w="1440"/>
+          </w:tcPr>
+          <w:p>
+            <w:r>
+              <w:t>**REQ-SEC-004**</w:t>
+            </w:r>
+          </w:p>
+        </w:tc>
+        <w:tc>
+          <w:tcPr>
+            <w:tcW w:type="dxa" w:w="1440"/>
+          </w:tcPr>
+          <w:p>
+            <w:r>
+              <w:t>Protección CSRF/XSS</w:t>
+            </w:r>
+          </w:p>
+        </w:tc>
+        <w:tc>
+          <w:tcPr>
+            <w:tcW w:type="dxa" w:w="1440"/>
+          </w:tcPr>
+          <w:p>
+            <w:r>
+              <w:t>Prevención de ataques mediante el uso de frames seguros y saneamiento de inputs.</w:t>
+            </w:r>
+          </w:p>
+        </w:tc>
+        <w:tc>
+          <w:tcPr>
+            <w:tcW w:type="dxa" w:w="1440"/>
+          </w:tcPr>
+          <w:p>
+            <w:r>
+              <w:t>Sistema</w:t>
+            </w:r>
+          </w:p>
+        </w:tc>
+        <w:tc>
+          <w:tcPr>
+            <w:tcW w:type="dxa" w:w="1440"/>
+          </w:tcPr>
+          <w:p>
+            <w:r>
+              <w:t>Alta</w:t>
+            </w:r>
+          </w:p>
+        </w:tc>
+        <w:tc>
+          <w:tcPr>
+            <w:tcW w:type="dxa" w:w="1440"/>
+          </w:tcPr>
+          <w:p>
+            <w:r>
+              <w:t>Uso de `cookies httpOnly` y políticas de seguridad de contenido (CSP) por defecto de Next.js.</w:t>
+            </w:r>
+          </w:p>
+        </w:tc>
+      </w:tr>
+    </w:tbl>
+    <w:p/>
     <w:p>
       <w:pPr>
         <w:pStyle w:val="Heading3"/>
@@ -698,38 +2747,208 @@
         <w:t>3.7. Requerimientos de Fiabilidad y Mantenimiento (REL)</w:t>
       </w:r>
     </w:p>
-    <w:p>
-      <w:pPr>
-        <w:pStyle w:val="NoSpacing"/>
-      </w:pPr>
-      <w:r>
-        <w:t>| ID | Nombre | Descripción | Actores | Prioridad | Criterios de Aceptación |</w:t>
-      </w:r>
-    </w:p>
-    <w:p>
-      <w:pPr>
-        <w:pStyle w:val="NoSpacing"/>
-      </w:pPr>
-      <w:r>
-        <w:t>| :--- | :--- | :--- | :--- | :---: | :--- |</w:t>
-      </w:r>
-    </w:p>
-    <w:p>
-      <w:pPr>
-        <w:pStyle w:val="NoSpacing"/>
-      </w:pPr>
-      <w:r>
-        <w:t>| **REQ-REL-001** | Backup Automático | Copias de seguridad diarias de la base de datos PostgreSQL. | Sistema | Alta | Capacidad de restauración a un punto en el tiempo (PITR) de hasta 7 días. |</w:t>
-      </w:r>
-    </w:p>
-    <w:p>
-      <w:pPr>
-        <w:pStyle w:val="NoSpacing"/>
-      </w:pPr>
-      <w:r>
-        <w:t>| **REQ-REL-002** | Alta Disponibilidad | Garantía de tiempo en línea superior al 99.9%. | Sistema | Media | El sistema debe estar accesible sin interrupciones críticas durante el horario comercial. |</w:t>
-      </w:r>
-    </w:p>
+    <w:tbl>
+      <w:tblPr>
+        <w:tblStyle w:val="TableGrid"/>
+        <w:tblW w:type="auto" w:w="0"/>
+        <w:tblLook w:firstColumn="1" w:firstRow="1" w:lastColumn="0" w:lastRow="0" w:noHBand="0" w:noVBand="1" w:val="04A0"/>
+      </w:tblPr>
+      <w:tblGrid>
+        <w:gridCol w:w="1440"/>
+        <w:gridCol w:w="1440"/>
+        <w:gridCol w:w="1440"/>
+        <w:gridCol w:w="1440"/>
+        <w:gridCol w:w="1440"/>
+        <w:gridCol w:w="1440"/>
+      </w:tblGrid>
+      <w:tr>
+        <w:tc>
+          <w:tcPr>
+            <w:tcW w:type="dxa" w:w="1440"/>
+          </w:tcPr>
+          <w:p>
+            <w:r>
+              <w:t>ID</w:t>
+            </w:r>
+          </w:p>
+        </w:tc>
+        <w:tc>
+          <w:tcPr>
+            <w:tcW w:type="dxa" w:w="1440"/>
+          </w:tcPr>
+          <w:p>
+            <w:r>
+              <w:t>Nombre</w:t>
+            </w:r>
+          </w:p>
+        </w:tc>
+        <w:tc>
+          <w:tcPr>
+            <w:tcW w:type="dxa" w:w="1440"/>
+          </w:tcPr>
+          <w:p>
+            <w:r>
+              <w:t>Descripción</w:t>
+            </w:r>
+          </w:p>
+        </w:tc>
+        <w:tc>
+          <w:tcPr>
+            <w:tcW w:type="dxa" w:w="1440"/>
+          </w:tcPr>
+          <w:p>
+            <w:r>
+              <w:t>Actores</w:t>
+            </w:r>
+          </w:p>
+        </w:tc>
+        <w:tc>
+          <w:tcPr>
+            <w:tcW w:type="dxa" w:w="1440"/>
+          </w:tcPr>
+          <w:p>
+            <w:r>
+              <w:t>Prioridad</w:t>
+            </w:r>
+          </w:p>
+        </w:tc>
+        <w:tc>
+          <w:tcPr>
+            <w:tcW w:type="dxa" w:w="1440"/>
+          </w:tcPr>
+          <w:p>
+            <w:r>
+              <w:t>Criterios de Aceptación</w:t>
+            </w:r>
+          </w:p>
+        </w:tc>
+      </w:tr>
+      <w:tr>
+        <w:tc>
+          <w:tcPr>
+            <w:tcW w:type="dxa" w:w="1440"/>
+          </w:tcPr>
+          <w:p>
+            <w:r>
+              <w:t>**REQ-REL-001**</w:t>
+            </w:r>
+          </w:p>
+        </w:tc>
+        <w:tc>
+          <w:tcPr>
+            <w:tcW w:type="dxa" w:w="1440"/>
+          </w:tcPr>
+          <w:p>
+            <w:r>
+              <w:t>Backup Automático</w:t>
+            </w:r>
+          </w:p>
+        </w:tc>
+        <w:tc>
+          <w:tcPr>
+            <w:tcW w:type="dxa" w:w="1440"/>
+          </w:tcPr>
+          <w:p>
+            <w:r>
+              <w:t>Copias de seguridad diarias de la base de datos PostgreSQL.</w:t>
+            </w:r>
+          </w:p>
+        </w:tc>
+        <w:tc>
+          <w:tcPr>
+            <w:tcW w:type="dxa" w:w="1440"/>
+          </w:tcPr>
+          <w:p>
+            <w:r>
+              <w:t>Sistema</w:t>
+            </w:r>
+          </w:p>
+        </w:tc>
+        <w:tc>
+          <w:tcPr>
+            <w:tcW w:type="dxa" w:w="1440"/>
+          </w:tcPr>
+          <w:p>
+            <w:r>
+              <w:t>Alta</w:t>
+            </w:r>
+          </w:p>
+        </w:tc>
+        <w:tc>
+          <w:tcPr>
+            <w:tcW w:type="dxa" w:w="1440"/>
+          </w:tcPr>
+          <w:p>
+            <w:r>
+              <w:t>Capacidad de restauración a un punto en el tiempo (PITR) de hasta 7 días.</w:t>
+            </w:r>
+          </w:p>
+        </w:tc>
+      </w:tr>
+      <w:tr>
+        <w:tc>
+          <w:tcPr>
+            <w:tcW w:type="dxa" w:w="1440"/>
+          </w:tcPr>
+          <w:p>
+            <w:r>
+              <w:t>**REQ-REL-002**</w:t>
+            </w:r>
+          </w:p>
+        </w:tc>
+        <w:tc>
+          <w:tcPr>
+            <w:tcW w:type="dxa" w:w="1440"/>
+          </w:tcPr>
+          <w:p>
+            <w:r>
+              <w:t>Alta Disponibilidad</w:t>
+            </w:r>
+          </w:p>
+        </w:tc>
+        <w:tc>
+          <w:tcPr>
+            <w:tcW w:type="dxa" w:w="1440"/>
+          </w:tcPr>
+          <w:p>
+            <w:r>
+              <w:t>Garantía de tiempo en línea superior al 99.9%.</w:t>
+            </w:r>
+          </w:p>
+        </w:tc>
+        <w:tc>
+          <w:tcPr>
+            <w:tcW w:type="dxa" w:w="1440"/>
+          </w:tcPr>
+          <w:p>
+            <w:r>
+              <w:t>Sistema</w:t>
+            </w:r>
+          </w:p>
+        </w:tc>
+        <w:tc>
+          <w:tcPr>
+            <w:tcW w:type="dxa" w:w="1440"/>
+          </w:tcPr>
+          <w:p>
+            <w:r>
+              <w:t>Media</w:t>
+            </w:r>
+          </w:p>
+        </w:tc>
+        <w:tc>
+          <w:tcPr>
+            <w:tcW w:type="dxa" w:w="1440"/>
+          </w:tcPr>
+          <w:p>
+            <w:r>
+              <w:t>El sistema debe estar accesible sin interrupciones críticas durante el horario comercial.</w:t>
+            </w:r>
+          </w:p>
+        </w:tc>
+      </w:tr>
+    </w:tbl>
+    <w:p/>
     <w:p>
       <w:r>
         <w:t>---</w:t>
@@ -740,12 +2959,462 @@
         <w:pStyle w:val="Heading2"/>
       </w:pPr>
       <w:r>
-        <w:t>🛠️ 4. Requerimientos de Reparaciones (En Desarrollo)</w:t>
+        <w:t>🛠️ 4. Requerimientos de Reparaciones (REP)</w:t>
       </w:r>
     </w:p>
+    <w:tbl>
+      <w:tblPr>
+        <w:tblStyle w:val="TableGrid"/>
+        <w:tblW w:type="auto" w:w="0"/>
+        <w:tblLook w:firstColumn="1" w:firstRow="1" w:lastColumn="0" w:lastRow="0" w:noHBand="0" w:noVBand="1" w:val="04A0"/>
+      </w:tblPr>
+      <w:tblGrid>
+        <w:gridCol w:w="1440"/>
+        <w:gridCol w:w="1440"/>
+        <w:gridCol w:w="1440"/>
+        <w:gridCol w:w="1440"/>
+        <w:gridCol w:w="1440"/>
+        <w:gridCol w:w="1440"/>
+      </w:tblGrid>
+      <w:tr>
+        <w:tc>
+          <w:tcPr>
+            <w:tcW w:type="dxa" w:w="1440"/>
+          </w:tcPr>
+          <w:p>
+            <w:r>
+              <w:t>ID</w:t>
+            </w:r>
+          </w:p>
+        </w:tc>
+        <w:tc>
+          <w:tcPr>
+            <w:tcW w:type="dxa" w:w="1440"/>
+          </w:tcPr>
+          <w:p>
+            <w:r>
+              <w:t>Nombre</w:t>
+            </w:r>
+          </w:p>
+        </w:tc>
+        <w:tc>
+          <w:tcPr>
+            <w:tcW w:type="dxa" w:w="1440"/>
+          </w:tcPr>
+          <w:p>
+            <w:r>
+              <w:t>Descripción</w:t>
+            </w:r>
+          </w:p>
+        </w:tc>
+        <w:tc>
+          <w:tcPr>
+            <w:tcW w:type="dxa" w:w="1440"/>
+          </w:tcPr>
+          <w:p>
+            <w:r>
+              <w:t>Actores</w:t>
+            </w:r>
+          </w:p>
+        </w:tc>
+        <w:tc>
+          <w:tcPr>
+            <w:tcW w:type="dxa" w:w="1440"/>
+          </w:tcPr>
+          <w:p>
+            <w:r>
+              <w:t>Prioridad</w:t>
+            </w:r>
+          </w:p>
+        </w:tc>
+        <w:tc>
+          <w:tcPr>
+            <w:tcW w:type="dxa" w:w="1440"/>
+          </w:tcPr>
+          <w:p>
+            <w:r>
+              <w:t>Criterios de Aceptación</w:t>
+            </w:r>
+          </w:p>
+        </w:tc>
+      </w:tr>
+      <w:tr>
+        <w:tc>
+          <w:tcPr>
+            <w:tcW w:type="dxa" w:w="1440"/>
+          </w:tcPr>
+          <w:p>
+            <w:r>
+              <w:t>**REQ-REP-001**</w:t>
+            </w:r>
+          </w:p>
+        </w:tc>
+        <w:tc>
+          <w:tcPr>
+            <w:tcW w:type="dxa" w:w="1440"/>
+          </w:tcPr>
+          <w:p>
+            <w:r>
+              <w:t>Registro de Clientes</w:t>
+            </w:r>
+          </w:p>
+        </w:tc>
+        <w:tc>
+          <w:tcPr>
+            <w:tcW w:type="dxa" w:w="1440"/>
+          </w:tcPr>
+          <w:p>
+            <w:r>
+              <w:t>Base de datos de clientes vinculada a las reparaciones.</w:t>
+            </w:r>
+          </w:p>
+        </w:tc>
+        <w:tc>
+          <w:tcPr>
+            <w:tcW w:type="dxa" w:w="1440"/>
+          </w:tcPr>
+          <w:p>
+            <w:r>
+              <w:t>Todos</w:t>
+            </w:r>
+          </w:p>
+        </w:tc>
+        <w:tc>
+          <w:tcPr>
+            <w:tcW w:type="dxa" w:w="1440"/>
+          </w:tcPr>
+          <w:p>
+            <w:r>
+              <w:t>Alta</w:t>
+            </w:r>
+          </w:p>
+        </w:tc>
+        <w:tc>
+          <w:tcPr>
+            <w:tcW w:type="dxa" w:w="1440"/>
+          </w:tcPr>
+          <w:p>
+            <w:r>
+              <w:t>Búsqueda por nombre/teléfono; validación de duplicados.</w:t>
+            </w:r>
+          </w:p>
+        </w:tc>
+      </w:tr>
+      <w:tr>
+        <w:tc>
+          <w:tcPr>
+            <w:tcW w:type="dxa" w:w="1440"/>
+          </w:tcPr>
+          <w:p>
+            <w:r>
+              <w:t>**REQ-REP-002**</w:t>
+            </w:r>
+          </w:p>
+        </w:tc>
+        <w:tc>
+          <w:tcPr>
+            <w:tcW w:type="dxa" w:w="1440"/>
+          </w:tcPr>
+          <w:p>
+            <w:r>
+              <w:t>Ficha del Reloj</w:t>
+            </w:r>
+          </w:p>
+        </w:tc>
+        <w:tc>
+          <w:tcPr>
+            <w:tcW w:type="dxa" w:w="1440"/>
+          </w:tcPr>
+          <w:p>
+            <w:r>
+              <w:t>Registro de Marca, Modelo, Tipo y Serial (si aplica).</w:t>
+            </w:r>
+          </w:p>
+        </w:tc>
+        <w:tc>
+          <w:tcPr>
+            <w:tcW w:type="dxa" w:w="1440"/>
+          </w:tcPr>
+          <w:p>
+            <w:r>
+              <w:t>Todos</w:t>
+            </w:r>
+          </w:p>
+        </w:tc>
+        <w:tc>
+          <w:tcPr>
+            <w:tcW w:type="dxa" w:w="1440"/>
+          </w:tcPr>
+          <w:p>
+            <w:r>
+              <w:t>Crítica</w:t>
+            </w:r>
+          </w:p>
+        </w:tc>
+        <w:tc>
+          <w:tcPr>
+            <w:tcW w:type="dxa" w:w="1440"/>
+          </w:tcPr>
+          <w:p>
+            <w:r>
+              <w:t>Mantenimiento de la estructura histórica de Google Sheets.</w:t>
+            </w:r>
+          </w:p>
+        </w:tc>
+      </w:tr>
+      <w:tr>
+        <w:tc>
+          <w:tcPr>
+            <w:tcW w:type="dxa" w:w="1440"/>
+          </w:tcPr>
+          <w:p>
+            <w:r>
+              <w:t>**REQ-REP-003**</w:t>
+            </w:r>
+          </w:p>
+        </w:tc>
+        <w:tc>
+          <w:tcPr>
+            <w:tcW w:type="dxa" w:w="1440"/>
+          </w:tcPr>
+          <w:p>
+            <w:r>
+              <w:t>Ciclo de Vida</w:t>
+            </w:r>
+          </w:p>
+        </w:tc>
+        <w:tc>
+          <w:tcPr>
+            <w:tcW w:type="dxa" w:w="1440"/>
+          </w:tcPr>
+          <w:p>
+            <w:r>
+              <w:t>Flujo de estados con fechas de compromiso, fin y entrega.</w:t>
+            </w:r>
+          </w:p>
+        </w:tc>
+        <w:tc>
+          <w:tcPr>
+            <w:tcW w:type="dxa" w:w="1440"/>
+          </w:tcPr>
+          <w:p>
+            <w:r>
+              <w:t>Todos</w:t>
+            </w:r>
+          </w:p>
+        </w:tc>
+        <w:tc>
+          <w:tcPr>
+            <w:tcW w:type="dxa" w:w="1440"/>
+          </w:tcPr>
+          <w:p>
+            <w:r>
+              <w:t>Crítica</w:t>
+            </w:r>
+          </w:p>
+        </w:tc>
+        <w:tc>
+          <w:tcPr>
+            <w:tcW w:type="dxa" w:w="1440"/>
+          </w:tcPr>
+          <w:p>
+            <w:r>
+              <w:t>Trazabilidad de tiempos de respuesta del taller.</w:t>
+            </w:r>
+          </w:p>
+        </w:tc>
+      </w:tr>
+      <w:tr>
+        <w:tc>
+          <w:tcPr>
+            <w:tcW w:type="dxa" w:w="1440"/>
+          </w:tcPr>
+          <w:p>
+            <w:r>
+              <w:t>**REQ-REP-004**</w:t>
+            </w:r>
+          </w:p>
+        </w:tc>
+        <w:tc>
+          <w:tcPr>
+            <w:tcW w:type="dxa" w:w="1440"/>
+          </w:tcPr>
+          <w:p>
+            <w:r>
+              <w:t>Control de Abonos</w:t>
+            </w:r>
+          </w:p>
+        </w:tc>
+        <w:tc>
+          <w:tcPr>
+            <w:tcW w:type="dxa" w:w="1440"/>
+          </w:tcPr>
+          <w:p>
+            <w:r>
+              <w:t>Registro de anticipos y cálculo automático de saldo.</w:t>
+            </w:r>
+          </w:p>
+        </w:tc>
+        <w:tc>
+          <w:tcPr>
+            <w:tcW w:type="dxa" w:w="1440"/>
+          </w:tcPr>
+          <w:p>
+            <w:r>
+              <w:t>Recepción</w:t>
+            </w:r>
+          </w:p>
+        </w:tc>
+        <w:tc>
+          <w:tcPr>
+            <w:tcW w:type="dxa" w:w="1440"/>
+          </w:tcPr>
+          <w:p>
+            <w:r>
+              <w:t>Alta</w:t>
+            </w:r>
+          </w:p>
+        </w:tc>
+        <w:tc>
+          <w:tcPr>
+            <w:tcW w:type="dxa" w:w="1440"/>
+          </w:tcPr>
+          <w:p>
+            <w:r>
+              <w:t>El saldo se actualiza al registrar abonos; validación de total vs saldo.</w:t>
+            </w:r>
+          </w:p>
+        </w:tc>
+      </w:tr>
+      <w:tr>
+        <w:tc>
+          <w:tcPr>
+            <w:tcW w:type="dxa" w:w="1440"/>
+          </w:tcPr>
+          <w:p>
+            <w:r>
+              <w:t>**REQ-REP-005**</w:t>
+            </w:r>
+          </w:p>
+        </w:tc>
+        <w:tc>
+          <w:tcPr>
+            <w:tcW w:type="dxa" w:w="1440"/>
+          </w:tcPr>
+          <w:p>
+            <w:r>
+              <w:t>Ticket de Servicio</w:t>
+            </w:r>
+          </w:p>
+        </w:tc>
+        <w:tc>
+          <w:tcPr>
+            <w:tcW w:type="dxa" w:w="1440"/>
+          </w:tcPr>
+          <w:p>
+            <w:r>
+              <w:t>Generación de comprobante basado en el "Número de Recibo".</w:t>
+            </w:r>
+          </w:p>
+        </w:tc>
+        <w:tc>
+          <w:tcPr>
+            <w:tcW w:type="dxa" w:w="1440"/>
+          </w:tcPr>
+          <w:p>
+            <w:r>
+              <w:t>Recepción</w:t>
+            </w:r>
+          </w:p>
+        </w:tc>
+        <w:tc>
+          <w:tcPr>
+            <w:tcW w:type="dxa" w:w="1440"/>
+          </w:tcPr>
+          <w:p>
+            <w:r>
+              <w:t>Alta</w:t>
+            </w:r>
+          </w:p>
+        </w:tc>
+        <w:tc>
+          <w:tcPr>
+            <w:tcW w:type="dxa" w:w="1440"/>
+          </w:tcPr>
+          <w:p>
+            <w:r>
+              <w:t>El número de recibo debe ser coincidente con el sistema actual.</w:t>
+            </w:r>
+          </w:p>
+        </w:tc>
+      </w:tr>
+      <w:tr>
+        <w:tc>
+          <w:tcPr>
+            <w:tcW w:type="dxa" w:w="1440"/>
+          </w:tcPr>
+          <w:p>
+            <w:r>
+              <w:t>**REQ-REP-006**</w:t>
+            </w:r>
+          </w:p>
+        </w:tc>
+        <w:tc>
+          <w:tcPr>
+            <w:tcW w:type="dxa" w:w="1440"/>
+          </w:tcPr>
+          <w:p>
+            <w:r>
+              <w:t>Notas e Historial</w:t>
+            </w:r>
+          </w:p>
+        </w:tc>
+        <w:tc>
+          <w:tcPr>
+            <w:tcW w:type="dxa" w:w="1440"/>
+          </w:tcPr>
+          <w:p>
+            <w:r>
+              <w:t>Registro de notas internas y contador de veces en garantía.</w:t>
+            </w:r>
+          </w:p>
+        </w:tc>
+        <w:tc>
+          <w:tcPr>
+            <w:tcW w:type="dxa" w:w="1440"/>
+          </w:tcPr>
+          <w:p>
+            <w:r>
+              <w:t>Técnico</w:t>
+            </w:r>
+          </w:p>
+        </w:tc>
+        <w:tc>
+          <w:tcPr>
+            <w:tcW w:type="dxa" w:w="1440"/>
+          </w:tcPr>
+          <w:p>
+            <w:r>
+              <w:t>Media</w:t>
+            </w:r>
+          </w:p>
+        </w:tc>
+        <w:tc>
+          <w:tcPr>
+            <w:tcW w:type="dxa" w:w="1440"/>
+          </w:tcPr>
+          <w:p>
+            <w:r>
+              <w:t>Identificación de reparaciones recurrentes para control de calidad.</w:t>
+            </w:r>
+          </w:p>
+        </w:tc>
+      </w:tr>
+    </w:tbl>
+    <w:p/>
     <w:p>
       <w:r>
-        <w:t>*(Estos requerimientos se detallarán con IDs REP-XXX en la siguiente fase operativa).*</w:t>
+        <w:t>---</w:t>
       </w:r>
     </w:p>
     <w:p>
@@ -757,16 +3426,64 @@
       </w:r>
     </w:p>
     <w:p>
+      <w:pPr>
+        <w:pStyle w:val="ListBullet"/>
+      </w:pPr>
       <w:r>
-        <w:t>... (resto del documento)</w:t>
+        <w:t>**Riesgo:** Pérdida de conectividad a internet en el local.</w:t>
       </w:r>
     </w:p>
     <w:p>
       <w:pPr>
+        <w:pStyle w:val="ListBullet"/>
+      </w:pPr>
+      <w:r>
+        <w:t>*Mitigación:* Implementar persistencia local (WIP) o usar hotspot 4G.</w:t>
+      </w:r>
+    </w:p>
+    <w:p>
+      <w:pPr>
+        <w:pStyle w:val="ListBullet"/>
+      </w:pPr>
+      <w:r>
+        <w:t>**Riesgo:** Reclamos de clientes por daños previos no registrados.</w:t>
+      </w:r>
+    </w:p>
+    <w:p>
+      <w:pPr>
+        <w:pStyle w:val="ListBullet"/>
+      </w:pPr>
+      <w:r>
+        <w:t>*Mitigación:* Obligatoriedad de REQ-REP-002 (Estado Físico) al recibir el reloj.</w:t>
+      </w:r>
+    </w:p>
+    <w:p>
+      <w:pPr>
+        <w:pStyle w:val="ListBullet"/>
+      </w:pPr>
+      <w:r>
+        <w:t>**Riesgo:** Errores en cálculos financieros de abonos.</w:t>
+      </w:r>
+    </w:p>
+    <w:p>
+      <w:pPr>
+        <w:pStyle w:val="ListBullet"/>
+      </w:pPr>
+      <w:r>
+        <w:t>*Mitigación:* Validación estricta en base de datos (Saldo = Total - Abonos).</w:t>
+      </w:r>
+    </w:p>
+    <w:p>
+      <w:r>
+        <w:br w:type="page"/>
+      </w:r>
+    </w:p>
+    <w:p>
+      <w:pPr>
         <w:pStyle w:val="Heading1"/>
       </w:pPr>
       <w:r>
-        <w:t>Architecture</w:t>
+        <w:t>ARCHITECTURE</w:t>
       </w:r>
     </w:p>
     <w:p>
@@ -790,62 +3507,211 @@
         <w:t>🛠️ Stack Tecnológico</w:t>
       </w:r>
     </w:p>
-    <w:p>
-      <w:pPr>
-        <w:pStyle w:val="NoSpacing"/>
-      </w:pPr>
-      <w:r>
-        <w:t>| Capa | Tecnología | Propósito |</w:t>
-      </w:r>
-    </w:p>
-    <w:p>
-      <w:pPr>
-        <w:pStyle w:val="NoSpacing"/>
-      </w:pPr>
-      <w:r>
-        <w:t>| :--- | :--- | :--- |</w:t>
-      </w:r>
-    </w:p>
-    <w:p>
-      <w:pPr>
-        <w:pStyle w:val="NoSpacing"/>
-      </w:pPr>
-      <w:r>
-        <w:t>| **Frontend** | Next.js 15 (App Router) | Framework principal y SSR/CSR |</w:t>
-      </w:r>
-    </w:p>
-    <w:p>
-      <w:pPr>
-        <w:pStyle w:val="NoSpacing"/>
-      </w:pPr>
-      <w:r>
-        <w:t>| **Lenguaje** | TypeScript | Tipado estático y seguridad de código |</w:t>
-      </w:r>
-    </w:p>
-    <w:p>
-      <w:pPr>
-        <w:pStyle w:val="NoSpacing"/>
-      </w:pPr>
-      <w:r>
-        <w:t>| **Estilos** | Tailwind CSS / Vanilla CSS | Diseño moderno, responsivo y "glassmorphism" |</w:t>
-      </w:r>
-    </w:p>
-    <w:p>
-      <w:pPr>
-        <w:pStyle w:val="NoSpacing"/>
-      </w:pPr>
-      <w:r>
-        <w:t>| **Backend** | Supabase | Base de Datos, Autenticación y API autogenerada |</w:t>
-      </w:r>
-    </w:p>
-    <w:p>
-      <w:pPr>
-        <w:pStyle w:val="NoSpacing"/>
-      </w:pPr>
-      <w:r>
-        <w:t>| **Estado** | React Context (Auth) | Gestión global de sesión y roles |</w:t>
-      </w:r>
-    </w:p>
+    <w:tbl>
+      <w:tblPr>
+        <w:tblStyle w:val="TableGrid"/>
+        <w:tblW w:type="auto" w:w="0"/>
+        <w:tblLook w:firstColumn="1" w:firstRow="1" w:lastColumn="0" w:lastRow="0" w:noHBand="0" w:noVBand="1" w:val="04A0"/>
+      </w:tblPr>
+      <w:tblGrid>
+        <w:gridCol w:w="2880"/>
+        <w:gridCol w:w="2880"/>
+        <w:gridCol w:w="2880"/>
+      </w:tblGrid>
+      <w:tr>
+        <w:tc>
+          <w:tcPr>
+            <w:tcW w:type="dxa" w:w="2880"/>
+          </w:tcPr>
+          <w:p>
+            <w:r>
+              <w:t>Capa</w:t>
+            </w:r>
+          </w:p>
+        </w:tc>
+        <w:tc>
+          <w:tcPr>
+            <w:tcW w:type="dxa" w:w="2880"/>
+          </w:tcPr>
+          <w:p>
+            <w:r>
+              <w:t>Tecnología</w:t>
+            </w:r>
+          </w:p>
+        </w:tc>
+        <w:tc>
+          <w:tcPr>
+            <w:tcW w:type="dxa" w:w="2880"/>
+          </w:tcPr>
+          <w:p>
+            <w:r>
+              <w:t>Propósito</w:t>
+            </w:r>
+          </w:p>
+        </w:tc>
+      </w:tr>
+      <w:tr>
+        <w:tc>
+          <w:tcPr>
+            <w:tcW w:type="dxa" w:w="2880"/>
+          </w:tcPr>
+          <w:p>
+            <w:r>
+              <w:t>**Frontend**</w:t>
+            </w:r>
+          </w:p>
+        </w:tc>
+        <w:tc>
+          <w:tcPr>
+            <w:tcW w:type="dxa" w:w="2880"/>
+          </w:tcPr>
+          <w:p>
+            <w:r>
+              <w:t>Next.js 15 (App Router)</w:t>
+            </w:r>
+          </w:p>
+        </w:tc>
+        <w:tc>
+          <w:tcPr>
+            <w:tcW w:type="dxa" w:w="2880"/>
+          </w:tcPr>
+          <w:p>
+            <w:r>
+              <w:t>Framework principal y SSR/CSR</w:t>
+            </w:r>
+          </w:p>
+        </w:tc>
+      </w:tr>
+      <w:tr>
+        <w:tc>
+          <w:tcPr>
+            <w:tcW w:type="dxa" w:w="2880"/>
+          </w:tcPr>
+          <w:p>
+            <w:r>
+              <w:t>**Lenguaje**</w:t>
+            </w:r>
+          </w:p>
+        </w:tc>
+        <w:tc>
+          <w:tcPr>
+            <w:tcW w:type="dxa" w:w="2880"/>
+          </w:tcPr>
+          <w:p>
+            <w:r>
+              <w:t>TypeScript</w:t>
+            </w:r>
+          </w:p>
+        </w:tc>
+        <w:tc>
+          <w:tcPr>
+            <w:tcW w:type="dxa" w:w="2880"/>
+          </w:tcPr>
+          <w:p>
+            <w:r>
+              <w:t>Tipado estático y seguridad de código</w:t>
+            </w:r>
+          </w:p>
+        </w:tc>
+      </w:tr>
+      <w:tr>
+        <w:tc>
+          <w:tcPr>
+            <w:tcW w:type="dxa" w:w="2880"/>
+          </w:tcPr>
+          <w:p>
+            <w:r>
+              <w:t>**Estilos**</w:t>
+            </w:r>
+          </w:p>
+        </w:tc>
+        <w:tc>
+          <w:tcPr>
+            <w:tcW w:type="dxa" w:w="2880"/>
+          </w:tcPr>
+          <w:p>
+            <w:r>
+              <w:t>Tailwind CSS / Vanilla CSS</w:t>
+            </w:r>
+          </w:p>
+        </w:tc>
+        <w:tc>
+          <w:tcPr>
+            <w:tcW w:type="dxa" w:w="2880"/>
+          </w:tcPr>
+          <w:p>
+            <w:r>
+              <w:t>Diseño moderno, responsivo y "glassmorphism"</w:t>
+            </w:r>
+          </w:p>
+        </w:tc>
+      </w:tr>
+      <w:tr>
+        <w:tc>
+          <w:tcPr>
+            <w:tcW w:type="dxa" w:w="2880"/>
+          </w:tcPr>
+          <w:p>
+            <w:r>
+              <w:t>**Backend**</w:t>
+            </w:r>
+          </w:p>
+        </w:tc>
+        <w:tc>
+          <w:tcPr>
+            <w:tcW w:type="dxa" w:w="2880"/>
+          </w:tcPr>
+          <w:p>
+            <w:r>
+              <w:t>Supabase</w:t>
+            </w:r>
+          </w:p>
+        </w:tc>
+        <w:tc>
+          <w:tcPr>
+            <w:tcW w:type="dxa" w:w="2880"/>
+          </w:tcPr>
+          <w:p>
+            <w:r>
+              <w:t>Base de Datos, Autenticación y API autogenerada</w:t>
+            </w:r>
+          </w:p>
+        </w:tc>
+      </w:tr>
+      <w:tr>
+        <w:tc>
+          <w:tcPr>
+            <w:tcW w:type="dxa" w:w="2880"/>
+          </w:tcPr>
+          <w:p>
+            <w:r>
+              <w:t>**Estado**</w:t>
+            </w:r>
+          </w:p>
+        </w:tc>
+        <w:tc>
+          <w:tcPr>
+            <w:tcW w:type="dxa" w:w="2880"/>
+          </w:tcPr>
+          <w:p>
+            <w:r>
+              <w:t>React Context (Auth)</w:t>
+            </w:r>
+          </w:p>
+        </w:tc>
+        <w:tc>
+          <w:tcPr>
+            <w:tcW w:type="dxa" w:w="2880"/>
+          </w:tcPr>
+          <w:p>
+            <w:r>
+              <w:t>Gestión global de sesión y roles</w:t>
+            </w:r>
+          </w:p>
+        </w:tc>
+      </w:tr>
+    </w:tbl>
+    <w:p/>
     <w:p>
       <w:pPr>
         <w:pStyle w:val="Heading2"/>
@@ -925,7 +3791,36 @@
         <w:pStyle w:val="ListBullet"/>
       </w:pPr>
       <w:r>
-        <w:t>Ejemplo: `/finanzas` solo aparece si `rol === 'admin'`.</w:t>
+        <w:t>Implementa un **Hydration Guard** para evitar parpadeos de UI y errores de SSR.</w:t>
+      </w:r>
+    </w:p>
+    <w:p>
+      <w:pPr>
+        <w:pStyle w:val="Heading3"/>
+      </w:pPr>
+      <w:r>
+        <w:t>3. Hydration &amp; Stability Pattern</w:t>
+      </w:r>
+    </w:p>
+    <w:p>
+      <w:r>
+        <w:t>Para evitar errores de hidratación y asegurar que el código dependiente del navegador no se ejecute prematuramente en el servidor:</w:t>
+      </w:r>
+    </w:p>
+    <w:p>
+      <w:pPr>
+        <w:pStyle w:val="ListBullet"/>
+      </w:pPr>
+      <w:r>
+        <w:t>**Mounted Guard**: Se usa un estado `mounted` en `useEffect` para condicionar el renderizado de componentes interactivos.</w:t>
+      </w:r>
+    </w:p>
+    <w:p>
+      <w:pPr>
+        <w:pStyle w:val="ListBullet"/>
+      </w:pPr>
+      <w:r>
+        <w:t>**Session Pulse**: El sistema detecta el foco de la ventana (`window.onfocus`) y sincroniza los datos automáticamente para prevenir sesiones inactivas "fantasma".</w:t>
       </w:r>
     </w:p>
     <w:p>
@@ -946,7 +3841,7 @@
         <w:pStyle w:val="ListNumber"/>
       </w:pPr>
       <w:r>
-        <w:t>**Nivel de Interfaz (Frontend):**</w:t>
+        <w:t xml:space="preserve"> **Nivel de Interfaz (Frontend):**</w:t>
       </w:r>
     </w:p>
     <w:p>
@@ -970,7 +3865,7 @@
         <w:pStyle w:val="ListNumber"/>
       </w:pPr>
       <w:r>
-        <w:t>**Nivel de Datos (Backend - WIP):**</w:t>
+        <w:t xml:space="preserve"> **Nivel de Datos (Backend - WIP):**</w:t>
       </w:r>
     </w:p>
     <w:p>
@@ -1039,7 +3934,7 @@
         <w:pStyle w:val="Heading2"/>
       </w:pPr>
       <w:r>
-        <w:t>📈 Patrones de Diseño</w:t>
+        <w:t>📉 Patrones de Diseño</w:t>
       </w:r>
     </w:p>
     <w:p>
@@ -1060,10 +3955,2241 @@
     </w:p>
     <w:p>
       <w:pPr>
+        <w:pStyle w:val="ListBullet"/>
+      </w:pPr>
+      <w:r>
+        <w:t>**Integridad Transaccional**: Los campos como `saldo_pendiente` se calculan en el cliente y se validan en el servidor para asegurar que nunca existan descuadres financieros.</w:t>
+      </w:r>
+    </w:p>
+    <w:p>
+      <w:r>
+        <w:br w:type="page"/>
+      </w:r>
+    </w:p>
+    <w:p>
+      <w:pPr>
         <w:pStyle w:val="Heading1"/>
       </w:pPr>
       <w:r>
-        <w:t>Database</w:t>
+        <w:t>RTM</w:t>
+      </w:r>
+    </w:p>
+    <w:p>
+      <w:pPr>
+        <w:pStyle w:val="Heading2"/>
+      </w:pPr>
+      <w:r>
+        <w:t>📋 Matriz de Trazabilidad de Requerimientos (RTM)</w:t>
+      </w:r>
+    </w:p>
+    <w:p>
+      <w:r>
+        <w:t>Este documento rastrea el cumplimiento de los requerimientos definidos en el [PRD](file:///d:/Proyecto%20IA/RELOJERIA%20IA/docs/PRD.md).</w:t>
+      </w:r>
+    </w:p>
+    <w:p>
+      <w:pPr>
+        <w:pStyle w:val="Heading2"/>
+      </w:pPr>
+      <w:r>
+        <w:t>🧩 Trazabilidad Técnica</w:t>
+      </w:r>
+    </w:p>
+    <w:p>
+      <w:pPr>
+        <w:pStyle w:val="Heading2"/>
+      </w:pPr>
+      <w:r>
+        <w:t>🧩 Trazabilidad Técnica Detallada</w:t>
+      </w:r>
+    </w:p>
+    <w:tbl>
+      <w:tblPr>
+        <w:tblStyle w:val="TableGrid"/>
+        <w:tblW w:type="auto" w:w="0"/>
+        <w:tblLook w:firstColumn="1" w:firstRow="1" w:lastColumn="0" w:lastRow="0" w:noHBand="0" w:noVBand="1" w:val="04A0"/>
+      </w:tblPr>
+      <w:tblGrid>
+        <w:gridCol w:w="2160"/>
+        <w:gridCol w:w="2160"/>
+        <w:gridCol w:w="2160"/>
+        <w:gridCol w:w="2160"/>
+      </w:tblGrid>
+      <w:tr>
+        <w:tc>
+          <w:tcPr>
+            <w:tcW w:type="dxa" w:w="2160"/>
+          </w:tcPr>
+          <w:p>
+            <w:r>
+              <w:t>ID Req</w:t>
+            </w:r>
+          </w:p>
+        </w:tc>
+        <w:tc>
+          <w:tcPr>
+            <w:tcW w:type="dxa" w:w="2160"/>
+          </w:tcPr>
+          <w:p>
+            <w:r>
+              <w:t>Módulo / Archivo de Implementación</w:t>
+            </w:r>
+          </w:p>
+        </w:tc>
+        <w:tc>
+          <w:tcPr>
+            <w:tcW w:type="dxa" w:w="2160"/>
+          </w:tcPr>
+          <w:p>
+            <w:r>
+              <w:t>Estado</w:t>
+            </w:r>
+          </w:p>
+        </w:tc>
+        <w:tc>
+          <w:tcPr>
+            <w:tcW w:type="dxa" w:w="2160"/>
+          </w:tcPr>
+          <w:p>
+            <w:r>
+              <w:t>Validación (Prueba)</w:t>
+            </w:r>
+          </w:p>
+        </w:tc>
+      </w:tr>
+      <w:tr>
+        <w:tc>
+          <w:tcPr>
+            <w:tcW w:type="dxa" w:w="2160"/>
+          </w:tcPr>
+          <w:p>
+            <w:r>
+              <w:t>**REQ-FUN-001**</w:t>
+            </w:r>
+          </w:p>
+        </w:tc>
+        <w:tc>
+          <w:tcPr>
+            <w:tcW w:type="dxa" w:w="2160"/>
+          </w:tcPr>
+          <w:p>
+            <w:r>
+              <w:t>`AuthProvider.tsx`, `login/page.tsx`</w:t>
+            </w:r>
+          </w:p>
+        </w:tc>
+        <w:tc>
+          <w:tcPr>
+            <w:tcW w:type="dxa" w:w="2160"/>
+          </w:tcPr>
+          <w:p>
+            <w:r>
+              <w:t>✅</w:t>
+            </w:r>
+          </w:p>
+        </w:tc>
+        <w:tc>
+          <w:tcPr>
+            <w:tcW w:type="dxa" w:w="2160"/>
+          </w:tcPr>
+          <w:p>
+            <w:r>
+              <w:t>Flujo de login exitoso y manejo de errores.</w:t>
+            </w:r>
+          </w:p>
+        </w:tc>
+      </w:tr>
+      <w:tr>
+        <w:tc>
+          <w:tcPr>
+            <w:tcW w:type="dxa" w:w="2160"/>
+          </w:tcPr>
+          <w:p>
+            <w:r>
+              <w:t>**REQ-FUN-002**</w:t>
+            </w:r>
+          </w:p>
+        </w:tc>
+        <w:tc>
+          <w:tcPr>
+            <w:tcW w:type="dxa" w:w="2160"/>
+          </w:tcPr>
+          <w:p>
+            <w:r>
+              <w:t>`inventario/page.tsx`</w:t>
+            </w:r>
+          </w:p>
+        </w:tc>
+        <w:tc>
+          <w:tcPr>
+            <w:tcW w:type="dxa" w:w="2160"/>
+          </w:tcPr>
+          <w:p>
+            <w:r>
+              <w:t>✅</w:t>
+            </w:r>
+          </w:p>
+        </w:tc>
+        <w:tc>
+          <w:tcPr>
+            <w:tcW w:type="dxa" w:w="2160"/>
+          </w:tcPr>
+          <w:p>
+            <w:r>
+              <w:t>Verificación de CRUD (Crear, Leer, Editar, Borrar).</w:t>
+            </w:r>
+          </w:p>
+        </w:tc>
+      </w:tr>
+      <w:tr>
+        <w:tc>
+          <w:tcPr>
+            <w:tcW w:type="dxa" w:w="2160"/>
+          </w:tcPr>
+          <w:p>
+            <w:r>
+              <w:t>**REQ-FUN-003**</w:t>
+            </w:r>
+          </w:p>
+        </w:tc>
+        <w:tc>
+          <w:tcPr>
+            <w:tcW w:type="dxa" w:w="2160"/>
+          </w:tcPr>
+          <w:p>
+            <w:r>
+              <w:t>`inventario/page.tsx` (Lógica UI)</w:t>
+            </w:r>
+          </w:p>
+        </w:tc>
+        <w:tc>
+          <w:tcPr>
+            <w:tcW w:type="dxa" w:w="2160"/>
+          </w:tcPr>
+          <w:p>
+            <w:r>
+              <w:t>✅</w:t>
+            </w:r>
+          </w:p>
+        </w:tc>
+        <w:tc>
+          <w:tcPr>
+            <w:tcW w:type="dxa" w:w="2160"/>
+          </w:tcPr>
+          <w:p>
+            <w:r>
+              <w:t>Aparición de badge "REABASTECER" por stock bajo.</w:t>
+            </w:r>
+          </w:p>
+        </w:tc>
+      </w:tr>
+      <w:tr>
+        <w:tc>
+          <w:tcPr>
+            <w:tcW w:type="dxa" w:w="2160"/>
+          </w:tcPr>
+          <w:p>
+            <w:r>
+              <w:t>**REQ-FUN-004**</w:t>
+            </w:r>
+          </w:p>
+        </w:tc>
+        <w:tc>
+          <w:tcPr>
+            <w:tcW w:type="dxa" w:w="2160"/>
+          </w:tcPr>
+          <w:p>
+            <w:r>
+              <w:t>`inventario/page.tsx` (Header Stats)</w:t>
+            </w:r>
+          </w:p>
+        </w:tc>
+        <w:tc>
+          <w:tcPr>
+            <w:tcW w:type="dxa" w:w="2160"/>
+          </w:tcPr>
+          <w:p>
+            <w:r>
+              <w:t>✅</w:t>
+            </w:r>
+          </w:p>
+        </w:tc>
+        <w:tc>
+          <w:tcPr>
+            <w:tcW w:type="dxa" w:w="2160"/>
+          </w:tcPr>
+          <w:p>
+            <w:r>
+              <w:t>Cálculo exacto de inversión basado en stock.</w:t>
+            </w:r>
+          </w:p>
+        </w:tc>
+      </w:tr>
+      <w:tr>
+        <w:tc>
+          <w:tcPr>
+            <w:tcW w:type="dxa" w:w="2160"/>
+          </w:tcPr>
+          <w:p>
+            <w:r>
+              <w:t>**REQ-FUN-005**</w:t>
+            </w:r>
+          </w:p>
+        </w:tc>
+        <w:tc>
+          <w:tcPr>
+            <w:tcW w:type="dxa" w:w="2160"/>
+          </w:tcPr>
+          <w:p>
+            <w:r>
+              <w:t>`admin/usuarios/page.tsx`</w:t>
+            </w:r>
+          </w:p>
+        </w:tc>
+        <w:tc>
+          <w:tcPr>
+            <w:tcW w:type="dxa" w:w="2160"/>
+          </w:tcPr>
+          <w:p>
+            <w:r>
+              <w:t>✅</w:t>
+            </w:r>
+          </w:p>
+        </w:tc>
+        <w:tc>
+          <w:tcPr>
+            <w:tcW w:type="dxa" w:w="2160"/>
+          </w:tcPr>
+          <w:p>
+            <w:r>
+              <w:t>Gestión de perfiles y estados de activación.</w:t>
+            </w:r>
+          </w:p>
+        </w:tc>
+      </w:tr>
+      <w:tr>
+        <w:tc>
+          <w:tcPr>
+            <w:tcW w:type="dxa" w:w="2160"/>
+          </w:tcPr>
+          <w:p>
+            <w:r>
+              <w:t>**REQ-FUN-006**</w:t>
+            </w:r>
+          </w:p>
+        </w:tc>
+        <w:tc>
+          <w:tcPr>
+            <w:tcW w:type="dxa" w:w="2160"/>
+          </w:tcPr>
+          <w:p>
+            <w:r>
+              <w:t>`reparaciones/page.tsx`</w:t>
+            </w:r>
+          </w:p>
+        </w:tc>
+        <w:tc>
+          <w:tcPr>
+            <w:tcW w:type="dxa" w:w="2160"/>
+          </w:tcPr>
+          <w:p>
+            <w:r>
+              <w:t>✅</w:t>
+            </w:r>
+          </w:p>
+        </w:tc>
+        <w:tc>
+          <w:tcPr>
+            <w:tcW w:type="dxa" w:w="2160"/>
+          </w:tcPr>
+          <w:p>
+            <w:r>
+              <w:t>Dashboard de carga por técnico funcional.</w:t>
+            </w:r>
+          </w:p>
+        </w:tc>
+      </w:tr>
+      <w:tr>
+        <w:tc>
+          <w:tcPr>
+            <w:tcW w:type="dxa" w:w="2160"/>
+          </w:tcPr>
+          <w:p>
+            <w:r>
+              <w:t>**REQ-FUN-007**</w:t>
+            </w:r>
+          </w:p>
+        </w:tc>
+        <w:tc>
+          <w:tcPr>
+            <w:tcW w:type="dxa" w:w="2160"/>
+          </w:tcPr>
+          <w:p>
+            <w:r>
+              <w:t>`reparaciones/page.tsx`</w:t>
+            </w:r>
+          </w:p>
+        </w:tc>
+        <w:tc>
+          <w:tcPr>
+            <w:tcW w:type="dxa" w:w="2160"/>
+          </w:tcPr>
+          <w:p>
+            <w:r>
+              <w:t>✅</w:t>
+            </w:r>
+          </w:p>
+        </w:tc>
+        <w:tc>
+          <w:tcPr>
+            <w:tcW w:type="dxa" w:w="2160"/>
+          </w:tcPr>
+          <w:p>
+            <w:r>
+              <w:t>Modal de historial con logs de auditoría.</w:t>
+            </w:r>
+          </w:p>
+        </w:tc>
+      </w:tr>
+      <w:tr>
+        <w:tc>
+          <w:tcPr>
+            <w:tcW w:type="dxa" w:w="2160"/>
+          </w:tcPr>
+          <w:p>
+            <w:r>
+              <w:t>**REQ-FUN-008**</w:t>
+            </w:r>
+          </w:p>
+        </w:tc>
+        <w:tc>
+          <w:tcPr>
+            <w:tcW w:type="dxa" w:w="2160"/>
+          </w:tcPr>
+          <w:p>
+            <w:r>
+              <w:t>`reparaciones/page.tsx`</w:t>
+            </w:r>
+          </w:p>
+        </w:tc>
+        <w:tc>
+          <w:tcPr>
+            <w:tcW w:type="dxa" w:w="2160"/>
+          </w:tcPr>
+          <w:p>
+            <w:r>
+              <w:t>✅</w:t>
+            </w:r>
+          </w:p>
+        </w:tc>
+        <w:tc>
+          <w:tcPr>
+            <w:tcW w:type="dxa" w:w="2160"/>
+          </w:tcPr>
+          <w:p>
+            <w:r>
+              <w:t>Selector de insumos directo desde el inventario.</w:t>
+            </w:r>
+          </w:p>
+        </w:tc>
+      </w:tr>
+      <w:tr>
+        <w:tc>
+          <w:tcPr>
+            <w:tcW w:type="dxa" w:w="2160"/>
+          </w:tcPr>
+          <w:p>
+            <w:r>
+              <w:t>**REQ-FUN-009**</w:t>
+            </w:r>
+          </w:p>
+        </w:tc>
+        <w:tc>
+          <w:tcPr>
+            <w:tcW w:type="dxa" w:w="2160"/>
+          </w:tcPr>
+          <w:p>
+            <w:r>
+              <w:t>`reparaciones/page.tsx`</w:t>
+            </w:r>
+          </w:p>
+        </w:tc>
+        <w:tc>
+          <w:tcPr>
+            <w:tcW w:type="dxa" w:w="2160"/>
+          </w:tcPr>
+          <w:p>
+            <w:r>
+              <w:t>✅</w:t>
+            </w:r>
+          </w:p>
+        </w:tc>
+        <w:tc>
+          <w:tcPr>
+            <w:tcW w:type="dxa" w:w="2160"/>
+          </w:tcPr>
+          <w:p>
+            <w:r>
+              <w:t>Contador de garantías y alertas de reincidencia.</w:t>
+            </w:r>
+          </w:p>
+        </w:tc>
+      </w:tr>
+      <w:tr>
+        <w:tc>
+          <w:tcPr>
+            <w:tcW w:type="dxa" w:w="2160"/>
+          </w:tcPr>
+          <w:p>
+            <w:r>
+              <w:t>**REQ-FUN-010**</w:t>
+            </w:r>
+          </w:p>
+        </w:tc>
+        <w:tc>
+          <w:tcPr>
+            <w:tcW w:type="dxa" w:w="2160"/>
+          </w:tcPr>
+          <w:p>
+            <w:r>
+              <w:t>`finanzas/page.tsx`</w:t>
+            </w:r>
+          </w:p>
+        </w:tc>
+        <w:tc>
+          <w:tcPr>
+            <w:tcW w:type="dxa" w:w="2160"/>
+          </w:tcPr>
+          <w:p>
+            <w:r>
+              <w:t>🏗️</w:t>
+            </w:r>
+          </w:p>
+        </w:tc>
+        <w:tc>
+          <w:tcPr>
+            <w:tcW w:type="dxa" w:w="2160"/>
+          </w:tcPr>
+          <w:p>
+            <w:r>
+              <w:t>*En fase de diseño de lógica de cierre.*</w:t>
+            </w:r>
+          </w:p>
+        </w:tc>
+      </w:tr>
+      <w:tr>
+        <w:tc>
+          <w:tcPr>
+            <w:tcW w:type="dxa" w:w="2160"/>
+          </w:tcPr>
+          <w:p>
+            <w:r>
+              <w:t>**REQ-FUN-011**</w:t>
+            </w:r>
+          </w:p>
+        </w:tc>
+        <w:tc>
+          <w:tcPr>
+            <w:tcW w:type="dxa" w:w="2160"/>
+          </w:tcPr>
+          <w:p>
+            <w:r>
+              <w:t>`finanzas/page.tsx`</w:t>
+            </w:r>
+          </w:p>
+        </w:tc>
+        <w:tc>
+          <w:tcPr>
+            <w:tcW w:type="dxa" w:w="2160"/>
+          </w:tcPr>
+          <w:p>
+            <w:r>
+              <w:t>🏗️</w:t>
+            </w:r>
+          </w:p>
+        </w:tc>
+        <w:tc>
+          <w:tcPr>
+            <w:tcW w:type="dxa" w:w="2160"/>
+          </w:tcPr>
+          <w:p>
+            <w:r>
+              <w:t>*Estructura de transacciones en DB.*</w:t>
+            </w:r>
+          </w:p>
+        </w:tc>
+      </w:tr>
+      <w:tr>
+        <w:tc>
+          <w:tcPr>
+            <w:tcW w:type="dxa" w:w="2160"/>
+          </w:tcPr>
+          <w:p>
+            <w:r>
+              <w:t>**REQ-NFC-001**</w:t>
+            </w:r>
+          </w:p>
+        </w:tc>
+        <w:tc>
+          <w:tcPr>
+            <w:tcW w:type="dxa" w:w="2160"/>
+          </w:tcPr>
+          <w:p>
+            <w:r>
+              <w:t>`layout.tsx`, `Sidebar.tsx`</w:t>
+            </w:r>
+          </w:p>
+        </w:tc>
+        <w:tc>
+          <w:tcPr>
+            <w:tcW w:type="dxa" w:w="2160"/>
+          </w:tcPr>
+          <w:p>
+            <w:r>
+              <w:t>✅</w:t>
+            </w:r>
+          </w:p>
+        </w:tc>
+        <w:tc>
+          <w:tcPr>
+            <w:tcW w:type="dxa" w:w="2160"/>
+          </w:tcPr>
+          <w:p>
+            <w:r>
+              <w:t>Cambio a modo móvil en viewport angosto.</w:t>
+            </w:r>
+          </w:p>
+        </w:tc>
+      </w:tr>
+      <w:tr>
+        <w:tc>
+          <w:tcPr>
+            <w:tcW w:type="dxa" w:w="2160"/>
+          </w:tcPr>
+          <w:p>
+            <w:r>
+              <w:t>**REQ-NFC-002**</w:t>
+            </w:r>
+          </w:p>
+        </w:tc>
+        <w:tc>
+          <w:tcPr>
+            <w:tcW w:type="dxa" w:w="2160"/>
+          </w:tcPr>
+          <w:p>
+            <w:r>
+              <w:t>`globals.css`, `layout.tsx`</w:t>
+            </w:r>
+          </w:p>
+        </w:tc>
+        <w:tc>
+          <w:tcPr>
+            <w:tcW w:type="dxa" w:w="2160"/>
+          </w:tcPr>
+          <w:p>
+            <w:r>
+              <w:t>✅</w:t>
+            </w:r>
+          </w:p>
+        </w:tc>
+        <w:tc>
+          <w:tcPr>
+            <w:tcW w:type="dxa" w:w="2160"/>
+          </w:tcPr>
+          <w:p>
+            <w:r>
+              <w:t>Sincronización automática con tema del SO.</w:t>
+            </w:r>
+          </w:p>
+        </w:tc>
+      </w:tr>
+      <w:tr>
+        <w:tc>
+          <w:tcPr>
+            <w:tcW w:type="dxa" w:w="2160"/>
+          </w:tcPr>
+          <w:p>
+            <w:r>
+              <w:t>**REQ-NFC-003**</w:t>
+            </w:r>
+          </w:p>
+        </w:tc>
+        <w:tc>
+          <w:tcPr>
+            <w:tcW w:type="dxa" w:w="2160"/>
+          </w:tcPr>
+          <w:p>
+            <w:r>
+              <w:t>`globals.css`, Clases Tailwind</w:t>
+            </w:r>
+          </w:p>
+        </w:tc>
+        <w:tc>
+          <w:tcPr>
+            <w:tcW w:type="dxa" w:w="2160"/>
+          </w:tcPr>
+          <w:p>
+            <w:r>
+              <w:t>✅</w:t>
+            </w:r>
+          </w:p>
+        </w:tc>
+        <w:tc>
+          <w:tcPr>
+            <w:tcW w:type="dxa" w:w="2160"/>
+          </w:tcPr>
+          <w:p>
+            <w:r>
+              <w:t>Efectos visuales, degradados y animaciones.</w:t>
+            </w:r>
+          </w:p>
+        </w:tc>
+      </w:tr>
+      <w:tr>
+        <w:tc>
+          <w:tcPr>
+            <w:tcW w:type="dxa" w:w="2160"/>
+          </w:tcPr>
+          <w:p>
+            <w:r>
+              <w:t>**REQ-NFC-004**</w:t>
+            </w:r>
+          </w:p>
+        </w:tc>
+        <w:tc>
+          <w:tcPr>
+            <w:tcW w:type="dxa" w:w="2160"/>
+          </w:tcPr>
+          <w:p>
+            <w:r>
+              <w:t>`AuthProvider.tsx` (Splash Screen)</w:t>
+            </w:r>
+          </w:p>
+        </w:tc>
+        <w:tc>
+          <w:tcPr>
+            <w:tcW w:type="dxa" w:w="2160"/>
+          </w:tcPr>
+          <w:p>
+            <w:r>
+              <w:t>✅</w:t>
+            </w:r>
+          </w:p>
+        </w:tc>
+        <w:tc>
+          <w:tcPr>
+            <w:tcW w:type="dxa" w:w="2160"/>
+          </w:tcPr>
+          <w:p>
+            <w:r>
+              <w:t>Pantalla de carga inicial con branding CTR.</w:t>
+            </w:r>
+          </w:p>
+        </w:tc>
+      </w:tr>
+      <w:tr>
+        <w:tc>
+          <w:tcPr>
+            <w:tcW w:type="dxa" w:w="2160"/>
+          </w:tcPr>
+          <w:p>
+            <w:r>
+              <w:t>**REQ-NFC-005**</w:t>
+            </w:r>
+          </w:p>
+        </w:tc>
+        <w:tc>
+          <w:tcPr>
+            <w:tcW w:type="dxa" w:w="2160"/>
+          </w:tcPr>
+          <w:p>
+            <w:r>
+              <w:t>`Sidebar.tsx`, `LayoutClient.tsx`</w:t>
+            </w:r>
+          </w:p>
+        </w:tc>
+        <w:tc>
+          <w:tcPr>
+            <w:tcW w:type="dxa" w:w="2160"/>
+          </w:tcPr>
+          <w:p>
+            <w:r>
+              <w:t>✅</w:t>
+            </w:r>
+          </w:p>
+        </w:tc>
+        <w:tc>
+          <w:tcPr>
+            <w:tcW w:type="dxa" w:w="2160"/>
+          </w:tcPr>
+          <w:p>
+            <w:r>
+              <w:t>Implementación de Mounted Guards (Anti-Mismatch).</w:t>
+            </w:r>
+          </w:p>
+        </w:tc>
+      </w:tr>
+      <w:tr>
+        <w:tc>
+          <w:tcPr>
+            <w:tcW w:type="dxa" w:w="2160"/>
+          </w:tcPr>
+          <w:p>
+            <w:r>
+              <w:t>**REQ-SYS-001**</w:t>
+            </w:r>
+          </w:p>
+        </w:tc>
+        <w:tc>
+          <w:tcPr>
+            <w:tcW w:type="dxa" w:w="2160"/>
+          </w:tcPr>
+          <w:p>
+            <w:r>
+              <w:t>`lib/supabase.ts`</w:t>
+            </w:r>
+          </w:p>
+        </w:tc>
+        <w:tc>
+          <w:tcPr>
+            <w:tcW w:type="dxa" w:w="2160"/>
+          </w:tcPr>
+          <w:p>
+            <w:r>
+              <w:t>✅</w:t>
+            </w:r>
+          </w:p>
+        </w:tc>
+        <w:tc>
+          <w:tcPr>
+            <w:tcW w:type="dxa" w:w="2160"/>
+          </w:tcPr>
+          <w:p>
+            <w:r>
+              <w:t>Persistencia de datos en PostgreSQL (Supabase).</w:t>
+            </w:r>
+          </w:p>
+        </w:tc>
+      </w:tr>
+      <w:tr>
+        <w:tc>
+          <w:tcPr>
+            <w:tcW w:type="dxa" w:w="2160"/>
+          </w:tcPr>
+          <w:p>
+            <w:r>
+              <w:t>**REQ-SYS-002**</w:t>
+            </w:r>
+          </w:p>
+        </w:tc>
+        <w:tc>
+          <w:tcPr>
+            <w:tcW w:type="dxa" w:w="2160"/>
+          </w:tcPr>
+          <w:p>
+            <w:r>
+              <w:t>Estructura `/src/app/`</w:t>
+            </w:r>
+          </w:p>
+        </w:tc>
+        <w:tc>
+          <w:tcPr>
+            <w:tcW w:type="dxa" w:w="2160"/>
+          </w:tcPr>
+          <w:p>
+            <w:r>
+              <w:t>✅</w:t>
+            </w:r>
+          </w:p>
+        </w:tc>
+        <w:tc>
+          <w:tcPr>
+            <w:tcW w:type="dxa" w:w="2160"/>
+          </w:tcPr>
+          <w:p>
+            <w:r>
+              <w:t>Uso correcto de App Router y Server Components.</w:t>
+            </w:r>
+          </w:p>
+        </w:tc>
+      </w:tr>
+      <w:tr>
+        <w:tc>
+          <w:tcPr>
+            <w:tcW w:type="dxa" w:w="2160"/>
+          </w:tcPr>
+          <w:p>
+            <w:r>
+              <w:t>**REQ-USR-002**</w:t>
+            </w:r>
+          </w:p>
+        </w:tc>
+        <w:tc>
+          <w:tcPr>
+            <w:tcW w:type="dxa" w:w="2160"/>
+          </w:tcPr>
+          <w:p>
+            <w:r>
+              <w:t>`inventario/page.tsx` (Conditional BTNs)</w:t>
+            </w:r>
+          </w:p>
+        </w:tc>
+        <w:tc>
+          <w:tcPr>
+            <w:tcW w:type="dxa" w:w="2160"/>
+          </w:tcPr>
+          <w:p>
+            <w:r>
+              <w:t>✅</w:t>
+            </w:r>
+          </w:p>
+        </w:tc>
+        <w:tc>
+          <w:tcPr>
+            <w:tcW w:type="dxa" w:w="2160"/>
+          </w:tcPr>
+          <w:p>
+            <w:r>
+              <w:t>Restricción de acciones de escritura a técnicos.</w:t>
+            </w:r>
+          </w:p>
+        </w:tc>
+      </w:tr>
+      <w:tr>
+        <w:tc>
+          <w:tcPr>
+            <w:tcW w:type="dxa" w:w="2160"/>
+          </w:tcPr>
+          <w:p>
+            <w:r>
+              <w:t>**REQ-USR-003**</w:t>
+            </w:r>
+          </w:p>
+        </w:tc>
+        <w:tc>
+          <w:tcPr>
+            <w:tcW w:type="dxa" w:w="2160"/>
+          </w:tcPr>
+          <w:p>
+            <w:r>
+              <w:t>`reparaciones/page.tsx`</w:t>
+            </w:r>
+          </w:p>
+        </w:tc>
+        <w:tc>
+          <w:tcPr>
+            <w:tcW w:type="dxa" w:w="2160"/>
+          </w:tcPr>
+          <w:p>
+            <w:r>
+              <w:t>✅</w:t>
+            </w:r>
+          </w:p>
+        </w:tc>
+        <w:tc>
+          <w:tcPr>
+            <w:tcW w:type="dxa" w:w="2160"/>
+          </w:tcPr>
+          <w:p>
+            <w:r>
+              <w:t>Selección múltiple y borrado masivo activado.</w:t>
+            </w:r>
+          </w:p>
+        </w:tc>
+      </w:tr>
+      <w:tr>
+        <w:tc>
+          <w:tcPr>
+            <w:tcW w:type="dxa" w:w="2160"/>
+          </w:tcPr>
+          <w:p>
+            <w:r>
+              <w:t>**REQ-USR-004**</w:t>
+            </w:r>
+          </w:p>
+        </w:tc>
+        <w:tc>
+          <w:tcPr>
+            <w:tcW w:type="dxa" w:w="2160"/>
+          </w:tcPr>
+          <w:p>
+            <w:r>
+              <w:t>`clientes/page.tsx`</w:t>
+            </w:r>
+          </w:p>
+        </w:tc>
+        <w:tc>
+          <w:tcPr>
+            <w:tcW w:type="dxa" w:w="2160"/>
+          </w:tcPr>
+          <w:p>
+            <w:r>
+              <w:t>✅</w:t>
+            </w:r>
+          </w:p>
+        </w:tc>
+        <w:tc>
+          <w:tcPr>
+            <w:tcW w:type="dxa" w:w="2160"/>
+          </w:tcPr>
+          <w:p>
+            <w:r>
+              <w:t>Ficha de perfil con historial de reparaciones.</w:t>
+            </w:r>
+          </w:p>
+        </w:tc>
+      </w:tr>
+      <w:tr>
+        <w:tc>
+          <w:tcPr>
+            <w:tcW w:type="dxa" w:w="2160"/>
+          </w:tcPr>
+          <w:p>
+            <w:r>
+              <w:t>**REQ-DOM-001**</w:t>
+            </w:r>
+          </w:p>
+        </w:tc>
+        <w:tc>
+          <w:tcPr>
+            <w:tcW w:type="dxa" w:w="2160"/>
+          </w:tcPr>
+          <w:p>
+            <w:r>
+              <w:t>`inventario/page.tsx` (Save Logic)</w:t>
+            </w:r>
+          </w:p>
+        </w:tc>
+        <w:tc>
+          <w:tcPr>
+            <w:tcW w:type="dxa" w:w="2160"/>
+          </w:tcPr>
+          <w:p>
+            <w:r>
+              <w:t>✅</w:t>
+            </w:r>
+          </w:p>
+        </w:tc>
+        <w:tc>
+          <w:tcPr>
+            <w:tcW w:type="dxa" w:w="2160"/>
+          </w:tcPr>
+          <w:p>
+            <w:r>
+              <w:t>Bloqueo de guardado si el SKU ya existe.</w:t>
+            </w:r>
+          </w:p>
+        </w:tc>
+      </w:tr>
+      <w:tr>
+        <w:tc>
+          <w:tcPr>
+            <w:tcW w:type="dxa" w:w="2160"/>
+          </w:tcPr>
+          <w:p>
+            <w:r>
+              <w:t>**REQ-DOM-002**</w:t>
+            </w:r>
+          </w:p>
+        </w:tc>
+        <w:tc>
+          <w:tcPr>
+            <w:tcW w:type="dxa" w:w="2160"/>
+          </w:tcPr>
+          <w:p>
+            <w:r>
+              <w:t>`inventario/page.tsx` (Form Inputs)</w:t>
+            </w:r>
+          </w:p>
+        </w:tc>
+        <w:tc>
+          <w:tcPr>
+            <w:tcW w:type="dxa" w:w="2160"/>
+          </w:tcPr>
+          <w:p>
+            <w:r>
+              <w:t>✅</w:t>
+            </w:r>
+          </w:p>
+        </w:tc>
+        <w:tc>
+          <w:tcPr>
+            <w:tcW w:type="dxa" w:w="2160"/>
+          </w:tcPr>
+          <w:p>
+            <w:r>
+              <w:t>Validación de números positivos y decimales.</w:t>
+            </w:r>
+          </w:p>
+        </w:tc>
+      </w:tr>
+      <w:tr>
+        <w:tc>
+          <w:tcPr>
+            <w:tcW w:type="dxa" w:w="2160"/>
+          </w:tcPr>
+          <w:p>
+            <w:r>
+              <w:t>**REQ-REP-001**</w:t>
+            </w:r>
+          </w:p>
+        </w:tc>
+        <w:tc>
+          <w:tcPr>
+            <w:tcW w:type="dxa" w:w="2160"/>
+          </w:tcPr>
+          <w:p>
+            <w:r>
+              <w:t>`reparaciones/page.tsx`</w:t>
+            </w:r>
+          </w:p>
+        </w:tc>
+        <w:tc>
+          <w:tcPr>
+            <w:tcW w:type="dxa" w:w="2160"/>
+          </w:tcPr>
+          <w:p>
+            <w:r>
+              <w:t>✅</w:t>
+            </w:r>
+          </w:p>
+        </w:tc>
+        <w:tc>
+          <w:tcPr>
+            <w:tcW w:type="dxa" w:w="2160"/>
+          </w:tcPr>
+          <w:p>
+            <w:r>
+              <w:t>Registro y búsqueda avanzada de clientes.</w:t>
+            </w:r>
+          </w:p>
+        </w:tc>
+      </w:tr>
+      <w:tr>
+        <w:tc>
+          <w:tcPr>
+            <w:tcW w:type="dxa" w:w="2160"/>
+          </w:tcPr>
+          <w:p>
+            <w:r>
+              <w:t>**REQ-REP-002**</w:t>
+            </w:r>
+          </w:p>
+        </w:tc>
+        <w:tc>
+          <w:tcPr>
+            <w:tcW w:type="dxa" w:w="2160"/>
+          </w:tcPr>
+          <w:p>
+            <w:r>
+              <w:t>`reparaciones/page.tsx`</w:t>
+            </w:r>
+          </w:p>
+        </w:tc>
+        <w:tc>
+          <w:tcPr>
+            <w:tcW w:type="dxa" w:w="2160"/>
+          </w:tcPr>
+          <w:p>
+            <w:r>
+              <w:t>✅</w:t>
+            </w:r>
+          </w:p>
+        </w:tc>
+        <w:tc>
+          <w:tcPr>
+            <w:tcW w:type="dxa" w:w="2160"/>
+          </w:tcPr>
+          <w:p>
+            <w:r>
+              <w:t>Formulario detallado de reloj y marca.</w:t>
+            </w:r>
+          </w:p>
+        </w:tc>
+      </w:tr>
+      <w:tr>
+        <w:tc>
+          <w:tcPr>
+            <w:tcW w:type="dxa" w:w="2160"/>
+          </w:tcPr>
+          <w:p>
+            <w:r>
+              <w:t>**REQ-REP-003**</w:t>
+            </w:r>
+          </w:p>
+        </w:tc>
+        <w:tc>
+          <w:tcPr>
+            <w:tcW w:type="dxa" w:w="2160"/>
+          </w:tcPr>
+          <w:p>
+            <w:r>
+              <w:t>`reparaciones/page.tsx`</w:t>
+            </w:r>
+          </w:p>
+        </w:tc>
+        <w:tc>
+          <w:tcPr>
+            <w:tcW w:type="dxa" w:w="2160"/>
+          </w:tcPr>
+          <w:p>
+            <w:r>
+              <w:t>✅</w:t>
+            </w:r>
+          </w:p>
+        </w:tc>
+        <w:tc>
+          <w:tcPr>
+            <w:tcW w:type="dxa" w:w="2160"/>
+          </w:tcPr>
+          <w:p>
+            <w:r>
+              <w:t>Workflow de estados (Diagnóstico -&gt; Entregado).</w:t>
+            </w:r>
+          </w:p>
+        </w:tc>
+      </w:tr>
+      <w:tr>
+        <w:tc>
+          <w:tcPr>
+            <w:tcW w:type="dxa" w:w="2160"/>
+          </w:tcPr>
+          <w:p>
+            <w:r>
+              <w:t>**REQ-REP-004**</w:t>
+            </w:r>
+          </w:p>
+        </w:tc>
+        <w:tc>
+          <w:tcPr>
+            <w:tcW w:type="dxa" w:w="2160"/>
+          </w:tcPr>
+          <w:p>
+            <w:r>
+              <w:t>`reparaciones/page.tsx`</w:t>
+            </w:r>
+          </w:p>
+        </w:tc>
+        <w:tc>
+          <w:tcPr>
+            <w:tcW w:type="dxa" w:w="2160"/>
+          </w:tcPr>
+          <w:p>
+            <w:r>
+              <w:t>✅</w:t>
+            </w:r>
+          </w:p>
+        </w:tc>
+        <w:tc>
+          <w:tcPr>
+            <w:tcW w:type="dxa" w:w="2160"/>
+          </w:tcPr>
+          <w:p>
+            <w:r>
+              <w:t>Registro de abonos y saldo calculado.</w:t>
+            </w:r>
+          </w:p>
+        </w:tc>
+      </w:tr>
+      <w:tr>
+        <w:tc>
+          <w:tcPr>
+            <w:tcW w:type="dxa" w:w="2160"/>
+          </w:tcPr>
+          <w:p>
+            <w:r>
+              <w:t>**REQ-REP-005**</w:t>
+            </w:r>
+          </w:p>
+        </w:tc>
+        <w:tc>
+          <w:tcPr>
+            <w:tcW w:type="dxa" w:w="2160"/>
+          </w:tcPr>
+          <w:p>
+            <w:r>
+              <w:t>`reparaciones/page.tsx`</w:t>
+            </w:r>
+          </w:p>
+        </w:tc>
+        <w:tc>
+          <w:tcPr>
+            <w:tcW w:type="dxa" w:w="2160"/>
+          </w:tcPr>
+          <w:p>
+            <w:r>
+              <w:t>✅</w:t>
+            </w:r>
+          </w:p>
+        </w:tc>
+        <w:tc>
+          <w:tcPr>
+            <w:tcW w:type="dxa" w:w="2160"/>
+          </w:tcPr>
+          <w:p>
+            <w:r>
+              <w:t>Ticket de servicio generado (imprimible).</w:t>
+            </w:r>
+          </w:p>
+        </w:tc>
+      </w:tr>
+      <w:tr>
+        <w:tc>
+          <w:tcPr>
+            <w:tcW w:type="dxa" w:w="2160"/>
+          </w:tcPr>
+          <w:p>
+            <w:r>
+              <w:t>**REQ-REP-006**</w:t>
+            </w:r>
+          </w:p>
+        </w:tc>
+        <w:tc>
+          <w:tcPr>
+            <w:tcW w:type="dxa" w:w="2160"/>
+          </w:tcPr>
+          <w:p>
+            <w:r>
+              <w:t>`reparaciones/page.tsx`</w:t>
+            </w:r>
+          </w:p>
+        </w:tc>
+        <w:tc>
+          <w:tcPr>
+            <w:tcW w:type="dxa" w:w="2160"/>
+          </w:tcPr>
+          <w:p>
+            <w:r>
+              <w:t>✅</w:t>
+            </w:r>
+          </w:p>
+        </w:tc>
+        <w:tc>
+          <w:tcPr>
+            <w:tcW w:type="dxa" w:w="2160"/>
+          </w:tcPr>
+          <w:p>
+            <w:r>
+              <w:t>Filtros por Fecha, Estado y Morosidad.</w:t>
+            </w:r>
+          </w:p>
+        </w:tc>
+      </w:tr>
+      <w:tr>
+        <w:tc>
+          <w:tcPr>
+            <w:tcW w:type="dxa" w:w="2160"/>
+          </w:tcPr>
+          <w:p>
+            <w:r>
+              <w:t>**REQ-SEC-001**</w:t>
+            </w:r>
+          </w:p>
+        </w:tc>
+        <w:tc>
+          <w:tcPr>
+            <w:tcW w:type="dxa" w:w="2160"/>
+          </w:tcPr>
+          <w:p>
+            <w:r>
+              <w:t>`ARCHITECTURE.md` (WIP) / Supabase</w:t>
+            </w:r>
+          </w:p>
+        </w:tc>
+        <w:tc>
+          <w:tcPr>
+            <w:tcW w:type="dxa" w:w="2160"/>
+          </w:tcPr>
+          <w:p>
+            <w:r>
+              <w:t>🏗️</w:t>
+            </w:r>
+          </w:p>
+        </w:tc>
+        <w:tc>
+          <w:tcPr>
+            <w:tcW w:type="dxa" w:w="2160"/>
+          </w:tcPr>
+          <w:p>
+            <w:r>
+              <w:t>*En revision de politicas RLS.*</w:t>
+            </w:r>
+          </w:p>
+        </w:tc>
+      </w:tr>
+      <w:tr>
+        <w:tc>
+          <w:tcPr>
+            <w:tcW w:type="dxa" w:w="2160"/>
+          </w:tcPr>
+          <w:p>
+            <w:r>
+              <w:t>**REQ-SEC-002**</w:t>
+            </w:r>
+          </w:p>
+        </w:tc>
+        <w:tc>
+          <w:tcPr>
+            <w:tcW w:type="dxa" w:w="2160"/>
+          </w:tcPr>
+          <w:p>
+            <w:r>
+              <w:t>Infraestructura (Vercel/Supabase)</w:t>
+            </w:r>
+          </w:p>
+        </w:tc>
+        <w:tc>
+          <w:tcPr>
+            <w:tcW w:type="dxa" w:w="2160"/>
+          </w:tcPr>
+          <w:p>
+            <w:r>
+              <w:t>✅</w:t>
+            </w:r>
+          </w:p>
+        </w:tc>
+        <w:tc>
+          <w:tcPr>
+            <w:tcW w:type="dxa" w:w="2160"/>
+          </w:tcPr>
+          <w:p>
+            <w:r>
+              <w:t>Forzado de SSL en todos los dominios.</w:t>
+            </w:r>
+          </w:p>
+        </w:tc>
+      </w:tr>
+      <w:tr>
+        <w:tc>
+          <w:tcPr>
+            <w:tcW w:type="dxa" w:w="2160"/>
+          </w:tcPr>
+          <w:p>
+            <w:r>
+              <w:t>**REQ-SEC-003**</w:t>
+            </w:r>
+          </w:p>
+        </w:tc>
+        <w:tc>
+          <w:tcPr>
+            <w:tcW w:type="dxa" w:w="2160"/>
+          </w:tcPr>
+          <w:p>
+            <w:r>
+              <w:t>`AuthProvider.tsx` (JWT Config)</w:t>
+            </w:r>
+          </w:p>
+        </w:tc>
+        <w:tc>
+          <w:tcPr>
+            <w:tcW w:type="dxa" w:w="2160"/>
+          </w:tcPr>
+          <w:p>
+            <w:r>
+              <w:t>✅</w:t>
+            </w:r>
+          </w:p>
+        </w:tc>
+        <w:tc>
+          <w:tcPr>
+            <w:tcW w:type="dxa" w:w="2160"/>
+          </w:tcPr>
+          <w:p>
+            <w:r>
+              <w:t>Expiración de sesión gestionada por Supabase.</w:t>
+            </w:r>
+          </w:p>
+        </w:tc>
+      </w:tr>
+      <w:tr>
+        <w:tc>
+          <w:tcPr>
+            <w:tcW w:type="dxa" w:w="2160"/>
+          </w:tcPr>
+          <w:p>
+            <w:r>
+              <w:t>**REQ-SEC-004**</w:t>
+            </w:r>
+          </w:p>
+        </w:tc>
+        <w:tc>
+          <w:tcPr>
+            <w:tcW w:type="dxa" w:w="2160"/>
+          </w:tcPr>
+          <w:p>
+            <w:r>
+              <w:t>`lib/supabase.ts` / Next.js</w:t>
+            </w:r>
+          </w:p>
+        </w:tc>
+        <w:tc>
+          <w:tcPr>
+            <w:tcW w:type="dxa" w:w="2160"/>
+          </w:tcPr>
+          <w:p>
+            <w:r>
+              <w:t>✅</w:t>
+            </w:r>
+          </w:p>
+        </w:tc>
+        <w:tc>
+          <w:tcPr>
+            <w:tcW w:type="dxa" w:w="2160"/>
+          </w:tcPr>
+          <w:p>
+            <w:r>
+              <w:t>Prevención nativa de Inyecciones y XSS.</w:t>
+            </w:r>
+          </w:p>
+        </w:tc>
+      </w:tr>
+      <w:tr>
+        <w:tc>
+          <w:tcPr>
+            <w:tcW w:type="dxa" w:w="2160"/>
+          </w:tcPr>
+          <w:p>
+            <w:r>
+              <w:t>**REQ-REL-001**</w:t>
+            </w:r>
+          </w:p>
+        </w:tc>
+        <w:tc>
+          <w:tcPr>
+            <w:tcW w:type="dxa" w:w="2160"/>
+          </w:tcPr>
+          <w:p>
+            <w:r>
+              <w:t>Infraestructura (Supabase)</w:t>
+            </w:r>
+          </w:p>
+        </w:tc>
+        <w:tc>
+          <w:tcPr>
+            <w:tcW w:type="dxa" w:w="2160"/>
+          </w:tcPr>
+          <w:p>
+            <w:r>
+              <w:t>✅</w:t>
+            </w:r>
+          </w:p>
+        </w:tc>
+        <w:tc>
+          <w:tcPr>
+            <w:tcW w:type="dxa" w:w="2160"/>
+          </w:tcPr>
+          <w:p>
+            <w:r>
+              <w:t>Backups diarios automáticos habilitados.</w:t>
+            </w:r>
+          </w:p>
+        </w:tc>
+      </w:tr>
+      <w:tr>
+        <w:tc>
+          <w:tcPr>
+            <w:tcW w:type="dxa" w:w="2160"/>
+          </w:tcPr>
+          <w:p>
+            <w:r>
+              <w:t>**REQ-REL-002**</w:t>
+            </w:r>
+          </w:p>
+        </w:tc>
+        <w:tc>
+          <w:tcPr>
+            <w:tcW w:type="dxa" w:w="2160"/>
+          </w:tcPr>
+          <w:p>
+            <w:r>
+              <w:t>Infraestructura (Supabase)</w:t>
+            </w:r>
+          </w:p>
+        </w:tc>
+        <w:tc>
+          <w:tcPr>
+            <w:tcW w:type="dxa" w:w="2160"/>
+          </w:tcPr>
+          <w:p>
+            <w:r>
+              <w:t>✅</w:t>
+            </w:r>
+          </w:p>
+        </w:tc>
+        <w:tc>
+          <w:tcPr>
+            <w:tcW w:type="dxa" w:w="2160"/>
+          </w:tcPr>
+          <w:p>
+            <w:r>
+              <w:t>SLA de disponibilidad del 99.9%.</w:t>
+            </w:r>
+          </w:p>
+        </w:tc>
+      </w:tr>
+    </w:tbl>
+    <w:p/>
+    <w:p>
+      <w:pPr>
+        <w:pStyle w:val="Heading2"/>
+      </w:pPr>
+      <w:r>
+        <w:t>🔑 Leyenda de Estados</w:t>
+      </w:r>
+    </w:p>
+    <w:p>
+      <w:pPr>
+        <w:pStyle w:val="ListBullet"/>
+      </w:pPr>
+      <w:r>
+        <w:t>✅ **Completado:** Implementado en código y verificado.</w:t>
+      </w:r>
+    </w:p>
+    <w:p>
+      <w:pPr>
+        <w:pStyle w:val="ListBullet"/>
+      </w:pPr>
+      <w:r>
+        <w:t>🏗️ **En Desarrollo:** Parte de la fase actual de construcción.</w:t>
+      </w:r>
+    </w:p>
+    <w:p>
+      <w:pPr>
+        <w:pStyle w:val="ListBullet"/>
+      </w:pPr>
+      <w:r>
+        <w:t>⏳ **Pendiente:** Planificado para versiones futuras.</w:t>
+      </w:r>
+    </w:p>
+    <w:p>
+      <w:pPr>
+        <w:pStyle w:val="ListBullet"/>
+      </w:pPr>
+      <w:r>
+        <w:t>🚫 **Cancelado:** Requerimiento descartado o modificado.</w:t>
+      </w:r>
+    </w:p>
+    <w:p>
+      <w:r>
+        <w:t>---</w:t>
+      </w:r>
+    </w:p>
+    <w:p>
+      <w:r>
+        <w:t>*Última actualización: 2026-03-31*</w:t>
+      </w:r>
+    </w:p>
+    <w:p>
+      <w:r>
+        <w:br w:type="page"/>
+      </w:r>
+    </w:p>
+    <w:p>
+      <w:pPr>
+        <w:pStyle w:val="Heading1"/>
+      </w:pPr>
+      <w:r>
+        <w:t>ROLES_PERMISSIONS</w:t>
+      </w:r>
+    </w:p>
+    <w:p>
+      <w:pPr>
+        <w:pStyle w:val="Heading2"/>
+      </w:pPr>
+      <w:r>
+        <w:t>🔑 Roles y Permisos</w:t>
+      </w:r>
+    </w:p>
+    <w:p>
+      <w:r>
+        <w:t>El sistema utiliza **Control de Acceso Basado en Roles (RBAC)** para garantizar que cada miembro del equipo acceda únicamente a las funciones necesarias para su trabajo.</w:t>
+      </w:r>
+    </w:p>
+    <w:p>
+      <w:pPr>
+        <w:pStyle w:val="Heading2"/>
+      </w:pPr>
+      <w:r>
+        <w:t>👥 Niveles de Acceso</w:t>
+      </w:r>
+    </w:p>
+    <w:tbl>
+      <w:tblPr>
+        <w:tblStyle w:val="TableGrid"/>
+        <w:tblW w:type="auto" w:w="0"/>
+        <w:tblLook w:firstColumn="1" w:firstRow="1" w:lastColumn="0" w:lastRow="0" w:noHBand="0" w:noVBand="1" w:val="04A0"/>
+      </w:tblPr>
+      <w:tblGrid>
+        <w:gridCol w:w="2160"/>
+        <w:gridCol w:w="2160"/>
+        <w:gridCol w:w="2160"/>
+        <w:gridCol w:w="2160"/>
+      </w:tblGrid>
+      <w:tr>
+        <w:tc>
+          <w:tcPr>
+            <w:tcW w:type="dxa" w:w="2160"/>
+          </w:tcPr>
+          <w:p>
+            <w:r>
+              <w:t>Módulo</w:t>
+            </w:r>
+          </w:p>
+        </w:tc>
+        <w:tc>
+          <w:tcPr>
+            <w:tcW w:type="dxa" w:w="2160"/>
+          </w:tcPr>
+          <w:p>
+            <w:r>
+              <w:t>Administrador (Admin)</w:t>
+            </w:r>
+          </w:p>
+        </w:tc>
+        <w:tc>
+          <w:tcPr>
+            <w:tcW w:type="dxa" w:w="2160"/>
+          </w:tcPr>
+          <w:p>
+            <w:r>
+              <w:t>Recepcionista (Recepcion)</w:t>
+            </w:r>
+          </w:p>
+        </w:tc>
+        <w:tc>
+          <w:tcPr>
+            <w:tcW w:type="dxa" w:w="2160"/>
+          </w:tcPr>
+          <w:p>
+            <w:r>
+              <w:t>Técnico (Tecnico)</w:t>
+            </w:r>
+          </w:p>
+        </w:tc>
+      </w:tr>
+      <w:tr>
+        <w:tc>
+          <w:tcPr>
+            <w:tcW w:type="dxa" w:w="2160"/>
+          </w:tcPr>
+          <w:p>
+            <w:r>
+              <w:t>**Dashboard**</w:t>
+            </w:r>
+          </w:p>
+        </w:tc>
+        <w:tc>
+          <w:tcPr>
+            <w:tcW w:type="dxa" w:w="2160"/>
+          </w:tcPr>
+          <w:p>
+            <w:r>
+              <w:t>✅ Total</w:t>
+            </w:r>
+          </w:p>
+        </w:tc>
+        <w:tc>
+          <w:tcPr>
+            <w:tcW w:type="dxa" w:w="2160"/>
+          </w:tcPr>
+          <w:p>
+            <w:r>
+              <w:t>✅ Parcial</w:t>
+            </w:r>
+          </w:p>
+        </w:tc>
+        <w:tc>
+          <w:tcPr>
+            <w:tcW w:type="dxa" w:w="2160"/>
+          </w:tcPr>
+          <w:p>
+            <w:r>
+              <w:t>✅ Parcial</w:t>
+            </w:r>
+          </w:p>
+        </w:tc>
+      </w:tr>
+      <w:tr>
+        <w:tc>
+          <w:tcPr>
+            <w:tcW w:type="dxa" w:w="2160"/>
+          </w:tcPr>
+          <w:p>
+            <w:r>
+              <w:t>**Gestión de Equipo**</w:t>
+            </w:r>
+          </w:p>
+        </w:tc>
+        <w:tc>
+          <w:tcPr>
+            <w:tcW w:type="dxa" w:w="2160"/>
+          </w:tcPr>
+          <w:p>
+            <w:r>
+              <w:t>✅ Sí</w:t>
+            </w:r>
+          </w:p>
+        </w:tc>
+        <w:tc>
+          <w:tcPr>
+            <w:tcW w:type="dxa" w:w="2160"/>
+          </w:tcPr>
+          <w:p>
+            <w:r>
+              <w:t>❌ No</w:t>
+            </w:r>
+          </w:p>
+        </w:tc>
+        <w:tc>
+          <w:tcPr>
+            <w:tcW w:type="dxa" w:w="2160"/>
+          </w:tcPr>
+          <w:p>
+            <w:r>
+              <w:t>❌ No</w:t>
+            </w:r>
+          </w:p>
+        </w:tc>
+      </w:tr>
+      <w:tr>
+        <w:tc>
+          <w:tcPr>
+            <w:tcW w:type="dxa" w:w="2160"/>
+          </w:tcPr>
+          <w:p>
+            <w:r>
+              <w:t>**Inventario (Lectura)**</w:t>
+            </w:r>
+          </w:p>
+        </w:tc>
+        <w:tc>
+          <w:tcPr>
+            <w:tcW w:type="dxa" w:w="2160"/>
+          </w:tcPr>
+          <w:p>
+            <w:r>
+              <w:t>✅ Sí</w:t>
+            </w:r>
+          </w:p>
+        </w:tc>
+        <w:tc>
+          <w:tcPr>
+            <w:tcW w:type="dxa" w:w="2160"/>
+          </w:tcPr>
+          <w:p>
+            <w:r>
+              <w:t>✅ Sí</w:t>
+            </w:r>
+          </w:p>
+        </w:tc>
+        <w:tc>
+          <w:tcPr>
+            <w:tcW w:type="dxa" w:w="2160"/>
+          </w:tcPr>
+          <w:p>
+            <w:r>
+              <w:t>✅ Sí</w:t>
+            </w:r>
+          </w:p>
+        </w:tc>
+      </w:tr>
+      <w:tr>
+        <w:tc>
+          <w:tcPr>
+            <w:tcW w:type="dxa" w:w="2160"/>
+          </w:tcPr>
+          <w:p>
+            <w:r>
+              <w:t>**Inventario (Escritura)**</w:t>
+            </w:r>
+          </w:p>
+        </w:tc>
+        <w:tc>
+          <w:tcPr>
+            <w:tcW w:type="dxa" w:w="2160"/>
+          </w:tcPr>
+          <w:p>
+            <w:r>
+              <w:t>✅ Sí</w:t>
+            </w:r>
+          </w:p>
+        </w:tc>
+        <w:tc>
+          <w:tcPr>
+            <w:tcW w:type="dxa" w:w="2160"/>
+          </w:tcPr>
+          <w:p>
+            <w:r>
+              <w:t>✅ Sí</w:t>
+            </w:r>
+          </w:p>
+        </w:tc>
+        <w:tc>
+          <w:tcPr>
+            <w:tcW w:type="dxa" w:w="2160"/>
+          </w:tcPr>
+          <w:p>
+            <w:r>
+              <w:t>❌ No</w:t>
+            </w:r>
+          </w:p>
+        </w:tc>
+      </w:tr>
+      <w:tr>
+        <w:tc>
+          <w:tcPr>
+            <w:tcW w:type="dxa" w:w="2160"/>
+          </w:tcPr>
+          <w:p>
+            <w:r>
+              <w:t>**Caja / Finanzas**</w:t>
+            </w:r>
+          </w:p>
+        </w:tc>
+        <w:tc>
+          <w:tcPr>
+            <w:tcW w:type="dxa" w:w="2160"/>
+          </w:tcPr>
+          <w:p>
+            <w:r>
+              <w:t>✅ Sí</w:t>
+            </w:r>
+          </w:p>
+        </w:tc>
+        <w:tc>
+          <w:tcPr>
+            <w:tcW w:type="dxa" w:w="2160"/>
+          </w:tcPr>
+          <w:p>
+            <w:r>
+              <w:t>❌ No</w:t>
+            </w:r>
+          </w:p>
+        </w:tc>
+        <w:tc>
+          <w:tcPr>
+            <w:tcW w:type="dxa" w:w="2160"/>
+          </w:tcPr>
+          <w:p>
+            <w:r>
+              <w:t>❌ No</w:t>
+            </w:r>
+          </w:p>
+        </w:tc>
+      </w:tr>
+      <w:tr>
+        <w:tc>
+          <w:tcPr>
+            <w:tcW w:type="dxa" w:w="2160"/>
+          </w:tcPr>
+          <w:p>
+            <w:r>
+              <w:t>**Deudas**</w:t>
+            </w:r>
+          </w:p>
+        </w:tc>
+        <w:tc>
+          <w:tcPr>
+            <w:tcW w:type="dxa" w:w="2160"/>
+          </w:tcPr>
+          <w:p>
+            <w:r>
+              <w:t>✅ Sí</w:t>
+            </w:r>
+          </w:p>
+        </w:tc>
+        <w:tc>
+          <w:tcPr>
+            <w:tcW w:type="dxa" w:w="2160"/>
+          </w:tcPr>
+          <w:p>
+            <w:r>
+              <w:t>❌ No</w:t>
+            </w:r>
+          </w:p>
+        </w:tc>
+        <w:tc>
+          <w:tcPr>
+            <w:tcW w:type="dxa" w:w="2160"/>
+          </w:tcPr>
+          <w:p>
+            <w:r>
+              <w:t>❌ No</w:t>
+            </w:r>
+          </w:p>
+        </w:tc>
+      </w:tr>
+      <w:tr>
+        <w:tc>
+          <w:tcPr>
+            <w:tcW w:type="dxa" w:w="2160"/>
+          </w:tcPr>
+          <w:p>
+            <w:r>
+              <w:t>**Reparaciones (Nueva)**</w:t>
+            </w:r>
+          </w:p>
+        </w:tc>
+        <w:tc>
+          <w:tcPr>
+            <w:tcW w:type="dxa" w:w="2160"/>
+          </w:tcPr>
+          <w:p>
+            <w:r>
+              <w:t>✅ Sí</w:t>
+            </w:r>
+          </w:p>
+        </w:tc>
+        <w:tc>
+          <w:tcPr>
+            <w:tcW w:type="dxa" w:w="2160"/>
+          </w:tcPr>
+          <w:p>
+            <w:r>
+              <w:t>✅ Sí</w:t>
+            </w:r>
+          </w:p>
+        </w:tc>
+        <w:tc>
+          <w:tcPr>
+            <w:tcW w:type="dxa" w:w="2160"/>
+          </w:tcPr>
+          <w:p>
+            <w:r>
+              <w:t>❌ No</w:t>
+            </w:r>
+          </w:p>
+        </w:tc>
+      </w:tr>
+      <w:tr>
+        <w:tc>
+          <w:tcPr>
+            <w:tcW w:type="dxa" w:w="2160"/>
+          </w:tcPr>
+          <w:p>
+            <w:r>
+              <w:t>**Reparaciones (Seguimiento)**</w:t>
+            </w:r>
+          </w:p>
+        </w:tc>
+        <w:tc>
+          <w:tcPr>
+            <w:tcW w:type="dxa" w:w="2160"/>
+          </w:tcPr>
+          <w:p>
+            <w:r>
+              <w:t>✅ Sí</w:t>
+            </w:r>
+          </w:p>
+        </w:tc>
+        <w:tc>
+          <w:tcPr>
+            <w:tcW w:type="dxa" w:w="2160"/>
+          </w:tcPr>
+          <w:p>
+            <w:r>
+              <w:t>✅ Sí</w:t>
+            </w:r>
+          </w:p>
+        </w:tc>
+        <w:tc>
+          <w:tcPr>
+            <w:tcW w:type="dxa" w:w="2160"/>
+          </w:tcPr>
+          <w:p>
+            <w:r>
+              <w:t>✅ Sí</w:t>
+            </w:r>
+          </w:p>
+        </w:tc>
+      </w:tr>
+    </w:tbl>
+    <w:p/>
+    <w:p>
+      <w:r>
+        <w:t>---</w:t>
+      </w:r>
+    </w:p>
+    <w:p>
+      <w:pPr>
+        <w:pStyle w:val="Heading2"/>
+      </w:pPr>
+      <w:r>
+        <w:t>🏛️ Detalle de Roles</w:t>
+      </w:r>
+    </w:p>
+    <w:p>
+      <w:pPr>
+        <w:pStyle w:val="Heading3"/>
+      </w:pPr>
+      <w:r>
+        <w:t>1. 🔥 Administrador (Admin)</w:t>
+      </w:r>
+    </w:p>
+    <w:p>
+      <w:r>
+        <w:t>Tiene control absoluto sobre el sistema. Es el único que puede:</w:t>
+      </w:r>
+    </w:p>
+    <w:p>
+      <w:pPr>
+        <w:pStyle w:val="ListBullet"/>
+      </w:pPr>
+      <w:r>
+        <w:t>Ver métricas financieras reales (Ingresos, Gastos, Flujo de Caja).</w:t>
+      </w:r>
+    </w:p>
+    <w:p>
+      <w:pPr>
+        <w:pStyle w:val="ListBullet"/>
+      </w:pPr>
+      <w:r>
+        <w:t>Gestionar (Crear, Editar, Eliminar) el equipo de trabajo.</w:t>
+      </w:r>
+    </w:p>
+    <w:p>
+      <w:pPr>
+        <w:pStyle w:val="ListBullet"/>
+      </w:pPr>
+      <w:r>
+        <w:t>Modificar precios de compra y venta en el inventario.</w:t>
+      </w:r>
+    </w:p>
+    <w:p>
+      <w:pPr>
+        <w:pStyle w:val="Heading3"/>
+      </w:pPr>
+      <w:r>
+        <w:t>2. 💼 Recepcionista (Recepcion)</w:t>
+      </w:r>
+    </w:p>
+    <w:p>
+      <w:r>
+        <w:t>Enfocado en la atención al cliente y la entrada de productos. Sus funciones incluyen:</w:t>
+      </w:r>
+    </w:p>
+    <w:p>
+      <w:pPr>
+        <w:pStyle w:val="ListBullet"/>
+      </w:pPr>
+      <w:r>
+        <w:t>Registrar nuevos productos o relojes nuevos/usados en el inventario.</w:t>
+      </w:r>
+    </w:p>
+    <w:p>
+      <w:pPr>
+        <w:pStyle w:val="ListBullet"/>
+      </w:pPr>
+      <w:r>
+        <w:t>Crear tickets de reparación (Ingreso de relojes al taller).</w:t>
+      </w:r>
+    </w:p>
+    <w:p>
+      <w:pPr>
+        <w:pStyle w:val="ListBullet"/>
+      </w:pPr>
+      <w:r>
+        <w:t>Consultar estados para informar a los clientes.</w:t>
+      </w:r>
+    </w:p>
+    <w:p>
+      <w:pPr>
+        <w:pStyle w:val="ListBullet"/>
+      </w:pPr>
+      <w:r>
+        <w:t>*Nota: No tiene acceso a módulos financieros ni de personal.*</w:t>
+      </w:r>
+    </w:p>
+    <w:p>
+      <w:pPr>
+        <w:pStyle w:val="Heading3"/>
+      </w:pPr>
+      <w:r>
+        <w:t>3. ⚙️ Técnico Especialista (Tecnico)</w:t>
+      </w:r>
+    </w:p>
+    <w:p>
+      <w:r>
+        <w:t>Su acceso está optimizado para la operatividad del taller:</w:t>
+      </w:r>
+    </w:p>
+    <w:p>
+      <w:pPr>
+        <w:pStyle w:val="ListBullet"/>
+      </w:pPr>
+      <w:r>
+        <w:t>Consultar el inventario de repuestos para su uso en diagnósticos.</w:t>
+      </w:r>
+    </w:p>
+    <w:p>
+      <w:pPr>
+        <w:pStyle w:val="ListBullet"/>
+      </w:pPr>
+      <w:r>
+        <w:t>Ver y actualizar el estado de reparaciones asignadas.</w:t>
+      </w:r>
+    </w:p>
+    <w:p>
+      <w:pPr>
+        <w:pStyle w:val="ListBullet"/>
+      </w:pPr>
+      <w:r>
+        <w:t>*Nota: Su interfaz es más limpia, ocultando botones de "Nuevo Producto", "Eliminar" o "Finanzas".*</w:t>
+      </w:r>
+    </w:p>
+    <w:p>
+      <w:r>
+        <w:t>---</w:t>
+      </w:r>
+    </w:p>
+    <w:p>
+      <w:pPr>
+        <w:pStyle w:val="Heading2"/>
+      </w:pPr>
+      <w:r>
+        <w:t>🛡️ Implementación Técnica</w:t>
+      </w:r>
+    </w:p>
+    <w:p>
+      <w:r>
+        <w:t>La seguridad se maneja mediante:</w:t>
+      </w:r>
+    </w:p>
+    <w:p>
+      <w:pPr>
+        <w:pStyle w:val="ListNumber"/>
+      </w:pPr>
+      <w:r>
+        <w:t xml:space="preserve"> **Sidebar Dinámico:** El menú lateral filtra los enlaces según el `rol` almacenado en el `AuthProvider`.</w:t>
+      </w:r>
+    </w:p>
+    <w:p>
+      <w:pPr>
+        <w:pStyle w:val="ListNumber"/>
+      </w:pPr>
+      <w:r>
+        <w:t xml:space="preserve"> **Protección de Rutas:** Las páginas sensibles verifican el `rol` del usuario y redirigen si es necesario.</w:t>
+      </w:r>
+    </w:p>
+    <w:p>
+      <w:pPr>
+        <w:pStyle w:val="ListNumber"/>
+      </w:pPr>
+      <w:r>
+        <w:t xml:space="preserve"> **Filtrado de UI:** Botones específicos (ej. "➕ Nuevo Producto") se ocultan usando condicionales `rol !== 'tecnico'`.</w:t>
+      </w:r>
+    </w:p>
+    <w:p>
+      <w:r>
+        <w:br w:type="page"/>
+      </w:r>
+    </w:p>
+    <w:p>
+      <w:pPr>
+        <w:pStyle w:val="Heading1"/>
+      </w:pPr>
+      <w:r>
+        <w:t>DATABASE</w:t>
       </w:r>
     </w:p>
     <w:p>
@@ -1312,58 +6438,244 @@
     </w:p>
     <w:p>
       <w:pPr>
-        <w:pStyle w:val="Heading2"/>
+        <w:pStyle w:val="Heading3"/>
       </w:pPr>
       <w:r>
-        <w:t>🚧 Tablas en Desarrollo (Próximamente)</w:t>
+        <w:t>4. `clientes`</w:t>
       </w:r>
     </w:p>
     <w:p>
-      <w:pPr>
-        <w:pStyle w:val="NoSpacing"/>
-      </w:pPr>
       <w:r>
-        <w:t>| Tabla | Propósito |</w:t>
+        <w:t>Módulo de gestión de clientes para facturación y seguimiento.</w:t>
       </w:r>
     </w:p>
     <w:p>
       <w:pPr>
-        <w:pStyle w:val="NoSpacing"/>
+        <w:pStyle w:val="ListBullet"/>
       </w:pPr>
       <w:r>
-        <w:t>| :--- | :--- |</w:t>
+        <w:t>**`id`** (UUID, PK): Identificador único.</w:t>
       </w:r>
     </w:p>
     <w:p>
       <w:pPr>
-        <w:pStyle w:val="NoSpacing"/>
+        <w:pStyle w:val="ListBullet"/>
       </w:pPr>
       <w:r>
-        <w:t>| `reparaciones` | Seguimiento de tickets, diagnósticos y técnicos asignados. |</w:t>
+        <w:t>**`nombre_completo`** (TEXT): Nombre y apellidos del cliente.</w:t>
       </w:r>
     </w:p>
     <w:p>
       <w:pPr>
-        <w:pStyle w:val="NoSpacing"/>
+        <w:pStyle w:val="ListBullet"/>
       </w:pPr>
       <w:r>
-        <w:t>| `transacciones` | Registro histórico de ingresos y egresos (Caja). |</w:t>
+        <w:t>**`telefono`** (TEXT): Contacto principal (WhatsApp).</w:t>
       </w:r>
     </w:p>
     <w:p>
       <w:pPr>
-        <w:pStyle w:val="NoSpacing"/>
+        <w:pStyle w:val="ListBullet"/>
       </w:pPr>
       <w:r>
-        <w:t>| `deudas` | Cuentas por cobrar (clientes) y pagar (proveedores). |</w:t>
+        <w:t>**`email`** (TEXT): Correo opcional.</w:t>
       </w:r>
     </w:p>
     <w:p>
       <w:pPr>
+        <w:pStyle w:val="ListBullet"/>
+      </w:pPr>
+      <w:r>
+        <w:t>**`created_at`** (TIMESTAMP): Fecha de registro.</w:t>
+      </w:r>
+    </w:p>
+    <w:p>
+      <w:pPr>
+        <w:pStyle w:val="Heading3"/>
+      </w:pPr>
+      <w:r>
+        <w:t>5. `reparaciones`</w:t>
+      </w:r>
+    </w:p>
+    <w:p>
+      <w:r>
+        <w:t>Núcleo del taller para el seguimiento de servicios técnicos.</w:t>
+      </w:r>
+    </w:p>
+    <w:p>
+      <w:pPr>
+        <w:pStyle w:val="ListBullet"/>
+      </w:pPr>
+      <w:r>
+        <w:t>**`id`** (UUID, PK): Identificador único interno.</w:t>
+      </w:r>
+    </w:p>
+    <w:p>
+      <w:pPr>
+        <w:pStyle w:val="ListBullet"/>
+      </w:pPr>
+      <w:r>
+        <w:t>**`numero_recibo`** (TEXT, UNIQUE): ID visible e importante para el cliente (ej. "REP-0001").</w:t>
+      </w:r>
+    </w:p>
+    <w:p>
+      <w:pPr>
+        <w:pStyle w:val="ListBullet"/>
+      </w:pPr>
+      <w:r>
+        <w:t>**`cliente_id`** (UUID, FK): Relación con `clientes(id)`.</w:t>
+      </w:r>
+    </w:p>
+    <w:p>
+      <w:pPr>
+        <w:pStyle w:val="ListBullet"/>
+      </w:pPr>
+      <w:r>
+        <w:t>**`fecha_ingreso`** (TIMESTAMP): Fecha en que entró el reloj.</w:t>
+      </w:r>
+    </w:p>
+    <w:p>
+      <w:pPr>
+        <w:pStyle w:val="ListBullet"/>
+      </w:pPr>
+      <w:r>
+        <w:t>**`tipo_reloj`** (TEXT): Categoría (Pared, Pulso, Mecánico, etc).</w:t>
+      </w:r>
+    </w:p>
+    <w:p>
+      <w:pPr>
+        <w:pStyle w:val="ListBullet"/>
+      </w:pPr>
+      <w:r>
+        <w:t>**`marca`** (TEXT): Marca del fabricante.</w:t>
+      </w:r>
+    </w:p>
+    <w:p>
+      <w:pPr>
+        <w:pStyle w:val="ListBullet"/>
+      </w:pPr>
+      <w:r>
+        <w:t>**`modelo_descripcion`** (TEXT): Modelo o descripción breve.</w:t>
+      </w:r>
+    </w:p>
+    <w:p>
+      <w:pPr>
+        <w:pStyle w:val="ListBullet"/>
+      </w:pPr>
+      <w:r>
+        <w:t>**`problema_cliente`** (TEXT): Descripción del fallo según el cliente.</w:t>
+      </w:r>
+    </w:p>
+    <w:p>
+      <w:pPr>
+        <w:pStyle w:val="ListBullet"/>
+      </w:pPr>
+      <w:r>
+        <w:t>**`diagnostico_tecnico`** (TEXT): Evaluación técnica profesional.</w:t>
+      </w:r>
+    </w:p>
+    <w:p>
+      <w:pPr>
+        <w:pStyle w:val="ListBullet"/>
+      </w:pPr>
+      <w:r>
+        <w:t>**`tecnico_asignado_id`** (UUID, FK): Relación con `perfiles(id)`.</w:t>
+      </w:r>
+    </w:p>
+    <w:p>
+      <w:pPr>
+        <w:pStyle w:val="ListBullet"/>
+      </w:pPr>
+      <w:r>
+        <w:t>**`estado`** (TEXT): Estado actual del flujo.</w:t>
+      </w:r>
+    </w:p>
+    <w:p>
+      <w:pPr>
+        <w:pStyle w:val="ListBullet"/>
+      </w:pPr>
+      <w:r>
+        <w:t>**`fecha_compromiso`** (TIMESTAMP): Fecha prometida al cliente.</w:t>
+      </w:r>
+    </w:p>
+    <w:p>
+      <w:pPr>
+        <w:pStyle w:val="ListBullet"/>
+      </w:pPr>
+      <w:r>
+        <w:t>**`fecha_fin_reparacion`** (TIMESTAMP): Cuando el técnico termina el trabajo.</w:t>
+      </w:r>
+    </w:p>
+    <w:p>
+      <w:pPr>
+        <w:pStyle w:val="ListBullet"/>
+      </w:pPr>
+      <w:r>
+        <w:t>**`fecha_entrega`** (TIMESTAMP): Cuando el cliente retira el reloj.</w:t>
+      </w:r>
+    </w:p>
+    <w:p>
+      <w:pPr>
+        <w:pStyle w:val="ListBullet"/>
+      </w:pPr>
+      <w:r>
+        <w:t>**`precio_final`** (NUMERIC): Costo total pactado.</w:t>
+      </w:r>
+    </w:p>
+    <w:p>
+      <w:pPr>
+        <w:pStyle w:val="ListBullet"/>
+      </w:pPr>
+      <w:r>
+        <w:t>**`abono`** (NUMERIC): Anticipo entregado.</w:t>
+      </w:r>
+    </w:p>
+    <w:p>
+      <w:pPr>
+        <w:pStyle w:val="ListBullet"/>
+      </w:pPr>
+      <w:r>
+        <w:t>**`saldo_pendiente`** (NUMERIC): Calculado (`precio_final - abono`).</w:t>
+      </w:r>
+    </w:p>
+    <w:p>
+      <w:pPr>
+        <w:pStyle w:val="ListBullet"/>
+      </w:pPr>
+      <w:r>
+        <w:t>**`metodo_pago`** (TEXT): Efectivo, Tarjeta, Transferencia.</w:t>
+      </w:r>
+    </w:p>
+    <w:p>
+      <w:pPr>
+        <w:pStyle w:val="ListBullet"/>
+      </w:pPr>
+      <w:r>
+        <w:t>**`notas_internas`** (TEXT): Información privada para el taller.</w:t>
+      </w:r>
+    </w:p>
+    <w:p>
+      <w:pPr>
+        <w:pStyle w:val="ListBullet"/>
+      </w:pPr>
+      <w:r>
+        <w:t>**`veces_garantia`** (INTEGER): Contador de retornos por el mismo servicio.</w:t>
+      </w:r>
+    </w:p>
+    <w:p>
+      <w:pPr>
+        <w:pStyle w:val="ListBullet"/>
+      </w:pPr>
+      <w:r>
+        <w:t>**`created_at`** (TIMESTAMP): Registro automático.</w:t>
+      </w:r>
+    </w:p>
+    <w:p>
+      <w:pPr>
         <w:pStyle w:val="Heading2"/>
       </w:pPr>
       <w:r>
-        <w:t>📐 Diagrama de Relaciones (E/R)</w:t>
+        <w:t>📐 Diagrama de Relaciones Actualizado (E/R)</w:t>
       </w:r>
     </w:p>
     <w:p>
@@ -1377,27 +6689,18 @@
       </w:r>
     </w:p>
     <w:p>
-      <w:pPr>
-        <w:pStyle w:val="NoSpacing"/>
-      </w:pPr>
       <w:r>
         <w:t>categorias ||--o{ inventario : "contiene"</w:t>
       </w:r>
     </w:p>
     <w:p>
-      <w:pPr>
-        <w:pStyle w:val="NoSpacing"/>
-      </w:pPr>
       <w:r>
-        <w:t>perfiles ||--o{ reparaciones : "técnico asignado"</w:t>
+        <w:t>clientes ||--o{ reparaciones : "posee"</w:t>
       </w:r>
     </w:p>
     <w:p>
-      <w:pPr>
-        <w:pStyle w:val="NoSpacing"/>
-      </w:pPr>
       <w:r>
-        <w:t>inventario ||--o{ reparaciones_insumos : "usado en"</w:t>
+        <w:t>perfiles ||--o{ reparaciones : "técnico asignado"</w:t>
       </w:r>
     </w:p>
     <w:p>
@@ -1432,7 +6735,7 @@
     </w:p>
     <w:p>
       <w:r>
-        <w:t>categorias {</w:t>
+        <w:t>clientes {</w:t>
       </w:r>
     </w:p>
     <w:p>
@@ -1442,7 +6745,57 @@
     </w:p>
     <w:p>
       <w:r>
-        <w:t>text nombre</w:t>
+        <w:t>text nombre_completo</w:t>
+      </w:r>
+    </w:p>
+    <w:p>
+      <w:r>
+        <w:t>text telefono</w:t>
+      </w:r>
+    </w:p>
+    <w:p>
+      <w:r>
+        <w:t>}</w:t>
+      </w:r>
+    </w:p>
+    <w:p>
+      <w:r>
+        <w:t>reparaciones {</w:t>
+      </w:r>
+    </w:p>
+    <w:p>
+      <w:r>
+        <w:t>uuid id PK</w:t>
+      </w:r>
+    </w:p>
+    <w:p>
+      <w:r>
+        <w:t>text numero_ticket</w:t>
+      </w:r>
+    </w:p>
+    <w:p>
+      <w:r>
+        <w:t>uuid cliente_id FK</w:t>
+      </w:r>
+    </w:p>
+    <w:p>
+      <w:r>
+        <w:t>text estado</w:t>
+      </w:r>
+    </w:p>
+    <w:p>
+      <w:r>
+        <w:t>numeric costo_total</w:t>
+      </w:r>
+    </w:p>
+    <w:p>
+      <w:r>
+        <w:t>numeric abono</w:t>
+      </w:r>
+    </w:p>
+    <w:p>
+      <w:r>
+        <w:t>uuid tecnico_asignado_id FK</w:t>
       </w:r>
     </w:p>
     <w:p>
@@ -1467,26 +6820,6 @@
     </w:p>
     <w:p>
       <w:r>
-        <w:t>text nombre</w:t>
-      </w:r>
-    </w:p>
-    <w:p>
-      <w:r>
-        <w:t>numeric precio_compra</w:t>
-      </w:r>
-    </w:p>
-    <w:p>
-      <w:r>
-        <w:t>numeric precio_venta</w:t>
-      </w:r>
-    </w:p>
-    <w:p>
-      <w:r>
-        <w:t>int stock_actual</w:t>
-      </w:r>
-    </w:p>
-    <w:p>
-      <w:r>
         <w:t>uuid categoria_id FK</w:t>
       </w:r>
     </w:p>
@@ -1501,557 +6834,8 @@
       </w:r>
     </w:p>
     <w:p>
-      <w:pPr>
-        <w:pStyle w:val="Heading1"/>
-      </w:pPr>
       <w:r>
-        <w:t>Roles permissions</w:t>
-      </w:r>
-    </w:p>
-    <w:p>
-      <w:pPr>
-        <w:pStyle w:val="Heading2"/>
-      </w:pPr>
-      <w:r>
-        <w:t>🔑 Roles y Permisos</w:t>
-      </w:r>
-    </w:p>
-    <w:p>
-      <w:r>
-        <w:t>El sistema utiliza **Control de Acceso Basado en Roles (RBAC)** para garantizar que cada miembro del equipo acceda únicamente a las funciones necesarias para su trabajo.</w:t>
-      </w:r>
-    </w:p>
-    <w:p>
-      <w:pPr>
-        <w:pStyle w:val="Heading2"/>
-      </w:pPr>
-      <w:r>
-        <w:t>👥 Niveles de Acceso</w:t>
-      </w:r>
-    </w:p>
-    <w:p>
-      <w:pPr>
-        <w:pStyle w:val="NoSpacing"/>
-      </w:pPr>
-      <w:r>
-        <w:t>| Módulo | Administrador (Admin) | Recepcionista (Recepcion) | Técnico (Tecnico) |</w:t>
-      </w:r>
-    </w:p>
-    <w:p>
-      <w:pPr>
-        <w:pStyle w:val="NoSpacing"/>
-      </w:pPr>
-      <w:r>
-        <w:t>| :--- | :---: | :---: | :---: |</w:t>
-      </w:r>
-    </w:p>
-    <w:p>
-      <w:pPr>
-        <w:pStyle w:val="NoSpacing"/>
-      </w:pPr>
-      <w:r>
-        <w:t>| **Dashboard** | ✅ Total | ✅ Parcial | ✅ Parcial |</w:t>
-      </w:r>
-    </w:p>
-    <w:p>
-      <w:pPr>
-        <w:pStyle w:val="NoSpacing"/>
-      </w:pPr>
-      <w:r>
-        <w:t>| **Gestión de Equipo** | ✅ Sí | ❌ No | ❌ No |</w:t>
-      </w:r>
-    </w:p>
-    <w:p>
-      <w:pPr>
-        <w:pStyle w:val="NoSpacing"/>
-      </w:pPr>
-      <w:r>
-        <w:t>| **Inventario (Lectura)** | ✅ Sí | ✅ Sí | ✅ Sí |</w:t>
-      </w:r>
-    </w:p>
-    <w:p>
-      <w:pPr>
-        <w:pStyle w:val="NoSpacing"/>
-      </w:pPr>
-      <w:r>
-        <w:t>| **Inventario (Escritura)** | ✅ Sí | ✅ Sí | ❌ No |</w:t>
-      </w:r>
-    </w:p>
-    <w:p>
-      <w:pPr>
-        <w:pStyle w:val="NoSpacing"/>
-      </w:pPr>
-      <w:r>
-        <w:t>| **Caja / Finanzas** | ✅ Sí | ❌ No | ❌ No |</w:t>
-      </w:r>
-    </w:p>
-    <w:p>
-      <w:pPr>
-        <w:pStyle w:val="NoSpacing"/>
-      </w:pPr>
-      <w:r>
-        <w:t>| **Deudas** | ✅ Sí | ❌ No | ❌ No |</w:t>
-      </w:r>
-    </w:p>
-    <w:p>
-      <w:pPr>
-        <w:pStyle w:val="NoSpacing"/>
-      </w:pPr>
-      <w:r>
-        <w:t>| **Reparaciones (Nueva)** | ✅ Sí | ✅ Sí | ❌ No |</w:t>
-      </w:r>
-    </w:p>
-    <w:p>
-      <w:pPr>
-        <w:pStyle w:val="NoSpacing"/>
-      </w:pPr>
-      <w:r>
-        <w:t>| **Reparaciones (Seguimiento)** | ✅ Sí | ✅ Sí | ✅ Sí |</w:t>
-      </w:r>
-    </w:p>
-    <w:p>
-      <w:r>
-        <w:t>---</w:t>
-      </w:r>
-    </w:p>
-    <w:p>
-      <w:pPr>
-        <w:pStyle w:val="Heading2"/>
-      </w:pPr>
-      <w:r>
-        <w:t>🏛️ Detalle de Roles</w:t>
-      </w:r>
-    </w:p>
-    <w:p>
-      <w:pPr>
-        <w:pStyle w:val="Heading3"/>
-      </w:pPr>
-      <w:r>
-        <w:t>1. 🔥 Administrador (Admin)</w:t>
-      </w:r>
-    </w:p>
-    <w:p>
-      <w:r>
-        <w:t>Tiene control absoluto sobre el sistema. Es el único que puede:</w:t>
-      </w:r>
-    </w:p>
-    <w:p>
-      <w:pPr>
-        <w:pStyle w:val="ListBullet"/>
-      </w:pPr>
-      <w:r>
-        <w:t>Ver métricas financieras reales (Ingresos, Gastos, Flujo de Caja).</w:t>
-      </w:r>
-    </w:p>
-    <w:p>
-      <w:pPr>
-        <w:pStyle w:val="ListBullet"/>
-      </w:pPr>
-      <w:r>
-        <w:t>Gestionar (Crear, Editar, Eliminar) el equipo de trabajo.</w:t>
-      </w:r>
-    </w:p>
-    <w:p>
-      <w:pPr>
-        <w:pStyle w:val="ListBullet"/>
-      </w:pPr>
-      <w:r>
-        <w:t>Modificar precios de compra y venta en el inventario.</w:t>
-      </w:r>
-    </w:p>
-    <w:p>
-      <w:pPr>
-        <w:pStyle w:val="Heading3"/>
-      </w:pPr>
-      <w:r>
-        <w:t>2. 💼 Recepcionista (Recepcion)</w:t>
-      </w:r>
-    </w:p>
-    <w:p>
-      <w:r>
-        <w:t>Enfocado en la atención al cliente y la entrada de productos. Sus funciones incluyen:</w:t>
-      </w:r>
-    </w:p>
-    <w:p>
-      <w:pPr>
-        <w:pStyle w:val="ListBullet"/>
-      </w:pPr>
-      <w:r>
-        <w:t>Registrar nuevos productos o relojes nuevos/usados en el inventario.</w:t>
-      </w:r>
-    </w:p>
-    <w:p>
-      <w:pPr>
-        <w:pStyle w:val="ListBullet"/>
-      </w:pPr>
-      <w:r>
-        <w:t>Crear tickets de reparación (Ingreso de relojes al taller).</w:t>
-      </w:r>
-    </w:p>
-    <w:p>
-      <w:pPr>
-        <w:pStyle w:val="ListBullet"/>
-      </w:pPr>
-      <w:r>
-        <w:t>Consultar estados para informar a los clientes.</w:t>
-      </w:r>
-    </w:p>
-    <w:p>
-      <w:pPr>
-        <w:pStyle w:val="ListBullet"/>
-      </w:pPr>
-      <w:r>
-        <w:t>*Nota: No tiene acceso a módulos financieros ni de personal.*</w:t>
-      </w:r>
-    </w:p>
-    <w:p>
-      <w:pPr>
-        <w:pStyle w:val="Heading3"/>
-      </w:pPr>
-      <w:r>
-        <w:t>3. ⚙️ Técnico Especialista (Tecnico)</w:t>
-      </w:r>
-    </w:p>
-    <w:p>
-      <w:r>
-        <w:t>Su acceso está optimizado para la operatividad del taller:</w:t>
-      </w:r>
-    </w:p>
-    <w:p>
-      <w:pPr>
-        <w:pStyle w:val="ListBullet"/>
-      </w:pPr>
-      <w:r>
-        <w:t>Consultar el inventario de repuestos para su uso en diagnósticos.</w:t>
-      </w:r>
-    </w:p>
-    <w:p>
-      <w:pPr>
-        <w:pStyle w:val="ListBullet"/>
-      </w:pPr>
-      <w:r>
-        <w:t>Ver y actualizar el estado de reparaciones asignadas.</w:t>
-      </w:r>
-    </w:p>
-    <w:p>
-      <w:pPr>
-        <w:pStyle w:val="ListBullet"/>
-      </w:pPr>
-      <w:r>
-        <w:t>*Nota: Su interfaz es más limpia, ocultando botones de "Nuevo Producto", "Eliminar" o "Finanzas".*</w:t>
-      </w:r>
-    </w:p>
-    <w:p>
-      <w:r>
-        <w:t>---</w:t>
-      </w:r>
-    </w:p>
-    <w:p>
-      <w:pPr>
-        <w:pStyle w:val="Heading2"/>
-      </w:pPr>
-      <w:r>
-        <w:t>🛡️ Implementación Técnica</w:t>
-      </w:r>
-    </w:p>
-    <w:p>
-      <w:r>
-        <w:t>La seguridad se maneja mediante:</w:t>
-      </w:r>
-    </w:p>
-    <w:p>
-      <w:pPr>
-        <w:pStyle w:val="ListNumber"/>
-      </w:pPr>
-      <w:r>
-        <w:t>**Sidebar Dinámico:** El menú lateral filtra los enlaces según el `rol` almacenado en el `AuthProvider`.</w:t>
-      </w:r>
-    </w:p>
-    <w:p>
-      <w:pPr>
-        <w:pStyle w:val="ListNumber"/>
-      </w:pPr>
-      <w:r>
-        <w:t>**Protección de Rutas:** Las páginas sensibles verifican el `rol` del usuario y redirigen si es necesario.</w:t>
-      </w:r>
-    </w:p>
-    <w:p>
-      <w:pPr>
-        <w:pStyle w:val="ListNumber"/>
-      </w:pPr>
-      <w:r>
-        <w:t>**Filtrado de UI:** Botones específicos (ej. "➕ Nuevo Producto") se ocultan usando condicionales `rol !== 'tecnico'`.</w:t>
-      </w:r>
-    </w:p>
-    <w:p>
-      <w:pPr>
-        <w:pStyle w:val="Heading1"/>
-      </w:pPr>
-      <w:r>
-        <w:t>Rtm</w:t>
-      </w:r>
-    </w:p>
-    <w:p>
-      <w:pPr>
-        <w:pStyle w:val="Heading2"/>
-      </w:pPr>
-      <w:r>
-        <w:t>📋 Matriz de Trazabilidad de Requerimientos (RTM)</w:t>
-      </w:r>
-    </w:p>
-    <w:p>
-      <w:r>
-        <w:t>Este documento rastrea el cumplimiento de los requerimientos definidos en el [PRD](file:///d:/Proyecto%20IA/RELOJERIA%20IA/docs/PRD.md).</w:t>
-      </w:r>
-    </w:p>
-    <w:p>
-      <w:pPr>
-        <w:pStyle w:val="Heading2"/>
-      </w:pPr>
-      <w:r>
-        <w:t>🧩 Trazabilidad Técnica</w:t>
-      </w:r>
-    </w:p>
-    <w:p>
-      <w:pPr>
-        <w:pStyle w:val="Heading2"/>
-      </w:pPr>
-      <w:r>
-        <w:t>🧩 Trazabilidad Técnica Detallada</w:t>
-      </w:r>
-    </w:p>
-    <w:p>
-      <w:pPr>
-        <w:pStyle w:val="NoSpacing"/>
-      </w:pPr>
-      <w:r>
-        <w:t>| ID Req | Módulo / Archivo de Implementación | Estado | Validación (Prueba) |</w:t>
-      </w:r>
-    </w:p>
-    <w:p>
-      <w:pPr>
-        <w:pStyle w:val="NoSpacing"/>
-      </w:pPr>
-      <w:r>
-        <w:t>| :--- | :--- | :---: | :--- |</w:t>
-      </w:r>
-    </w:p>
-    <w:p>
-      <w:pPr>
-        <w:pStyle w:val="NoSpacing"/>
-      </w:pPr>
-      <w:r>
-        <w:t>| **REQ-FUN-001** | `AuthProvider.tsx`, `login/page.tsx` | ✅ | Flujo de login exitoso y manejo de errores. |</w:t>
-      </w:r>
-    </w:p>
-    <w:p>
-      <w:pPr>
-        <w:pStyle w:val="NoSpacing"/>
-      </w:pPr>
-      <w:r>
-        <w:t>| **REQ-FUN-002** | `inventario/page.tsx` | ✅ | Verificación de CRUD (Crear, Leer, Editar, Borrar). |</w:t>
-      </w:r>
-    </w:p>
-    <w:p>
-      <w:pPr>
-        <w:pStyle w:val="NoSpacing"/>
-      </w:pPr>
-      <w:r>
-        <w:t>| **REQ-FUN-003** | `inventario/page.tsx` (Lógica UI) | ✅ | Aparición de badge "REABASTECER" por stock bajo. |</w:t>
-      </w:r>
-    </w:p>
-    <w:p>
-      <w:pPr>
-        <w:pStyle w:val="NoSpacing"/>
-      </w:pPr>
-      <w:r>
-        <w:t>| **REQ-FUN-004** | `inventario/page.tsx` (Header Stats) | ✅ | Cálculo exacto de inversión basado en stock. |</w:t>
-      </w:r>
-    </w:p>
-    <w:p>
-      <w:pPr>
-        <w:pStyle w:val="NoSpacing"/>
-      </w:pPr>
-      <w:r>
-        <w:t>| **REQ-FUN-005** | `admin/usuarios/page.tsx` | ✅ | Gestión de perfiles y estados de activación. |</w:t>
-      </w:r>
-    </w:p>
-    <w:p>
-      <w:pPr>
-        <w:pStyle w:val="NoSpacing"/>
-      </w:pPr>
-      <w:r>
-        <w:t>| **REQ-NFC-001** | `layout.tsx`, `Sidebar.tsx` | ✅ | Cambio a modo móvil en viewport angosto. |</w:t>
-      </w:r>
-    </w:p>
-    <w:p>
-      <w:pPr>
-        <w:pStyle w:val="NoSpacing"/>
-      </w:pPr>
-      <w:r>
-        <w:t>| **REQ-NFC-002** | `globals.css`, `layout.tsx` | ✅ | Sincronización automática con tema del SO. |</w:t>
-      </w:r>
-    </w:p>
-    <w:p>
-      <w:pPr>
-        <w:pStyle w:val="NoSpacing"/>
-      </w:pPr>
-      <w:r>
-        <w:t>| **REQ-NFC-003** | `globals.css`, Clases Tailwind | ✅ | Efectos visuales, degradados y animaciones. |</w:t>
-      </w:r>
-    </w:p>
-    <w:p>
-      <w:pPr>
-        <w:pStyle w:val="NoSpacing"/>
-      </w:pPr>
-      <w:r>
-        <w:t>| **REQ-NFC-004** | `AuthProvider.tsx` (Splash Screen) | ✅ | Pantalla de carga inicial con branding CTR. |</w:t>
-      </w:r>
-    </w:p>
-    <w:p>
-      <w:pPr>
-        <w:pStyle w:val="NoSpacing"/>
-      </w:pPr>
-      <w:r>
-        <w:t>| **REQ-SYS-001** | `lib/supabase.ts` | ✅ | Persistencia de datos en PostgreSQL (Supabase). |</w:t>
-      </w:r>
-    </w:p>
-    <w:p>
-      <w:pPr>
-        <w:pStyle w:val="NoSpacing"/>
-      </w:pPr>
-      <w:r>
-        <w:t>| **REQ-SYS-002** | Estructura `/src/app/` | ✅ | Uso correcto de App Router y Server Components. |</w:t>
-      </w:r>
-    </w:p>
-    <w:p>
-      <w:pPr>
-        <w:pStyle w:val="NoSpacing"/>
-      </w:pPr>
-      <w:r>
-        <w:t>| **REQ-USR-001** | `Sidebar.tsx`, Dashboard | ✅ | Ocultación de finanzas para roles no admins. |</w:t>
-      </w:r>
-    </w:p>
-    <w:p>
-      <w:pPr>
-        <w:pStyle w:val="NoSpacing"/>
-      </w:pPr>
-      <w:r>
-        <w:t>| **REQ-USR-002** | `inventario/page.tsx` (Conditional BTNs) | ✅ | Restricción de acciones de escritura a técnicos. |</w:t>
-      </w:r>
-    </w:p>
-    <w:p>
-      <w:pPr>
-        <w:pStyle w:val="NoSpacing"/>
-      </w:pPr>
-      <w:r>
-        <w:t>| **REQ-DOM-001** | `inventario/page.tsx` (Save Logic) | ✅ | Bloqueo de guardado si el SKU ya existe. |</w:t>
-      </w:r>
-    </w:p>
-    <w:p>
-      <w:pPr>
-        <w:pStyle w:val="NoSpacing"/>
-      </w:pPr>
-      <w:r>
-        <w:t>| **REQ-DOM-002** | `inventario/page.tsx` (Form Inputs) | ✅ | Validación de números positivos y decimales. |</w:t>
-      </w:r>
-    </w:p>
-    <w:p>
-      <w:pPr>
-        <w:pStyle w:val="NoSpacing"/>
-      </w:pPr>
-      <w:r>
-        <w:t>| **REQ-SEC-001** | `ARCHITECTURE.md` (WIP) / Supabase | 🏗️ | *En revision de politicas RLS.* |</w:t>
-      </w:r>
-    </w:p>
-    <w:p>
-      <w:pPr>
-        <w:pStyle w:val="NoSpacing"/>
-      </w:pPr>
-      <w:r>
-        <w:t>| **REQ-SEC-002** | Infraestructura (Vercel/Supabase) | ✅ | Forzado de SSL en todos los dominios. |</w:t>
-      </w:r>
-    </w:p>
-    <w:p>
-      <w:pPr>
-        <w:pStyle w:val="NoSpacing"/>
-      </w:pPr>
-      <w:r>
-        <w:t>| **REQ-SEC-003** | `AuthProvider.tsx` (JWT Config) | ✅ | Expiración de sesión gestionada por Supabase. |</w:t>
-      </w:r>
-    </w:p>
-    <w:p>
-      <w:pPr>
-        <w:pStyle w:val="NoSpacing"/>
-      </w:pPr>
-      <w:r>
-        <w:t>| **REQ-SEC-004** | `lib/supabase.ts` / Next.js | ✅ | Prevención nativa de Inyecciones y XSS. |</w:t>
-      </w:r>
-    </w:p>
-    <w:p>
-      <w:pPr>
-        <w:pStyle w:val="NoSpacing"/>
-      </w:pPr>
-      <w:r>
-        <w:t>| **REQ-REL-001** | Infraestructura (Supabase) | ✅ | Backups diarios automáticos habilitados. |</w:t>
-      </w:r>
-    </w:p>
-    <w:p>
-      <w:pPr>
-        <w:pStyle w:val="NoSpacing"/>
-      </w:pPr>
-      <w:r>
-        <w:t>| **REQ-REL-002** | Infraestructura (Supabase) | ✅ | SLA de disponibilidad del 99.9%. |</w:t>
-      </w:r>
-    </w:p>
-    <w:p>
-      <w:pPr>
-        <w:pStyle w:val="Heading2"/>
-      </w:pPr>
-      <w:r>
-        <w:t>🔑 Leyenda de Estados</w:t>
-      </w:r>
-    </w:p>
-    <w:p>
-      <w:pPr>
-        <w:pStyle w:val="ListBullet"/>
-      </w:pPr>
-      <w:r>
-        <w:t>✅ **Completado:** Implementado en código y verificado.</w:t>
-      </w:r>
-    </w:p>
-    <w:p>
-      <w:pPr>
-        <w:pStyle w:val="ListBullet"/>
-      </w:pPr>
-      <w:r>
-        <w:t>🏗️ **En Desarrollo:** Parte de la fase actual de construcción.</w:t>
-      </w:r>
-    </w:p>
-    <w:p>
-      <w:pPr>
-        <w:pStyle w:val="ListBullet"/>
-      </w:pPr>
-      <w:r>
-        <w:t>⏳ **Pendiente:** Planificado para versiones futuras.</w:t>
-      </w:r>
-    </w:p>
-    <w:p>
-      <w:pPr>
-        <w:pStyle w:val="ListBullet"/>
-      </w:pPr>
-      <w:r>
-        <w:t>🚫 **Cancelado:** Requerimiento descartado o modificado.</w:t>
-      </w:r>
-    </w:p>
-    <w:p>
-      <w:r>
-        <w:t>---</w:t>
-      </w:r>
-    </w:p>
-    <w:p>
-      <w:r>
-        <w:t>*Última actualización: 2026-03-21*</w:t>
+        <w:br w:type="page"/>
       </w:r>
     </w:p>
     <w:sectPr>
